--- a/8.资源管理/2.运行记录类文件/080206-服务数据应用提升情况说明(截止2025年12月).docx
+++ b/8.资源管理/2.运行记录类文件/080206-服务数据应用提升情况说明(截止2025年12月).docx
@@ -1,10 +1,10 @@
 
 <file path=word/document.xml><?xml version="1.0" encoding="utf-8"?>
-<w:document xmlns:ve="http://schemas.openxmlformats.org/markup-compatibility/2006" xmlns:o="urn:schemas-microsoft-com:office:office" xmlns:r="http://schemas.openxmlformats.org/officeDocument/2006/relationships" xmlns:m="http://schemas.openxmlformats.org/officeDocument/2006/math" xmlns:v="urn:schemas-microsoft-com:vml" xmlns:wp="http://schemas.openxmlformats.org/drawingml/2006/wordprocessingDrawing" xmlns:w10="urn:schemas-microsoft-com:office:word" xmlns:w="http://schemas.openxmlformats.org/wordprocessingml/2006/main" xmlns:wne="http://schemas.microsoft.com/office/word/2006/wordml">
+<w:document xmlns:wpc="http://schemas.microsoft.com/office/word/2010/wordprocessingCanvas" xmlns:mc="http://schemas.openxmlformats.org/markup-compatibility/2006" xmlns:o="urn:schemas-microsoft-com:office:office" xmlns:r="http://schemas.openxmlformats.org/officeDocument/2006/relationships" xmlns:m="http://schemas.openxmlformats.org/officeDocument/2006/math" xmlns:v="urn:schemas-microsoft-com:vml" xmlns:wp14="http://schemas.microsoft.com/office/word/2010/wordprocessingDrawing" xmlns:wp="http://schemas.openxmlformats.org/drawingml/2006/wordprocessingDrawing" xmlns:w="http://schemas.openxmlformats.org/wordprocessingml/2006/main" xmlns:w14="http://schemas.microsoft.com/office/word/2010/wordml" xmlns:w10="urn:schemas-microsoft-com:office:word" xmlns:w15="http://schemas.microsoft.com/office/word/2012/wordml" xmlns:wpg="http://schemas.microsoft.com/office/word/2010/wordprocessingGroup" xmlns:wpi="http://schemas.microsoft.com/office/word/2010/wordprocessingInk" xmlns:wne="http://schemas.microsoft.com/office/word/2006/wordml" xmlns:wps="http://schemas.microsoft.com/office/word/2010/wordprocessingShape" xmlns:wpsCustomData="http://www.wps.cn/officeDocument/2013/wpsCustomData" mc:Ignorable="w14 w15 wp14">
   <w:body>
     <w:p>
       <w:pPr>
-        <w:pStyle w:val="ad"/>
+        <w:pStyle w:val="32"/>
         <w:spacing w:after="1440"/>
         <w:rPr>
           <w:rFonts w:hint="default"/>
@@ -15,7 +15,7 @@
     </w:p>
     <w:p>
       <w:pPr>
-        <w:pStyle w:val="ad"/>
+        <w:pStyle w:val="32"/>
         <w:spacing w:after="1440"/>
         <w:rPr>
           <w:rFonts w:hint="default"/>
@@ -25,7 +25,7 @@
     </w:p>
     <w:p>
       <w:pPr>
-        <w:pStyle w:val="ad"/>
+        <w:pStyle w:val="32"/>
         <w:spacing w:after="1440"/>
         <w:rPr>
           <w:rFonts w:hint="default"/>
@@ -44,13 +44,13 @@
     </w:p>
     <w:p>
       <w:pPr>
-        <w:pStyle w:val="a4"/>
+        <w:pStyle w:val="12"/>
         <w:spacing w:line="247" w:lineRule="auto"/>
       </w:pPr>
     </w:p>
     <w:p>
       <w:pPr>
-        <w:pStyle w:val="ae"/>
+        <w:pStyle w:val="33"/>
         <w:spacing w:after="2160"/>
       </w:pPr>
       <w:bookmarkStart w:id="1" w:name="_Toc376"/>
@@ -77,56 +77,17 @@
           <w:sz w:val="36"/>
           <w:szCs w:val="36"/>
         </w:rPr>
-        <w:t>2025</w:t>
+        <w:t>2025年</w:t>
       </w:r>
       <w:r>
         <w:rPr>
-          <w:rFonts w:ascii="宋体" w:hAnsi="宋体" w:cs="宋体"/>
+          <w:rFonts w:hint="eastAsia" w:ascii="宋体" w:hAnsi="宋体" w:cs="宋体"/>
           <w:spacing w:val="-10"/>
           <w:sz w:val="36"/>
           <w:szCs w:val="36"/>
-        </w:rPr>
-        <w:t>年</w:t>
-      </w:r>
-      <w:r>
-        <w:rPr>
-          <w:rFonts w:ascii="宋体" w:hAnsi="宋体" w:cs="宋体" w:hint="eastAsia"/>
-          <w:spacing w:val="-10"/>
-          <w:sz w:val="36"/>
-          <w:szCs w:val="36"/>
-          <w:lang w:eastAsia="zh-CN"/>
-        </w:rPr>
-        <w:t>12</w:t>
-      </w:r>
-      <w:r>
-        <w:rPr>
-          <w:rFonts w:ascii="宋体" w:hAnsi="宋体" w:cs="宋体" w:hint="eastAsia"/>
-          <w:spacing w:val="-10"/>
-          <w:sz w:val="36"/>
-          <w:szCs w:val="36"/>
-          <w:lang w:eastAsia="zh-CN"/>
-        </w:rPr>
-        <w:t>月</w:t>
-      </w:r>
-      <w:r>
-        <w:rPr>
-          <w:rFonts w:ascii="宋体" w:hAnsi="宋体" w:cs="宋体" w:hint="eastAsia"/>
-          <w:spacing w:val="-10"/>
-          <w:sz w:val="36"/>
-          <w:szCs w:val="36"/>
-          <w:lang w:eastAsia="zh-CN"/>
-        </w:rPr>
-        <w:t>20</w:t>
-      </w:r>
-      <w:r>
-        <w:rPr>
-          <w:rFonts w:ascii="宋体" w:hAnsi="宋体" w:cs="宋体" w:hint="eastAsia"/>
-          <w:spacing w:val="-10"/>
-          <w:sz w:val="36"/>
-          <w:szCs w:val="36"/>
-          <w:lang w:eastAsia="zh-CN"/>
-        </w:rPr>
-        <w:t>日</w:t>
+          <w:lang w:eastAsia="zh-CN"/>
+        </w:rPr>
+        <w:t>12月20日</w:t>
       </w:r>
     </w:p>
     <w:p>
@@ -138,10 +99,10 @@
           <w:szCs w:val="36"/>
         </w:rPr>
         <w:sectPr>
-          <w:headerReference w:type="default" r:id="rId8"/>
+          <w:headerReference r:id="rId5" w:type="default"/>
           <w:pgSz w:w="11906" w:h="16839"/>
           <w:pgMar w:top="1097" w:right="1767" w:bottom="0" w:left="1768" w:header="1082" w:footer="0" w:gutter="0"/>
-          <w:cols w:space="720"/>
+          <w:cols w:space="720" w:num="1"/>
         </w:sectPr>
       </w:pPr>
     </w:p>
@@ -164,26 +125,30 @@
           <w:sz w:val="28"/>
           <w:szCs w:val="28"/>
         </w:rPr>
-        <w:lastRenderedPageBreak/>
         <w:t>文档信息</w:t>
       </w:r>
       <w:bookmarkEnd w:id="2"/>
     </w:p>
     <w:tbl>
       <w:tblPr>
-        <w:tblStyle w:val="TableNormal0"/>
+        <w:tblStyle w:val="25"/>
         <w:tblW w:w="8639" w:type="dxa"/>
         <w:tblInd w:w="5" w:type="dxa"/>
         <w:tblBorders>
-          <w:top w:val="single" w:sz="4" w:space="0" w:color="000000"/>
-          <w:left w:val="single" w:sz="4" w:space="0" w:color="000000"/>
-          <w:bottom w:val="single" w:sz="4" w:space="0" w:color="000000"/>
-          <w:right w:val="single" w:sz="4" w:space="0" w:color="000000"/>
-          <w:insideH w:val="single" w:sz="4" w:space="0" w:color="000000"/>
-          <w:insideV w:val="single" w:sz="4" w:space="0" w:color="000000"/>
+          <w:top w:val="single" w:color="000000" w:sz="4" w:space="0"/>
+          <w:left w:val="single" w:color="000000" w:sz="4" w:space="0"/>
+          <w:bottom w:val="single" w:color="000000" w:sz="4" w:space="0"/>
+          <w:right w:val="single" w:color="000000" w:sz="4" w:space="0"/>
+          <w:insideH w:val="single" w:color="000000" w:sz="4" w:space="0"/>
+          <w:insideV w:val="single" w:color="000000" w:sz="4" w:space="0"/>
         </w:tblBorders>
         <w:tblLayout w:type="fixed"/>
-        <w:tblLook w:val="04A0"/>
+        <w:tblCellMar>
+          <w:top w:w="0" w:type="dxa"/>
+          <w:left w:w="0" w:type="dxa"/>
+          <w:bottom w:w="0" w:type="dxa"/>
+          <w:right w:w="0" w:type="dxa"/>
+        </w:tblCellMar>
       </w:tblPr>
       <w:tblGrid>
         <w:gridCol w:w="1702"/>
@@ -193,8 +158,24 @@
         <w:gridCol w:w="1561"/>
       </w:tblGrid>
       <w:tr>
+        <w:tblPrEx>
+          <w:tblBorders>
+            <w:top w:val="single" w:color="000000" w:sz="4" w:space="0"/>
+            <w:left w:val="single" w:color="000000" w:sz="4" w:space="0"/>
+            <w:bottom w:val="single" w:color="000000" w:sz="4" w:space="0"/>
+            <w:right w:val="single" w:color="000000" w:sz="4" w:space="0"/>
+            <w:insideH w:val="single" w:color="000000" w:sz="4" w:space="0"/>
+            <w:insideV w:val="single" w:color="000000" w:sz="4" w:space="0"/>
+          </w:tblBorders>
+          <w:tblCellMar>
+            <w:top w:w="0" w:type="dxa"/>
+            <w:left w:w="0" w:type="dxa"/>
+            <w:bottom w:w="0" w:type="dxa"/>
+            <w:right w:w="0" w:type="dxa"/>
+          </w:tblCellMar>
+        </w:tblPrEx>
         <w:trPr>
-          <w:trHeight w:val="611"/>
+          <w:trHeight w:val="611" w:hRule="atLeast"/>
         </w:trPr>
         <w:tc>
           <w:tcPr>
@@ -202,7 +183,7 @@
           </w:tcPr>
           <w:p>
             <w:pPr>
-              <w:pStyle w:val="TableText"/>
+              <w:pStyle w:val="26"/>
               <w:spacing w:before="139" w:line="220" w:lineRule="auto"/>
               <w:ind w:left="224"/>
             </w:pPr>
@@ -221,10 +202,11 @@
           </w:tcPr>
           <w:p>
             <w:pPr>
-              <w:pStyle w:val="TableText"/>
+              <w:pStyle w:val="26"/>
               <w:spacing w:before="139" w:line="220" w:lineRule="auto"/>
               <w:ind w:left="108"/>
               <w:rPr>
+                <w:rFonts w:hint="eastAsia" w:eastAsia="宋体"/>
                 <w:lang w:eastAsia="zh-CN"/>
               </w:rPr>
             </w:pPr>
@@ -232,22 +214,70 @@
               <w:rPr>
                 <w:rFonts w:hint="eastAsia"/>
                 <w:spacing w:val="-1"/>
-                <w:lang w:eastAsia="zh-CN"/>
+                <w:lang w:val="en-US" w:eastAsia="zh-CN"/>
               </w:rPr>
-              <w:t>最终软件库</w:t>
+              <w:t>服务数据</w:t>
             </w:r>
+            <w:bookmarkStart w:id="10" w:name="_GoBack"/>
+            <w:bookmarkEnd w:id="10"/>
             <w:r>
               <w:rPr>
                 <w:spacing w:val="-1"/>
               </w:rPr>
-              <w:t>应用提升情况说明</w:t>
+              <w:t>应</w:t>
+            </w:r>
+            <w:r>
+              <w:rPr>
+                <w:rFonts w:ascii="宋体" w:hAnsi="宋体" w:eastAsia="宋体" w:cs="宋体"/>
+                <w:spacing w:val="-1"/>
+              </w:rPr>
+              <w:t>用提升情况说明</w:t>
+            </w:r>
+            <w:r>
+              <w:rPr>
+                <w:rFonts w:hint="eastAsia" w:ascii="宋体" w:hAnsi="宋体" w:eastAsia="宋体" w:cs="宋体"/>
+                <w:spacing w:val="-1"/>
+                <w:lang w:eastAsia="zh-CN"/>
+              </w:rPr>
+              <w:t>（</w:t>
+            </w:r>
+            <w:r>
+              <w:rPr>
+                <w:rFonts w:ascii="宋体" w:hAnsi="宋体" w:eastAsia="宋体" w:cs="宋体"/>
+                <w:spacing w:val="-1"/>
+              </w:rPr>
+              <w:t>JSYC-ITSS-FWSJYYTS</w:t>
+            </w:r>
+            <w:r>
+              <w:rPr>
+                <w:rFonts w:hint="eastAsia" w:ascii="宋体" w:hAnsi="宋体" w:eastAsia="宋体" w:cs="宋体"/>
+                <w:spacing w:val="-1"/>
+                <w:lang w:eastAsia="zh-CN"/>
+              </w:rPr>
+              <w:t>）</w:t>
             </w:r>
           </w:p>
         </w:tc>
       </w:tr>
       <w:tr>
+        <w:tblPrEx>
+          <w:tblBorders>
+            <w:top w:val="single" w:color="000000" w:sz="4" w:space="0"/>
+            <w:left w:val="single" w:color="000000" w:sz="4" w:space="0"/>
+            <w:bottom w:val="single" w:color="000000" w:sz="4" w:space="0"/>
+            <w:right w:val="single" w:color="000000" w:sz="4" w:space="0"/>
+            <w:insideH w:val="single" w:color="000000" w:sz="4" w:space="0"/>
+            <w:insideV w:val="single" w:color="000000" w:sz="4" w:space="0"/>
+          </w:tblBorders>
+          <w:tblCellMar>
+            <w:top w:w="0" w:type="dxa"/>
+            <w:left w:w="0" w:type="dxa"/>
+            <w:bottom w:w="0" w:type="dxa"/>
+            <w:right w:w="0" w:type="dxa"/>
+          </w:tblCellMar>
+        </w:tblPrEx>
         <w:trPr>
-          <w:trHeight w:val="606"/>
+          <w:trHeight w:val="606" w:hRule="atLeast"/>
         </w:trPr>
         <w:tc>
           <w:tcPr>
@@ -255,7 +285,7 @@
           </w:tcPr>
           <w:p>
             <w:pPr>
-              <w:pStyle w:val="TableText"/>
+              <w:pStyle w:val="26"/>
               <w:spacing w:before="136" w:line="220" w:lineRule="auto"/>
               <w:ind w:left="434"/>
             </w:pPr>
@@ -274,7 +304,7 @@
           </w:tcPr>
           <w:p>
             <w:pPr>
-              <w:pStyle w:val="TableText"/>
+              <w:pStyle w:val="26"/>
               <w:spacing w:before="137" w:line="219" w:lineRule="auto"/>
               <w:ind w:left="108"/>
             </w:pPr>
@@ -288,8 +318,24 @@
         </w:tc>
       </w:tr>
       <w:tr>
+        <w:tblPrEx>
+          <w:tblBorders>
+            <w:top w:val="single" w:color="000000" w:sz="4" w:space="0"/>
+            <w:left w:val="single" w:color="000000" w:sz="4" w:space="0"/>
+            <w:bottom w:val="single" w:color="000000" w:sz="4" w:space="0"/>
+            <w:right w:val="single" w:color="000000" w:sz="4" w:space="0"/>
+            <w:insideH w:val="single" w:color="000000" w:sz="4" w:space="0"/>
+            <w:insideV w:val="single" w:color="000000" w:sz="4" w:space="0"/>
+          </w:tblBorders>
+          <w:tblCellMar>
+            <w:top w:w="0" w:type="dxa"/>
+            <w:left w:w="0" w:type="dxa"/>
+            <w:bottom w:w="0" w:type="dxa"/>
+            <w:right w:w="0" w:type="dxa"/>
+          </w:tblCellMar>
+        </w:tblPrEx>
         <w:trPr>
-          <w:trHeight w:val="606"/>
+          <w:trHeight w:val="606" w:hRule="atLeast"/>
         </w:trPr>
         <w:tc>
           <w:tcPr>
@@ -297,7 +343,7 @@
           </w:tcPr>
           <w:p>
             <w:pPr>
-              <w:pStyle w:val="TableText"/>
+              <w:pStyle w:val="26"/>
               <w:spacing w:before="139" w:line="219" w:lineRule="auto"/>
               <w:ind w:left="434"/>
             </w:pPr>
@@ -315,7 +361,7 @@
           </w:tcPr>
           <w:p>
             <w:pPr>
-              <w:pStyle w:val="TableText"/>
+              <w:pStyle w:val="26"/>
               <w:spacing w:before="139" w:line="219" w:lineRule="auto"/>
               <w:ind w:left="360"/>
             </w:pPr>
@@ -333,7 +379,7 @@
           </w:tcPr>
           <w:p>
             <w:pPr>
-              <w:pStyle w:val="TableText"/>
+              <w:pStyle w:val="26"/>
               <w:spacing w:before="139" w:line="219" w:lineRule="auto"/>
               <w:ind w:left="645"/>
             </w:pPr>
@@ -351,7 +397,7 @@
           </w:tcPr>
           <w:p>
             <w:pPr>
-              <w:pStyle w:val="TableText"/>
+              <w:pStyle w:val="26"/>
               <w:spacing w:before="139" w:line="220" w:lineRule="auto"/>
               <w:ind w:left="593"/>
             </w:pPr>
@@ -381,7 +427,7 @@
           </w:tcPr>
           <w:p>
             <w:pPr>
-              <w:pStyle w:val="TableText"/>
+              <w:pStyle w:val="26"/>
               <w:spacing w:before="139" w:line="220" w:lineRule="auto"/>
               <w:ind w:left="586"/>
             </w:pPr>
@@ -395,8 +441,24 @@
         </w:tc>
       </w:tr>
       <w:tr>
+        <w:tblPrEx>
+          <w:tblBorders>
+            <w:top w:val="single" w:color="000000" w:sz="4" w:space="0"/>
+            <w:left w:val="single" w:color="000000" w:sz="4" w:space="0"/>
+            <w:bottom w:val="single" w:color="000000" w:sz="4" w:space="0"/>
+            <w:right w:val="single" w:color="000000" w:sz="4" w:space="0"/>
+            <w:insideH w:val="single" w:color="000000" w:sz="4" w:space="0"/>
+            <w:insideV w:val="single" w:color="000000" w:sz="4" w:space="0"/>
+          </w:tblBorders>
+          <w:tblCellMar>
+            <w:top w:w="0" w:type="dxa"/>
+            <w:left w:w="0" w:type="dxa"/>
+            <w:bottom w:w="0" w:type="dxa"/>
+            <w:right w:w="0" w:type="dxa"/>
+          </w:tblCellMar>
+        </w:tblPrEx>
         <w:trPr>
-          <w:trHeight w:val="474"/>
+          <w:trHeight w:val="474" w:hRule="atLeast"/>
         </w:trPr>
         <w:tc>
           <w:tcPr>
@@ -404,7 +466,7 @@
           </w:tcPr>
           <w:p>
             <w:pPr>
-              <w:pStyle w:val="TableText"/>
+              <w:pStyle w:val="26"/>
               <w:spacing w:before="104" w:line="239" w:lineRule="auto"/>
               <w:ind w:left="637"/>
             </w:pPr>
@@ -422,7 +484,7 @@
           </w:tcPr>
           <w:p>
             <w:pPr>
-              <w:pStyle w:val="TableText"/>
+              <w:pStyle w:val="26"/>
               <w:spacing w:before="104"/>
               <w:ind w:left="362"/>
             </w:pPr>
@@ -454,7 +516,7 @@
           </w:tcPr>
           <w:p>
             <w:pPr>
-              <w:pStyle w:val="TableText"/>
+              <w:pStyle w:val="26"/>
               <w:spacing w:before="74" w:line="219" w:lineRule="auto"/>
               <w:ind w:left="647"/>
             </w:pPr>
@@ -472,7 +534,7 @@
           </w:tcPr>
           <w:p>
             <w:pPr>
-              <w:pStyle w:val="TableText"/>
+              <w:pStyle w:val="26"/>
               <w:spacing w:before="75" w:line="220" w:lineRule="auto"/>
               <w:ind w:left="550"/>
               <w:rPr>
@@ -494,7 +556,7 @@
           </w:tcPr>
           <w:p>
             <w:pPr>
-              <w:pStyle w:val="TableText"/>
+              <w:pStyle w:val="26"/>
               <w:spacing w:before="74" w:line="220" w:lineRule="auto"/>
               <w:ind w:left="476"/>
             </w:pPr>
@@ -508,8 +570,24 @@
         </w:tc>
       </w:tr>
       <w:tr>
+        <w:tblPrEx>
+          <w:tblBorders>
+            <w:top w:val="single" w:color="000000" w:sz="4" w:space="0"/>
+            <w:left w:val="single" w:color="000000" w:sz="4" w:space="0"/>
+            <w:bottom w:val="single" w:color="000000" w:sz="4" w:space="0"/>
+            <w:right w:val="single" w:color="000000" w:sz="4" w:space="0"/>
+            <w:insideH w:val="single" w:color="000000" w:sz="4" w:space="0"/>
+            <w:insideV w:val="single" w:color="000000" w:sz="4" w:space="0"/>
+          </w:tblBorders>
+          <w:tblCellMar>
+            <w:top w:w="0" w:type="dxa"/>
+            <w:left w:w="0" w:type="dxa"/>
+            <w:bottom w:w="0" w:type="dxa"/>
+            <w:right w:w="0" w:type="dxa"/>
+          </w:tblCellMar>
+        </w:tblPrEx>
         <w:trPr>
-          <w:trHeight w:val="474"/>
+          <w:trHeight w:val="474" w:hRule="atLeast"/>
         </w:trPr>
         <w:tc>
           <w:tcPr>
@@ -543,8 +621,24 @@
         </w:tc>
       </w:tr>
       <w:tr>
+        <w:tblPrEx>
+          <w:tblBorders>
+            <w:top w:val="single" w:color="000000" w:sz="4" w:space="0"/>
+            <w:left w:val="single" w:color="000000" w:sz="4" w:space="0"/>
+            <w:bottom w:val="single" w:color="000000" w:sz="4" w:space="0"/>
+            <w:right w:val="single" w:color="000000" w:sz="4" w:space="0"/>
+            <w:insideH w:val="single" w:color="000000" w:sz="4" w:space="0"/>
+            <w:insideV w:val="single" w:color="000000" w:sz="4" w:space="0"/>
+          </w:tblBorders>
+          <w:tblCellMar>
+            <w:top w:w="0" w:type="dxa"/>
+            <w:left w:w="0" w:type="dxa"/>
+            <w:bottom w:w="0" w:type="dxa"/>
+            <w:right w:w="0" w:type="dxa"/>
+          </w:tblCellMar>
+        </w:tblPrEx>
         <w:trPr>
-          <w:trHeight w:val="528"/>
+          <w:trHeight w:val="528" w:hRule="atLeast"/>
         </w:trPr>
         <w:tc>
           <w:tcPr>
@@ -578,8 +672,24 @@
         </w:tc>
       </w:tr>
       <w:tr>
+        <w:tblPrEx>
+          <w:tblBorders>
+            <w:top w:val="single" w:color="000000" w:sz="4" w:space="0"/>
+            <w:left w:val="single" w:color="000000" w:sz="4" w:space="0"/>
+            <w:bottom w:val="single" w:color="000000" w:sz="4" w:space="0"/>
+            <w:right w:val="single" w:color="000000" w:sz="4" w:space="0"/>
+            <w:insideH w:val="single" w:color="000000" w:sz="4" w:space="0"/>
+            <w:insideV w:val="single" w:color="000000" w:sz="4" w:space="0"/>
+          </w:tblBorders>
+          <w:tblCellMar>
+            <w:top w:w="0" w:type="dxa"/>
+            <w:left w:w="0" w:type="dxa"/>
+            <w:bottom w:w="0" w:type="dxa"/>
+            <w:right w:w="0" w:type="dxa"/>
+          </w:tblCellMar>
+        </w:tblPrEx>
         <w:trPr>
-          <w:trHeight w:val="589"/>
+          <w:trHeight w:val="589" w:hRule="atLeast"/>
         </w:trPr>
         <w:tc>
           <w:tcPr>
@@ -615,16 +725,16 @@
     </w:tbl>
     <w:p>
       <w:pPr>
-        <w:pStyle w:val="a4"/>
+        <w:pStyle w:val="12"/>
       </w:pPr>
     </w:p>
     <w:p>
       <w:pPr>
         <w:sectPr>
-          <w:headerReference w:type="default" r:id="rId9"/>
+          <w:headerReference r:id="rId6" w:type="default"/>
           <w:pgSz w:w="11906" w:h="16839"/>
           <w:pgMar w:top="1097" w:right="1627" w:bottom="0" w:left="1628" w:header="1082" w:footer="0" w:gutter="0"/>
-          <w:cols w:space="720"/>
+          <w:cols w:space="720" w:num="1"/>
         </w:sectPr>
       </w:pPr>
     </w:p>
@@ -641,7 +751,7 @@
       </w:sdtPr>
       <w:sdtEndPr>
         <w:rPr>
-          <w:rFonts w:ascii="Cambria" w:eastAsia="Cambria" w:hAnsi="Cambria" w:cs="Cambria"/>
+          <w:rFonts w:ascii="Cambria" w:hAnsi="Cambria" w:eastAsia="Cambria" w:cs="Cambria"/>
           <w:szCs w:val="24"/>
         </w:rPr>
       </w:sdtEndPr>
@@ -660,405 +770,495 @@
         </w:p>
         <w:p>
           <w:pPr>
-            <w:pStyle w:val="10"/>
+            <w:pStyle w:val="17"/>
             <w:tabs>
               <w:tab w:val="right" w:leader="dot" w:pos="9724"/>
             </w:tabs>
           </w:pPr>
           <w:r>
             <w:rPr>
-              <w:rFonts w:ascii="Cambria" w:eastAsia="Cambria" w:hAnsi="Cambria" w:cs="Cambria"/>
+              <w:rFonts w:ascii="Cambria" w:hAnsi="Cambria" w:eastAsia="Cambria" w:cs="Cambria"/>
               <w:szCs w:val="24"/>
             </w:rPr>
             <w:fldChar w:fldCharType="begin"/>
           </w:r>
           <w:r>
             <w:rPr>
-              <w:rFonts w:ascii="Cambria" w:eastAsia="Cambria" w:hAnsi="Cambria" w:cs="Cambria"/>
+              <w:rFonts w:ascii="Cambria" w:hAnsi="Cambria" w:eastAsia="Cambria" w:cs="Cambria"/>
               <w:szCs w:val="24"/>
             </w:rPr>
             <w:instrText xml:space="preserve">TOC \o "1-3" \h \u </w:instrText>
           </w:r>
           <w:r>
             <w:rPr>
-              <w:rFonts w:ascii="Cambria" w:eastAsia="Cambria" w:hAnsi="Cambria" w:cs="Cambria"/>
+              <w:rFonts w:ascii="Cambria" w:hAnsi="Cambria" w:eastAsia="Cambria" w:cs="Cambria"/>
               <w:szCs w:val="24"/>
             </w:rPr>
             <w:fldChar w:fldCharType="separate"/>
           </w:r>
-          <w:hyperlink w:anchor="_Toc27391" w:history="1">
-            <w:r>
-              <w:rPr>
-                <w:rFonts w:hint="eastAsia"/>
-                <w:lang w:eastAsia="zh-CN"/>
-              </w:rPr>
-              <w:t>服务数据</w:t>
-            </w:r>
-            <w:r>
-              <w:t>应用提升情况说明</w:t>
-            </w:r>
-            <w:r>
-              <w:tab/>
-            </w:r>
-            <w:r>
-              <w:fldChar w:fldCharType="begin"/>
-            </w:r>
-            <w:r>
-              <w:instrText xml:space="preserve"> PAGEREF _Toc27391 \h </w:instrText>
-            </w:r>
-            <w:r>
-              <w:fldChar w:fldCharType="separate"/>
-            </w:r>
-            <w:r>
-              <w:t>1</w:t>
-            </w:r>
-            <w:r>
-              <w:fldChar w:fldCharType="end"/>
-            </w:r>
-          </w:hyperlink>
+          <w:r>
+            <w:fldChar w:fldCharType="begin"/>
+          </w:r>
+          <w:r>
+            <w:instrText xml:space="preserve"> HYPERLINK \l "_Toc27391" </w:instrText>
+          </w:r>
+          <w:r>
+            <w:fldChar w:fldCharType="separate"/>
+          </w:r>
+          <w:r>
+            <w:rPr>
+              <w:rFonts w:hint="eastAsia"/>
+              <w:lang w:eastAsia="zh-CN"/>
+            </w:rPr>
+            <w:t>服务数据</w:t>
+          </w:r>
+          <w:r>
+            <w:t>应用提升情况说明</w:t>
+          </w:r>
+          <w:r>
+            <w:tab/>
+          </w:r>
+          <w:r>
+            <w:fldChar w:fldCharType="begin"/>
+          </w:r>
+          <w:r>
+            <w:instrText xml:space="preserve"> PAGEREF _Toc27391 \h </w:instrText>
+          </w:r>
+          <w:r>
+            <w:fldChar w:fldCharType="separate"/>
+          </w:r>
+          <w:r>
+            <w:t>1</w:t>
+          </w:r>
+          <w:r>
+            <w:fldChar w:fldCharType="end"/>
+          </w:r>
+          <w:r>
+            <w:fldChar w:fldCharType="end"/>
+          </w:r>
         </w:p>
         <w:p>
           <w:pPr>
-            <w:pStyle w:val="10"/>
+            <w:pStyle w:val="17"/>
             <w:tabs>
               <w:tab w:val="right" w:leader="dot" w:pos="9724"/>
             </w:tabs>
           </w:pPr>
-          <w:hyperlink w:anchor="_Toc376" w:history="1">
-            <w:r>
-              <w:t>江苏云储智能科技有限公司</w:t>
-            </w:r>
-            <w:r>
-              <w:tab/>
-            </w:r>
-            <w:r>
-              <w:fldChar w:fldCharType="begin"/>
-            </w:r>
-            <w:r>
-              <w:instrText xml:space="preserve"> PAGEREF _Toc376 \h </w:instrText>
-            </w:r>
-            <w:r>
-              <w:fldChar w:fldCharType="separate"/>
-            </w:r>
-            <w:r>
-              <w:t>1</w:t>
-            </w:r>
-            <w:r>
-              <w:fldChar w:fldCharType="end"/>
-            </w:r>
-          </w:hyperlink>
+          <w:r>
+            <w:fldChar w:fldCharType="begin"/>
+          </w:r>
+          <w:r>
+            <w:instrText xml:space="preserve"> HYPERLINK \l "_Toc376" </w:instrText>
+          </w:r>
+          <w:r>
+            <w:fldChar w:fldCharType="separate"/>
+          </w:r>
+          <w:r>
+            <w:t>江苏云储智能科技有限公司</w:t>
+          </w:r>
+          <w:r>
+            <w:tab/>
+          </w:r>
+          <w:r>
+            <w:fldChar w:fldCharType="begin"/>
+          </w:r>
+          <w:r>
+            <w:instrText xml:space="preserve"> PAGEREF _Toc376 \h </w:instrText>
+          </w:r>
+          <w:r>
+            <w:fldChar w:fldCharType="separate"/>
+          </w:r>
+          <w:r>
+            <w:t>1</w:t>
+          </w:r>
+          <w:r>
+            <w:fldChar w:fldCharType="end"/>
+          </w:r>
+          <w:r>
+            <w:fldChar w:fldCharType="end"/>
+          </w:r>
         </w:p>
         <w:p>
           <w:pPr>
-            <w:pStyle w:val="10"/>
+            <w:pStyle w:val="17"/>
             <w:tabs>
               <w:tab w:val="right" w:leader="dot" w:pos="9724"/>
             </w:tabs>
           </w:pPr>
-          <w:hyperlink w:anchor="_Toc28350" w:history="1">
-            <w:r>
-              <w:rPr>
-                <w:rFonts w:ascii="宋体" w:eastAsia="宋体" w:hAnsi="宋体" w:cs="宋体"/>
-                <w:spacing w:val="-3"/>
-                <w:szCs w:val="28"/>
-              </w:rPr>
-              <w:t>文档信息</w:t>
-            </w:r>
-            <w:r>
-              <w:tab/>
-            </w:r>
-            <w:r>
-              <w:fldChar w:fldCharType="begin"/>
-            </w:r>
-            <w:r>
-              <w:instrText xml:space="preserve"> PAGEREF _Toc28350 \h </w:instrText>
-            </w:r>
-            <w:r>
-              <w:fldChar w:fldCharType="separate"/>
-            </w:r>
-            <w:r>
-              <w:t>2</w:t>
-            </w:r>
-            <w:r>
-              <w:fldChar w:fldCharType="end"/>
-            </w:r>
-          </w:hyperlink>
+          <w:r>
+            <w:fldChar w:fldCharType="begin"/>
+          </w:r>
+          <w:r>
+            <w:instrText xml:space="preserve"> HYPERLINK \l "_Toc28350" </w:instrText>
+          </w:r>
+          <w:r>
+            <w:fldChar w:fldCharType="separate"/>
+          </w:r>
+          <w:r>
+            <w:rPr>
+              <w:rFonts w:ascii="宋体" w:hAnsi="宋体" w:eastAsia="宋体" w:cs="宋体"/>
+              <w:spacing w:val="-3"/>
+              <w:szCs w:val="28"/>
+            </w:rPr>
+            <w:t>文档信息</w:t>
+          </w:r>
+          <w:r>
+            <w:tab/>
+          </w:r>
+          <w:r>
+            <w:fldChar w:fldCharType="begin"/>
+          </w:r>
+          <w:r>
+            <w:instrText xml:space="preserve"> PAGEREF _Toc28350 \h </w:instrText>
+          </w:r>
+          <w:r>
+            <w:fldChar w:fldCharType="separate"/>
+          </w:r>
+          <w:r>
+            <w:t>2</w:t>
+          </w:r>
+          <w:r>
+            <w:fldChar w:fldCharType="end"/>
+          </w:r>
+          <w:r>
+            <w:fldChar w:fldCharType="end"/>
+          </w:r>
         </w:p>
         <w:p>
           <w:pPr>
-            <w:pStyle w:val="10"/>
+            <w:pStyle w:val="17"/>
             <w:tabs>
               <w:tab w:val="right" w:leader="dot" w:pos="9724"/>
             </w:tabs>
           </w:pPr>
-          <w:hyperlink w:anchor="_Toc4360" w:history="1">
-            <w:r>
-              <w:t xml:space="preserve">1. </w:t>
-            </w:r>
-            <w:r>
-              <w:rPr>
-                <w:rFonts w:hint="eastAsia"/>
-                <w:lang w:eastAsia="zh-CN"/>
-              </w:rPr>
-              <w:t>服务数据</w:t>
-            </w:r>
-            <w:r>
-              <w:rPr>
-                <w:rFonts w:hint="eastAsia"/>
-              </w:rPr>
-              <w:t>概况</w:t>
-            </w:r>
-            <w:r>
-              <w:tab/>
-            </w:r>
-            <w:r>
-              <w:fldChar w:fldCharType="begin"/>
-            </w:r>
-            <w:r>
-              <w:instrText xml:space="preserve"> PAGEREF _Toc4360 \h </w:instrText>
-            </w:r>
-            <w:r>
-              <w:fldChar w:fldCharType="separate"/>
-            </w:r>
-            <w:r>
-              <w:t>4</w:t>
-            </w:r>
-            <w:r>
-              <w:fldChar w:fldCharType="end"/>
-            </w:r>
-          </w:hyperlink>
+          <w:r>
+            <w:fldChar w:fldCharType="begin"/>
+          </w:r>
+          <w:r>
+            <w:instrText xml:space="preserve"> HYPERLINK \l "_Toc4360" </w:instrText>
+          </w:r>
+          <w:r>
+            <w:fldChar w:fldCharType="separate"/>
+          </w:r>
+          <w:r>
+            <w:t xml:space="preserve">1. </w:t>
+          </w:r>
+          <w:r>
+            <w:rPr>
+              <w:rFonts w:hint="eastAsia"/>
+              <w:lang w:eastAsia="zh-CN"/>
+            </w:rPr>
+            <w:t>服务数据</w:t>
+          </w:r>
+          <w:r>
+            <w:rPr>
+              <w:rFonts w:hint="eastAsia"/>
+            </w:rPr>
+            <w:t>概况</w:t>
+          </w:r>
+          <w:r>
+            <w:tab/>
+          </w:r>
+          <w:r>
+            <w:fldChar w:fldCharType="begin"/>
+          </w:r>
+          <w:r>
+            <w:instrText xml:space="preserve"> PAGEREF _Toc4360 \h </w:instrText>
+          </w:r>
+          <w:r>
+            <w:fldChar w:fldCharType="separate"/>
+          </w:r>
+          <w:r>
+            <w:t>4</w:t>
+          </w:r>
+          <w:r>
+            <w:fldChar w:fldCharType="end"/>
+          </w:r>
+          <w:r>
+            <w:fldChar w:fldCharType="end"/>
+          </w:r>
         </w:p>
         <w:p>
           <w:pPr>
-            <w:pStyle w:val="10"/>
+            <w:pStyle w:val="17"/>
             <w:tabs>
               <w:tab w:val="right" w:leader="dot" w:pos="9724"/>
             </w:tabs>
           </w:pPr>
-          <w:hyperlink w:anchor="_Toc14151" w:history="1">
-            <w:r>
-              <w:t xml:space="preserve">2. </w:t>
-            </w:r>
-            <w:r>
-              <w:rPr>
-                <w:rFonts w:hint="eastAsia"/>
-              </w:rPr>
-              <w:t>严格要求</w:t>
-            </w:r>
-            <w:r>
-              <w:rPr>
-                <w:rFonts w:hint="eastAsia"/>
-                <w:lang w:eastAsia="zh-CN"/>
-              </w:rPr>
-              <w:t>服务数据管理</w:t>
-            </w:r>
-            <w:r>
-              <w:rPr>
-                <w:rFonts w:hint="eastAsia"/>
-              </w:rPr>
-              <w:t>工作</w:t>
-            </w:r>
-            <w:r>
-              <w:tab/>
-            </w:r>
-            <w:r>
-              <w:fldChar w:fldCharType="begin"/>
-            </w:r>
-            <w:r>
-              <w:instrText xml:space="preserve"> PAGEREF _Toc14151 \h </w:instrText>
-            </w:r>
-            <w:r>
-              <w:fldChar w:fldCharType="separate"/>
-            </w:r>
-            <w:r>
-              <w:t>4</w:t>
-            </w:r>
-            <w:r>
-              <w:fldChar w:fldCharType="end"/>
-            </w:r>
-          </w:hyperlink>
+          <w:r>
+            <w:fldChar w:fldCharType="begin"/>
+          </w:r>
+          <w:r>
+            <w:instrText xml:space="preserve"> HYPERLINK \l "_Toc14151" </w:instrText>
+          </w:r>
+          <w:r>
+            <w:fldChar w:fldCharType="separate"/>
+          </w:r>
+          <w:r>
+            <w:t xml:space="preserve">2. </w:t>
+          </w:r>
+          <w:r>
+            <w:rPr>
+              <w:rFonts w:hint="eastAsia"/>
+            </w:rPr>
+            <w:t>严格要求</w:t>
+          </w:r>
+          <w:r>
+            <w:rPr>
+              <w:rFonts w:hint="eastAsia"/>
+              <w:lang w:eastAsia="zh-CN"/>
+            </w:rPr>
+            <w:t>服务数据管理</w:t>
+          </w:r>
+          <w:r>
+            <w:rPr>
+              <w:rFonts w:hint="eastAsia"/>
+            </w:rPr>
+            <w:t>工作</w:t>
+          </w:r>
+          <w:r>
+            <w:tab/>
+          </w:r>
+          <w:r>
+            <w:fldChar w:fldCharType="begin"/>
+          </w:r>
+          <w:r>
+            <w:instrText xml:space="preserve"> PAGEREF _Toc14151 \h </w:instrText>
+          </w:r>
+          <w:r>
+            <w:fldChar w:fldCharType="separate"/>
+          </w:r>
+          <w:r>
+            <w:t>4</w:t>
+          </w:r>
+          <w:r>
+            <w:fldChar w:fldCharType="end"/>
+          </w:r>
+          <w:r>
+            <w:fldChar w:fldCharType="end"/>
+          </w:r>
         </w:p>
         <w:p>
           <w:pPr>
-            <w:pStyle w:val="20"/>
+            <w:pStyle w:val="18"/>
             <w:tabs>
               <w:tab w:val="right" w:leader="dot" w:pos="9724"/>
             </w:tabs>
           </w:pPr>
-          <w:hyperlink w:anchor="_Toc31462" w:history="1">
-            <w:r>
-              <w:rPr>
-                <w:lang w:eastAsia="zh-CN"/>
-              </w:rPr>
-              <w:t xml:space="preserve">2.1. </w:t>
-            </w:r>
-            <w:r>
-              <w:rPr>
-                <w:rFonts w:hint="eastAsia"/>
-                <w:lang w:eastAsia="zh-CN"/>
-              </w:rPr>
-              <w:t>数据采集</w:t>
-            </w:r>
-            <w:r>
-              <w:tab/>
-            </w:r>
-            <w:r>
-              <w:fldChar w:fldCharType="begin"/>
-            </w:r>
-            <w:r>
-              <w:instrText xml:space="preserve"> PAGEREF _Toc31462 \h </w:instrText>
-            </w:r>
-            <w:r>
-              <w:fldChar w:fldCharType="separate"/>
-            </w:r>
-            <w:r>
-              <w:t>4</w:t>
-            </w:r>
-            <w:r>
-              <w:fldChar w:fldCharType="end"/>
-            </w:r>
-          </w:hyperlink>
+          <w:r>
+            <w:fldChar w:fldCharType="begin"/>
+          </w:r>
+          <w:r>
+            <w:instrText xml:space="preserve"> HYPERLINK \l "_Toc31462" </w:instrText>
+          </w:r>
+          <w:r>
+            <w:fldChar w:fldCharType="separate"/>
+          </w:r>
+          <w:r>
+            <w:rPr>
+              <w:lang w:eastAsia="zh-CN"/>
+            </w:rPr>
+            <w:t xml:space="preserve">2.1. </w:t>
+          </w:r>
+          <w:r>
+            <w:rPr>
+              <w:rFonts w:hint="eastAsia"/>
+              <w:lang w:eastAsia="zh-CN"/>
+            </w:rPr>
+            <w:t>数据采集</w:t>
+          </w:r>
+          <w:r>
+            <w:tab/>
+          </w:r>
+          <w:r>
+            <w:fldChar w:fldCharType="begin"/>
+          </w:r>
+          <w:r>
+            <w:instrText xml:space="preserve"> PAGEREF _Toc31462 \h </w:instrText>
+          </w:r>
+          <w:r>
+            <w:fldChar w:fldCharType="separate"/>
+          </w:r>
+          <w:r>
+            <w:t>4</w:t>
+          </w:r>
+          <w:r>
+            <w:fldChar w:fldCharType="end"/>
+          </w:r>
+          <w:r>
+            <w:fldChar w:fldCharType="end"/>
+          </w:r>
         </w:p>
         <w:p>
           <w:pPr>
-            <w:pStyle w:val="20"/>
+            <w:pStyle w:val="18"/>
             <w:tabs>
               <w:tab w:val="right" w:leader="dot" w:pos="9724"/>
             </w:tabs>
           </w:pPr>
-          <w:hyperlink w:anchor="_Toc13284" w:history="1">
-            <w:r>
-              <w:rPr>
-                <w:szCs w:val="24"/>
-                <w:lang w:eastAsia="zh-CN"/>
-              </w:rPr>
-              <w:t xml:space="preserve">2.2. </w:t>
-            </w:r>
-            <w:r>
-              <w:rPr>
-                <w:rFonts w:hint="eastAsia"/>
-                <w:szCs w:val="24"/>
-                <w:lang w:eastAsia="zh-CN"/>
-              </w:rPr>
-              <w:t>数据分析</w:t>
-            </w:r>
-            <w:r>
-              <w:tab/>
-            </w:r>
-            <w:r>
-              <w:fldChar w:fldCharType="begin"/>
-            </w:r>
-            <w:r>
-              <w:instrText xml:space="preserve"> PAGEREF _Toc13284 \h </w:instrText>
-            </w:r>
-            <w:r>
-              <w:fldChar w:fldCharType="separate"/>
-            </w:r>
-            <w:r>
-              <w:t>5</w:t>
-            </w:r>
-            <w:r>
-              <w:fldChar w:fldCharType="end"/>
-            </w:r>
-          </w:hyperlink>
+          <w:r>
+            <w:fldChar w:fldCharType="begin"/>
+          </w:r>
+          <w:r>
+            <w:instrText xml:space="preserve"> HYPERLINK \l "_Toc13284" </w:instrText>
+          </w:r>
+          <w:r>
+            <w:fldChar w:fldCharType="separate"/>
+          </w:r>
+          <w:r>
+            <w:rPr>
+              <w:szCs w:val="24"/>
+              <w:lang w:eastAsia="zh-CN"/>
+            </w:rPr>
+            <w:t xml:space="preserve">2.2. </w:t>
+          </w:r>
+          <w:r>
+            <w:rPr>
+              <w:rFonts w:hint="eastAsia"/>
+              <w:szCs w:val="24"/>
+              <w:lang w:eastAsia="zh-CN"/>
+            </w:rPr>
+            <w:t>数据分析</w:t>
+          </w:r>
+          <w:r>
+            <w:tab/>
+          </w:r>
+          <w:r>
+            <w:fldChar w:fldCharType="begin"/>
+          </w:r>
+          <w:r>
+            <w:instrText xml:space="preserve"> PAGEREF _Toc13284 \h </w:instrText>
+          </w:r>
+          <w:r>
+            <w:fldChar w:fldCharType="separate"/>
+          </w:r>
+          <w:r>
+            <w:t>5</w:t>
+          </w:r>
+          <w:r>
+            <w:fldChar w:fldCharType="end"/>
+          </w:r>
+          <w:r>
+            <w:fldChar w:fldCharType="end"/>
+          </w:r>
         </w:p>
         <w:p>
           <w:pPr>
-            <w:pStyle w:val="20"/>
+            <w:pStyle w:val="18"/>
             <w:tabs>
               <w:tab w:val="right" w:leader="dot" w:pos="9724"/>
             </w:tabs>
           </w:pPr>
-          <w:hyperlink w:anchor="_Toc18573" w:history="1">
-            <w:r>
-              <w:rPr>
-                <w:szCs w:val="24"/>
-                <w:lang w:eastAsia="zh-CN"/>
-              </w:rPr>
-              <w:t xml:space="preserve">2.3. </w:t>
-            </w:r>
-            <w:r>
-              <w:rPr>
-                <w:rFonts w:hint="eastAsia"/>
-                <w:szCs w:val="24"/>
-                <w:lang w:eastAsia="zh-CN"/>
-              </w:rPr>
-              <w:t>指标完成情况</w:t>
-            </w:r>
-            <w:r>
-              <w:tab/>
-            </w:r>
-            <w:r>
-              <w:fldChar w:fldCharType="begin"/>
-            </w:r>
-            <w:r>
-              <w:instrText xml:space="preserve"> PAGEREF _Toc18573 \h </w:instrText>
-            </w:r>
-            <w:r>
-              <w:fldChar w:fldCharType="separate"/>
-            </w:r>
-            <w:r>
-              <w:t>5</w:t>
-            </w:r>
-            <w:r>
-              <w:fldChar w:fldCharType="end"/>
-            </w:r>
-          </w:hyperlink>
+          <w:r>
+            <w:fldChar w:fldCharType="begin"/>
+          </w:r>
+          <w:r>
+            <w:instrText xml:space="preserve"> HYPERLINK \l "_Toc18573" </w:instrText>
+          </w:r>
+          <w:r>
+            <w:fldChar w:fldCharType="separate"/>
+          </w:r>
+          <w:r>
+            <w:rPr>
+              <w:szCs w:val="24"/>
+              <w:lang w:eastAsia="zh-CN"/>
+            </w:rPr>
+            <w:t xml:space="preserve">2.3. </w:t>
+          </w:r>
+          <w:r>
+            <w:rPr>
+              <w:rFonts w:hint="eastAsia"/>
+              <w:szCs w:val="24"/>
+              <w:lang w:eastAsia="zh-CN"/>
+            </w:rPr>
+            <w:t>指标完成情况</w:t>
+          </w:r>
+          <w:r>
+            <w:tab/>
+          </w:r>
+          <w:r>
+            <w:fldChar w:fldCharType="begin"/>
+          </w:r>
+          <w:r>
+            <w:instrText xml:space="preserve"> PAGEREF _Toc18573 \h </w:instrText>
+          </w:r>
+          <w:r>
+            <w:fldChar w:fldCharType="separate"/>
+          </w:r>
+          <w:r>
+            <w:t>5</w:t>
+          </w:r>
+          <w:r>
+            <w:fldChar w:fldCharType="end"/>
+          </w:r>
+          <w:r>
+            <w:fldChar w:fldCharType="end"/>
+          </w:r>
         </w:p>
         <w:p>
           <w:pPr>
-            <w:pStyle w:val="20"/>
+            <w:pStyle w:val="18"/>
             <w:tabs>
               <w:tab w:val="right" w:leader="dot" w:pos="9724"/>
             </w:tabs>
           </w:pPr>
-          <w:hyperlink w:anchor="_Toc10771" w:history="1">
-            <w:r>
-              <w:rPr>
-                <w:szCs w:val="24"/>
-                <w:lang w:eastAsia="zh-CN"/>
-              </w:rPr>
-              <w:t xml:space="preserve">2.4. </w:t>
-            </w:r>
-            <w:r>
-              <w:rPr>
-                <w:rFonts w:hint="eastAsia"/>
-                <w:szCs w:val="24"/>
-                <w:lang w:eastAsia="zh-CN"/>
-              </w:rPr>
-              <w:t>问题改进</w:t>
-            </w:r>
-            <w:r>
-              <w:tab/>
-            </w:r>
-            <w:r>
-              <w:fldChar w:fldCharType="begin"/>
-            </w:r>
-            <w:r>
-              <w:instrText xml:space="preserve"> PAGEREF _Toc10771 \h </w:instrText>
-            </w:r>
-            <w:r>
-              <w:fldChar w:fldCharType="separate"/>
-            </w:r>
-            <w:r>
-              <w:t>5</w:t>
-            </w:r>
-            <w:r>
-              <w:fldChar w:fldCharType="end"/>
-            </w:r>
-          </w:hyperlink>
+          <w:r>
+            <w:fldChar w:fldCharType="begin"/>
+          </w:r>
+          <w:r>
+            <w:instrText xml:space="preserve"> HYPERLINK \l "_Toc10771" </w:instrText>
+          </w:r>
+          <w:r>
+            <w:fldChar w:fldCharType="separate"/>
+          </w:r>
+          <w:r>
+            <w:rPr>
+              <w:szCs w:val="24"/>
+              <w:lang w:eastAsia="zh-CN"/>
+            </w:rPr>
+            <w:t xml:space="preserve">2.4. </w:t>
+          </w:r>
+          <w:r>
+            <w:rPr>
+              <w:rFonts w:hint="eastAsia"/>
+              <w:szCs w:val="24"/>
+              <w:lang w:eastAsia="zh-CN"/>
+            </w:rPr>
+            <w:t>问题改进</w:t>
+          </w:r>
+          <w:r>
+            <w:tab/>
+          </w:r>
+          <w:r>
+            <w:fldChar w:fldCharType="begin"/>
+          </w:r>
+          <w:r>
+            <w:instrText xml:space="preserve"> PAGEREF _Toc10771 \h </w:instrText>
+          </w:r>
+          <w:r>
+            <w:fldChar w:fldCharType="separate"/>
+          </w:r>
+          <w:r>
+            <w:t>5</w:t>
+          </w:r>
+          <w:r>
+            <w:fldChar w:fldCharType="end"/>
+          </w:r>
+          <w:r>
+            <w:fldChar w:fldCharType="end"/>
+          </w:r>
         </w:p>
         <w:p>
           <w:pPr>
             <w:spacing w:line="220" w:lineRule="auto"/>
             <w:rPr>
-              <w:rFonts w:ascii="Cambria" w:eastAsia="Cambria" w:hAnsi="Cambria" w:cs="Cambria"/>
+              <w:rFonts w:ascii="Cambria" w:hAnsi="Cambria" w:eastAsia="Cambria" w:cs="Cambria"/>
               <w:szCs w:val="24"/>
             </w:rPr>
           </w:pPr>
           <w:r>
             <w:rPr>
-              <w:rFonts w:ascii="Cambria" w:eastAsia="Cambria" w:hAnsi="Cambria" w:cs="Cambria"/>
+              <w:rFonts w:ascii="Cambria" w:hAnsi="Cambria" w:eastAsia="Cambria" w:cs="Cambria"/>
               <w:szCs w:val="24"/>
             </w:rPr>
             <w:fldChar w:fldCharType="end"/>
@@ -1070,31 +1270,30 @@
       <w:pPr>
         <w:spacing w:line="220" w:lineRule="auto"/>
         <w:rPr>
-          <w:rFonts w:ascii="Cambria" w:eastAsia="Cambria" w:hAnsi="Cambria" w:cs="Cambria"/>
+          <w:rFonts w:ascii="Cambria" w:hAnsi="Cambria" w:eastAsia="Cambria" w:cs="Cambria"/>
           <w:szCs w:val="24"/>
         </w:rPr>
         <w:sectPr>
-          <w:headerReference w:type="default" r:id="rId10"/>
-          <w:footerReference w:type="default" r:id="rId11"/>
+          <w:headerReference r:id="rId7" w:type="default"/>
+          <w:footerReference r:id="rId8" w:type="default"/>
           <w:pgSz w:w="11906" w:h="16839"/>
           <w:pgMar w:top="1240" w:right="1090" w:bottom="1157" w:left="1092" w:header="0" w:footer="990" w:gutter="0"/>
-          <w:cols w:space="720"/>
+          <w:cols w:space="720" w:num="1"/>
         </w:sectPr>
       </w:pPr>
     </w:p>
     <w:p>
       <w:pPr>
-        <w:pStyle w:val="11"/>
+        <w:pStyle w:val="27"/>
       </w:pPr>
       <w:bookmarkStart w:id="3" w:name="bookmark1"/>
+      <w:bookmarkEnd w:id="3"/>
       <w:bookmarkStart w:id="4" w:name="_Toc4360"/>
-      <w:bookmarkEnd w:id="3"/>
       <w:r>
         <w:rPr>
           <w:rFonts w:hint="eastAsia"/>
           <w:lang w:eastAsia="zh-CN"/>
         </w:rPr>
-        <w:lastRenderedPageBreak/>
         <w:t>服务数据</w:t>
       </w:r>
       <w:r>
@@ -1107,7 +1306,7 @@
     </w:p>
     <w:p>
       <w:pPr>
-        <w:ind w:firstLineChars="200" w:firstLine="486"/>
+        <w:ind w:firstLine="492" w:firstLineChars="200"/>
         <w:rPr>
           <w:rFonts w:ascii="宋体" w:hAnsi="宋体" w:cs="宋体"/>
           <w:spacing w:val="3"/>
@@ -1118,118 +1317,18 @@
       </w:pPr>
       <w:r>
         <w:rPr>
-          <w:rFonts w:ascii="宋体" w:hAnsi="宋体" w:cs="宋体" w:hint="eastAsia"/>
+          <w:rFonts w:hint="eastAsia" w:ascii="宋体" w:hAnsi="宋体" w:cs="宋体"/>
           <w:spacing w:val="3"/>
           <w:sz w:val="24"/>
           <w:szCs w:val="24"/>
           <w:lang w:eastAsia="zh-CN"/>
         </w:rPr>
-        <w:t>随着公司《服务数据管理制度》的制定和实施，明确了流程执行原则，服务数据的使用和管理能力逐渐提升。服务数据是运维过程中产生的各类数据集合，包括系统性能数据（如</w:t>
+        <w:t>随着公司《服务数据管理制度》的制定和实施，明确了流程执行原则，服务数据的使用和管理能力逐渐提升。服务数据是运维过程中产生的各类数据集合，包括系统性能数据（如 CPU 使用率、响应时间）、服务台工单数据（如故障类型、处理时长）、用户反馈数据等。其核心作用是 “驱动运维从‘被动响应 ’向‘主动优化 ’转型 ”。</w:t>
       </w:r>
-      <w:r>
-        <w:rPr>
-          <w:rFonts w:ascii="宋体" w:hAnsi="宋体" w:cs="宋体" w:hint="eastAsia"/>
-          <w:spacing w:val="3"/>
-          <w:sz w:val="24"/>
-          <w:szCs w:val="24"/>
-          <w:lang w:eastAsia="zh-CN"/>
-        </w:rPr>
-        <w:t xml:space="preserve"> CPU </w:t>
-      </w:r>
-      <w:r>
-        <w:rPr>
-          <w:rFonts w:ascii="宋体" w:hAnsi="宋体" w:cs="宋体" w:hint="eastAsia"/>
-          <w:spacing w:val="3"/>
-          <w:sz w:val="24"/>
-          <w:szCs w:val="24"/>
-          <w:lang w:eastAsia="zh-CN"/>
-        </w:rPr>
-        <w:t>使用率、响应时间）、服务台工单数据（如故障类型、处理时长）、用户反馈数据等。其核心作用是</w:t>
-      </w:r>
-      <w:r>
-        <w:rPr>
-          <w:rFonts w:ascii="宋体" w:hAnsi="宋体" w:cs="宋体" w:hint="eastAsia"/>
-          <w:spacing w:val="3"/>
-          <w:sz w:val="24"/>
-          <w:szCs w:val="24"/>
-          <w:lang w:eastAsia="zh-CN"/>
-        </w:rPr>
-        <w:t xml:space="preserve"> </w:t>
-      </w:r>
-      <w:r>
-        <w:rPr>
-          <w:rFonts w:ascii="宋体" w:hAnsi="宋体" w:cs="宋体" w:hint="eastAsia"/>
-          <w:spacing w:val="3"/>
-          <w:sz w:val="24"/>
-          <w:szCs w:val="24"/>
-          <w:lang w:eastAsia="zh-CN"/>
-        </w:rPr>
-        <w:t>“驱动运维从‘被动响应</w:t>
-      </w:r>
-      <w:r>
-        <w:rPr>
-          <w:rFonts w:ascii="宋体" w:hAnsi="宋体" w:cs="宋体" w:hint="eastAsia"/>
-          <w:spacing w:val="3"/>
-          <w:sz w:val="24"/>
-          <w:szCs w:val="24"/>
-          <w:lang w:eastAsia="zh-CN"/>
-        </w:rPr>
-        <w:t xml:space="preserve"> </w:t>
-      </w:r>
-      <w:r>
-        <w:rPr>
-          <w:rFonts w:ascii="宋体" w:hAnsi="宋体" w:cs="宋体" w:hint="eastAsia"/>
-          <w:spacing w:val="3"/>
-          <w:sz w:val="24"/>
-          <w:szCs w:val="24"/>
-          <w:lang w:eastAsia="zh-CN"/>
-        </w:rPr>
-        <w:t>’向‘主动优化</w:t>
-      </w:r>
-      <w:r>
-        <w:rPr>
-          <w:rFonts w:ascii="宋体" w:hAnsi="宋体" w:cs="宋体" w:hint="eastAsia"/>
-          <w:spacing w:val="3"/>
-          <w:sz w:val="24"/>
-          <w:szCs w:val="24"/>
-          <w:lang w:eastAsia="zh-CN"/>
-        </w:rPr>
-        <w:t xml:space="preserve"> </w:t>
-      </w:r>
-      <w:r>
-        <w:rPr>
-          <w:rFonts w:ascii="宋体" w:hAnsi="宋体" w:cs="宋体" w:hint="eastAsia"/>
-          <w:spacing w:val="3"/>
-          <w:sz w:val="24"/>
-          <w:szCs w:val="24"/>
-          <w:lang w:eastAsia="zh-CN"/>
-        </w:rPr>
-        <w:t>’转型</w:t>
-      </w:r>
-      <w:r>
-        <w:rPr>
-          <w:rFonts w:ascii="宋体" w:hAnsi="宋体" w:cs="宋体" w:hint="eastAsia"/>
-          <w:spacing w:val="3"/>
-          <w:sz w:val="24"/>
-          <w:szCs w:val="24"/>
-          <w:lang w:eastAsia="zh-CN"/>
-        </w:rPr>
-        <w:t xml:space="preserve"> </w:t>
-      </w:r>
-      <w:r>
-        <w:rPr>
-          <w:rFonts w:ascii="宋体" w:hAnsi="宋体" w:cs="宋体" w:hint="eastAsia"/>
-          <w:spacing w:val="3"/>
-          <w:sz w:val="24"/>
-          <w:szCs w:val="24"/>
-          <w:lang w:eastAsia="zh-CN"/>
-        </w:rPr>
-        <w:t>”。</w:t>
-      </w:r>
-    </w:p>
-    <w:p>
-      <w:pPr>
-        <w:pStyle w:val="11"/>
+    </w:p>
+    <w:p>
+      <w:pPr>
+        <w:pStyle w:val="27"/>
       </w:pPr>
       <w:bookmarkStart w:id="5" w:name="_Toc14151"/>
       <w:r>
@@ -1255,7 +1354,7 @@
     </w:p>
     <w:p>
       <w:pPr>
-        <w:pStyle w:val="21"/>
+        <w:pStyle w:val="29"/>
         <w:rPr>
           <w:lang w:eastAsia="zh-CN"/>
         </w:rPr>
@@ -1272,7 +1371,7 @@
     </w:p>
     <w:p>
       <w:pPr>
-        <w:ind w:firstLineChars="200" w:firstLine="478"/>
+        <w:ind w:firstLine="476" w:firstLineChars="200"/>
         <w:rPr>
           <w:rFonts w:ascii="宋体" w:hAnsi="宋体" w:cs="宋体"/>
           <w:spacing w:val="-1"/>
@@ -1283,7 +1382,7 @@
       </w:pPr>
       <w:r>
         <w:rPr>
-          <w:rFonts w:ascii="宋体" w:hAnsi="宋体" w:cs="宋体" w:hint="eastAsia"/>
+          <w:rFonts w:hint="eastAsia" w:ascii="宋体" w:hAnsi="宋体" w:cs="宋体"/>
           <w:spacing w:val="-1"/>
           <w:sz w:val="24"/>
           <w:szCs w:val="24"/>
@@ -1308,7 +1407,7 @@
       </w:pPr>
       <w:r>
         <w:rPr>
-          <w:rFonts w:ascii="宋体" w:hAnsi="宋体" w:cs="宋体" w:hint="eastAsia"/>
+          <w:rFonts w:hint="eastAsia" w:ascii="宋体" w:hAnsi="宋体" w:cs="宋体"/>
           <w:spacing w:val="-1"/>
           <w:sz w:val="24"/>
           <w:szCs w:val="24"/>
@@ -1319,41 +1418,20 @@
     </w:p>
     <w:p>
       <w:pPr>
-        <w:ind w:firstLineChars="200" w:firstLine="478"/>
+        <w:ind w:firstLine="476" w:firstLineChars="200"/>
       </w:pPr>
       <w:r>
         <w:rPr>
-          <w:rFonts w:ascii="宋体" w:hAnsi="宋体" w:cs="宋体" w:hint="eastAsia"/>
+          <w:rFonts w:hint="eastAsia" w:ascii="宋体" w:hAnsi="宋体" w:cs="宋体"/>
           <w:spacing w:val="-1"/>
           <w:sz w:val="24"/>
           <w:szCs w:val="24"/>
           <w:lang w:eastAsia="zh-CN"/>
         </w:rPr>
-        <w:t>包括监控数据系统性能数据等。运用</w:t>
+        <w:t>包括监控数据系统性能数据等。运用H3C智能管理中心进行性能数据采集</w:t>
       </w:r>
       <w:r>
         <w:rPr>
-          <w:rFonts w:ascii="宋体" w:hAnsi="宋体" w:cs="宋体" w:hint="eastAsia"/>
-          <w:spacing w:val="-1"/>
-          <w:sz w:val="24"/>
-          <w:szCs w:val="24"/>
-          <w:lang w:eastAsia="zh-CN"/>
-        </w:rPr>
-        <w:t>H3C</w:t>
-      </w:r>
-      <w:r>
-        <w:rPr>
-          <w:rFonts w:ascii="宋体" w:hAnsi="宋体" w:cs="宋体" w:hint="eastAsia"/>
-          <w:spacing w:val="-1"/>
-          <w:sz w:val="24"/>
-          <w:szCs w:val="24"/>
-          <w:lang w:eastAsia="zh-CN"/>
-        </w:rPr>
-        <w:t>智能管理中心进行性能数据采集</w:t>
-      </w:r>
-      <w:r>
-        <w:rPr>
-          <w:noProof/>
           <w:lang w:eastAsia="zh-CN"/>
         </w:rPr>
         <w:drawing>
@@ -1402,7 +1480,6 @@
     <w:p>
       <w:r>
         <w:rPr>
-          <w:noProof/>
           <w:lang w:eastAsia="zh-CN"/>
         </w:rPr>
         <w:drawing>
@@ -1465,7 +1542,7 @@
       </w:pPr>
       <w:r>
         <w:rPr>
-          <w:rFonts w:ascii="宋体" w:hAnsi="宋体" w:cs="宋体" w:hint="eastAsia"/>
+          <w:rFonts w:hint="eastAsia" w:ascii="宋体" w:hAnsi="宋体" w:cs="宋体"/>
           <w:spacing w:val="-1"/>
           <w:sz w:val="24"/>
           <w:szCs w:val="24"/>
@@ -1476,7 +1553,7 @@
     </w:p>
     <w:p>
       <w:pPr>
-        <w:ind w:firstLineChars="200" w:firstLine="478"/>
+        <w:ind w:firstLine="476" w:firstLineChars="200"/>
         <w:rPr>
           <w:rFonts w:ascii="宋体" w:hAnsi="宋体" w:cs="宋体"/>
           <w:spacing w:val="-1"/>
@@ -1487,34 +1564,13 @@
       </w:pPr>
       <w:r>
         <w:rPr>
-          <w:rFonts w:ascii="宋体" w:hAnsi="宋体" w:cs="宋体" w:hint="eastAsia"/>
+          <w:rFonts w:hint="eastAsia" w:ascii="宋体" w:hAnsi="宋体" w:cs="宋体"/>
           <w:spacing w:val="-1"/>
           <w:sz w:val="24"/>
           <w:szCs w:val="24"/>
           <w:lang w:eastAsia="zh-CN"/>
         </w:rPr>
-        <w:lastRenderedPageBreak/>
-        <w:t>通过</w:t>
-      </w:r>
-      <w:r>
-        <w:rPr>
-          <w:rFonts w:ascii="宋体" w:hAnsi="宋体" w:cs="宋体" w:hint="eastAsia"/>
-          <w:spacing w:val="-1"/>
-          <w:sz w:val="24"/>
-          <w:szCs w:val="24"/>
-          <w:lang w:eastAsia="zh-CN"/>
-        </w:rPr>
-        <w:t>360</w:t>
-      </w:r>
-      <w:r>
-        <w:rPr>
-          <w:rFonts w:ascii="宋体" w:hAnsi="宋体" w:cs="宋体" w:hint="eastAsia"/>
-          <w:spacing w:val="-1"/>
-          <w:sz w:val="24"/>
-          <w:szCs w:val="24"/>
-          <w:lang w:eastAsia="zh-CN"/>
-        </w:rPr>
-        <w:t>安全云数字协作平台的工单获取工单数据</w:t>
+        <w:t>通过360安全云数字协作平台的工单获取工单数据</w:t>
       </w:r>
     </w:p>
     <w:p>
@@ -1533,7 +1589,7 @@
       </w:pPr>
       <w:r>
         <w:rPr>
-          <w:rFonts w:ascii="宋体" w:hAnsi="宋体" w:cs="宋体" w:hint="eastAsia"/>
+          <w:rFonts w:hint="eastAsia" w:ascii="宋体" w:hAnsi="宋体" w:cs="宋体"/>
           <w:spacing w:val="-1"/>
           <w:sz w:val="24"/>
           <w:szCs w:val="24"/>
@@ -1544,7 +1600,7 @@
     </w:p>
     <w:p>
       <w:pPr>
-        <w:ind w:firstLineChars="200" w:firstLine="478"/>
+        <w:ind w:firstLine="476" w:firstLineChars="200"/>
         <w:rPr>
           <w:rFonts w:ascii="宋体" w:hAnsi="宋体" w:cs="宋体"/>
           <w:spacing w:val="-1"/>
@@ -1555,7 +1611,7 @@
       </w:pPr>
       <w:r>
         <w:rPr>
-          <w:rFonts w:ascii="宋体" w:hAnsi="宋体" w:cs="宋体" w:hint="eastAsia"/>
+          <w:rFonts w:hint="eastAsia" w:ascii="宋体" w:hAnsi="宋体" w:cs="宋体"/>
           <w:spacing w:val="-1"/>
           <w:sz w:val="24"/>
           <w:szCs w:val="24"/>
@@ -1566,7 +1622,7 @@
     </w:p>
     <w:p>
       <w:pPr>
-        <w:pStyle w:val="2"/>
+        <w:pStyle w:val="3"/>
         <w:rPr>
           <w:sz w:val="24"/>
           <w:szCs w:val="24"/>
@@ -1587,7 +1643,7 @@
     </w:p>
     <w:p>
       <w:pPr>
-        <w:ind w:firstLineChars="200" w:firstLine="486"/>
+        <w:ind w:firstLine="492" w:firstLineChars="200"/>
         <w:rPr>
           <w:rFonts w:ascii="宋体" w:hAnsi="宋体" w:cs="宋体"/>
           <w:spacing w:val="3"/>
@@ -1598,38 +1654,18 @@
       </w:pPr>
       <w:r>
         <w:rPr>
-          <w:rFonts w:ascii="宋体" w:hAnsi="宋体" w:cs="宋体" w:hint="eastAsia"/>
+          <w:rFonts w:hint="eastAsia" w:ascii="宋体" w:hAnsi="宋体" w:cs="宋体"/>
           <w:spacing w:val="3"/>
           <w:sz w:val="24"/>
           <w:szCs w:val="24"/>
           <w:lang w:eastAsia="zh-CN"/>
         </w:rPr>
-        <w:t>通过对</w:t>
+        <w:t>通过对CPU使用率、响应时间等性能数据的分析，发现性能瓶颈并进行优化；</w:t>
       </w:r>
-      <w:r>
-        <w:rPr>
-          <w:rFonts w:ascii="宋体" w:hAnsi="宋体" w:cs="宋体" w:hint="eastAsia"/>
-          <w:spacing w:val="3"/>
-          <w:sz w:val="24"/>
-          <w:szCs w:val="24"/>
-          <w:lang w:eastAsia="zh-CN"/>
-        </w:rPr>
-        <w:t>CPU</w:t>
-      </w:r>
-      <w:r>
-        <w:rPr>
-          <w:rFonts w:ascii="宋体" w:hAnsi="宋体" w:cs="宋体" w:hint="eastAsia"/>
-          <w:spacing w:val="3"/>
-          <w:sz w:val="24"/>
-          <w:szCs w:val="24"/>
-          <w:lang w:eastAsia="zh-CN"/>
-        </w:rPr>
-        <w:t>使用率、响应时间等性能数据的分析，发现性能瓶颈并进行优化；</w:t>
-      </w:r>
-    </w:p>
-    <w:p>
-      <w:pPr>
-        <w:ind w:firstLineChars="200" w:firstLine="486"/>
+    </w:p>
+    <w:p>
+      <w:pPr>
+        <w:ind w:firstLine="492" w:firstLineChars="200"/>
         <w:rPr>
           <w:rFonts w:ascii="宋体" w:hAnsi="宋体" w:cs="宋体"/>
           <w:spacing w:val="3"/>
@@ -1640,7 +1676,7 @@
       </w:pPr>
       <w:r>
         <w:rPr>
-          <w:rFonts w:ascii="宋体" w:hAnsi="宋体" w:cs="宋体" w:hint="eastAsia"/>
+          <w:rFonts w:hint="eastAsia" w:ascii="宋体" w:hAnsi="宋体" w:cs="宋体"/>
           <w:spacing w:val="3"/>
           <w:sz w:val="24"/>
           <w:szCs w:val="24"/>
@@ -1651,7 +1687,7 @@
     </w:p>
     <w:p>
       <w:pPr>
-        <w:ind w:firstLineChars="200" w:firstLine="486"/>
+        <w:ind w:firstLine="492" w:firstLineChars="200"/>
         <w:rPr>
           <w:rFonts w:ascii="宋体" w:hAnsi="宋体" w:cs="宋体"/>
           <w:spacing w:val="3"/>
@@ -1662,7 +1698,7 @@
       </w:pPr>
       <w:r>
         <w:rPr>
-          <w:rFonts w:ascii="宋体" w:hAnsi="宋体" w:cs="宋体" w:hint="eastAsia"/>
+          <w:rFonts w:hint="eastAsia" w:ascii="宋体" w:hAnsi="宋体" w:cs="宋体"/>
           <w:spacing w:val="3"/>
           <w:sz w:val="24"/>
           <w:szCs w:val="24"/>
@@ -1673,7 +1709,7 @@
     </w:p>
     <w:p>
       <w:pPr>
-        <w:pStyle w:val="2"/>
+        <w:pStyle w:val="3"/>
         <w:rPr>
           <w:sz w:val="24"/>
           <w:szCs w:val="24"/>
@@ -1694,7 +1730,7 @@
     </w:p>
     <w:p>
       <w:pPr>
-        <w:ind w:firstLineChars="200" w:firstLine="486"/>
+        <w:ind w:firstLine="492" w:firstLineChars="200"/>
         <w:rPr>
           <w:rFonts w:ascii="宋体" w:hAnsi="宋体" w:cs="宋体"/>
           <w:spacing w:val="3"/>
@@ -1705,188 +1741,18 @@
       </w:pPr>
       <w:r>
         <w:rPr>
-          <w:rFonts w:ascii="宋体" w:hAnsi="宋体" w:cs="宋体" w:hint="eastAsia"/>
+          <w:rFonts w:hint="eastAsia" w:ascii="宋体" w:hAnsi="宋体" w:cs="宋体"/>
           <w:spacing w:val="3"/>
           <w:sz w:val="24"/>
           <w:szCs w:val="24"/>
           <w:lang w:eastAsia="zh-CN"/>
         </w:rPr>
-        <w:t>2025</w:t>
+        <w:t>2025年度运维服务能力管理指标体系中要求服务数据的季度分析利用次数≥1次，2025年第一、二、三和四季度服务数据分析利用次数分别为2次、1次、1次和1次。达成指标要求，目前公司服务数据管理情况良好，但仍有提升的空间。</w:t>
       </w:r>
-      <w:r>
-        <w:rPr>
-          <w:rFonts w:ascii="宋体" w:hAnsi="宋体" w:cs="宋体" w:hint="eastAsia"/>
-          <w:spacing w:val="3"/>
-          <w:sz w:val="24"/>
-          <w:szCs w:val="24"/>
-          <w:lang w:eastAsia="zh-CN"/>
-        </w:rPr>
-        <w:t>年度运维服务能力管</w:t>
-      </w:r>
-      <w:r>
-        <w:rPr>
-          <w:rFonts w:ascii="宋体" w:hAnsi="宋体" w:cs="宋体" w:hint="eastAsia"/>
-          <w:spacing w:val="3"/>
-          <w:sz w:val="24"/>
-          <w:szCs w:val="24"/>
-          <w:lang w:eastAsia="zh-CN"/>
-        </w:rPr>
-        <w:t>理指标体系中要求服务数据的季度分析利用次数≥</w:t>
-      </w:r>
-      <w:r>
-        <w:rPr>
-          <w:rFonts w:ascii="宋体" w:hAnsi="宋体" w:cs="宋体" w:hint="eastAsia"/>
-          <w:spacing w:val="3"/>
-          <w:sz w:val="24"/>
-          <w:szCs w:val="24"/>
-          <w:lang w:eastAsia="zh-CN"/>
-        </w:rPr>
-        <w:t>1</w:t>
-      </w:r>
-      <w:r>
-        <w:rPr>
-          <w:rFonts w:ascii="宋体" w:hAnsi="宋体" w:cs="宋体" w:hint="eastAsia"/>
-          <w:spacing w:val="3"/>
-          <w:sz w:val="24"/>
-          <w:szCs w:val="24"/>
-          <w:lang w:eastAsia="zh-CN"/>
-        </w:rPr>
-        <w:t>次，</w:t>
-      </w:r>
-      <w:r>
-        <w:rPr>
-          <w:rFonts w:ascii="宋体" w:hAnsi="宋体" w:cs="宋体" w:hint="eastAsia"/>
-          <w:spacing w:val="3"/>
-          <w:sz w:val="24"/>
-          <w:szCs w:val="24"/>
-          <w:lang w:eastAsia="zh-CN"/>
-        </w:rPr>
-        <w:t>2025</w:t>
-      </w:r>
-      <w:r>
-        <w:rPr>
-          <w:rFonts w:ascii="宋体" w:hAnsi="宋体" w:cs="宋体" w:hint="eastAsia"/>
-          <w:spacing w:val="3"/>
-          <w:sz w:val="24"/>
-          <w:szCs w:val="24"/>
-          <w:lang w:eastAsia="zh-CN"/>
-        </w:rPr>
-        <w:t>年第一、二</w:t>
-      </w:r>
-      <w:r>
-        <w:rPr>
-          <w:rFonts w:ascii="宋体" w:hAnsi="宋体" w:cs="宋体" w:hint="eastAsia"/>
-          <w:spacing w:val="3"/>
-          <w:sz w:val="24"/>
-          <w:szCs w:val="24"/>
-          <w:lang w:eastAsia="zh-CN"/>
-        </w:rPr>
-        <w:t>、三和四</w:t>
-      </w:r>
-      <w:r>
-        <w:rPr>
-          <w:rFonts w:ascii="宋体" w:hAnsi="宋体" w:cs="宋体" w:hint="eastAsia"/>
-          <w:spacing w:val="3"/>
-          <w:sz w:val="24"/>
-          <w:szCs w:val="24"/>
-          <w:lang w:eastAsia="zh-CN"/>
-        </w:rPr>
-        <w:t>季度服务数据分析利用次数分别为</w:t>
-      </w:r>
-      <w:r>
-        <w:rPr>
-          <w:rFonts w:ascii="宋体" w:hAnsi="宋体" w:cs="宋体" w:hint="eastAsia"/>
-          <w:spacing w:val="3"/>
-          <w:sz w:val="24"/>
-          <w:szCs w:val="24"/>
-          <w:lang w:eastAsia="zh-CN"/>
-        </w:rPr>
-        <w:t>2</w:t>
-      </w:r>
-      <w:r>
-        <w:rPr>
-          <w:rFonts w:ascii="宋体" w:hAnsi="宋体" w:cs="宋体" w:hint="eastAsia"/>
-          <w:spacing w:val="3"/>
-          <w:sz w:val="24"/>
-          <w:szCs w:val="24"/>
-          <w:lang w:eastAsia="zh-CN"/>
-        </w:rPr>
-        <w:t>次、</w:t>
-      </w:r>
-      <w:r>
-        <w:rPr>
-          <w:rFonts w:ascii="宋体" w:hAnsi="宋体" w:cs="宋体" w:hint="eastAsia"/>
-          <w:spacing w:val="3"/>
-          <w:sz w:val="24"/>
-          <w:szCs w:val="24"/>
-          <w:lang w:eastAsia="zh-CN"/>
-        </w:rPr>
-        <w:t>1</w:t>
-      </w:r>
-      <w:r>
-        <w:rPr>
-          <w:rFonts w:ascii="宋体" w:hAnsi="宋体" w:cs="宋体" w:hint="eastAsia"/>
-          <w:spacing w:val="3"/>
-          <w:sz w:val="24"/>
-          <w:szCs w:val="24"/>
-          <w:lang w:eastAsia="zh-CN"/>
-        </w:rPr>
-        <w:t>次</w:t>
-      </w:r>
-      <w:r>
-        <w:rPr>
-          <w:rFonts w:ascii="宋体" w:hAnsi="宋体" w:cs="宋体" w:hint="eastAsia"/>
-          <w:spacing w:val="3"/>
-          <w:sz w:val="24"/>
-          <w:szCs w:val="24"/>
-          <w:lang w:eastAsia="zh-CN"/>
-        </w:rPr>
-        <w:t>、1次</w:t>
-      </w:r>
-      <w:r>
-        <w:rPr>
-          <w:rFonts w:ascii="宋体" w:hAnsi="宋体" w:cs="宋体" w:hint="eastAsia"/>
-          <w:spacing w:val="3"/>
-          <w:sz w:val="24"/>
-          <w:szCs w:val="24"/>
-          <w:lang w:eastAsia="zh-CN"/>
-        </w:rPr>
-        <w:t>和</w:t>
-      </w:r>
-      <w:r>
-        <w:rPr>
-          <w:rFonts w:ascii="宋体" w:hAnsi="宋体" w:cs="宋体" w:hint="eastAsia"/>
-          <w:spacing w:val="3"/>
-          <w:sz w:val="24"/>
-          <w:szCs w:val="24"/>
-          <w:lang w:eastAsia="zh-CN"/>
-        </w:rPr>
-        <w:t>1</w:t>
-      </w:r>
-      <w:r>
-        <w:rPr>
-          <w:rFonts w:ascii="宋体" w:hAnsi="宋体" w:cs="宋体" w:hint="eastAsia"/>
-          <w:spacing w:val="3"/>
-          <w:sz w:val="24"/>
-          <w:szCs w:val="24"/>
-          <w:lang w:eastAsia="zh-CN"/>
-        </w:rPr>
-        <w:t>次</w:t>
-      </w:r>
-      <w:r>
-        <w:rPr>
-          <w:rFonts w:ascii="宋体" w:hAnsi="宋体" w:cs="宋体" w:hint="eastAsia"/>
-          <w:spacing w:val="3"/>
-          <w:sz w:val="24"/>
-          <w:szCs w:val="24"/>
-          <w:lang w:eastAsia="zh-CN"/>
-        </w:rPr>
-        <w:t>。达成指标要求，目前公司服务数据管理情况良好，但仍有提升的空间。</w:t>
-      </w:r>
-    </w:p>
-    <w:p>
-      <w:pPr>
-        <w:pStyle w:val="2"/>
+    </w:p>
+    <w:p>
+      <w:pPr>
+        <w:pStyle w:val="3"/>
         <w:rPr>
           <w:sz w:val="24"/>
           <w:szCs w:val="24"/>
@@ -1907,7 +1773,7 @@
     </w:p>
     <w:p>
       <w:pPr>
-        <w:ind w:firstLineChars="200" w:firstLine="486"/>
+        <w:ind w:firstLine="492" w:firstLineChars="200"/>
         <w:rPr>
           <w:rFonts w:ascii="宋体" w:hAnsi="宋体" w:cs="宋体"/>
           <w:spacing w:val="3"/>
@@ -1918,7 +1784,7 @@
       </w:pPr>
       <w:r>
         <w:rPr>
-          <w:rFonts w:ascii="宋体" w:hAnsi="宋体" w:cs="宋体" w:hint="eastAsia"/>
+          <w:rFonts w:hint="eastAsia" w:ascii="宋体" w:hAnsi="宋体" w:cs="宋体"/>
           <w:spacing w:val="3"/>
           <w:sz w:val="24"/>
           <w:szCs w:val="24"/>
@@ -1926,23 +1792,21 @@
         </w:rPr>
         <w:t>数据孤岛现象依然存在，部分系统的数据尚未接入数据库汇总，导致数据分析的全面性受到影响。</w:t>
       </w:r>
-      <w:bookmarkStart w:id="10" w:name="_GoBack"/>
-      <w:bookmarkEnd w:id="10"/>
     </w:p>
     <w:sectPr>
-      <w:headerReference w:type="default" r:id="rId14"/>
-      <w:footerReference w:type="default" r:id="rId15"/>
+      <w:headerReference r:id="rId9" w:type="default"/>
+      <w:footerReference r:id="rId10" w:type="default"/>
       <w:pgSz w:w="11906" w:h="16839"/>
       <w:pgMar w:top="1417" w:right="1305" w:bottom="885" w:left="1088" w:header="0" w:footer="720" w:gutter="0"/>
-      <w:cols w:space="720"/>
+      <w:cols w:space="720" w:num="1"/>
     </w:sectPr>
   </w:body>
 </w:document>
 </file>
 
 <file path=word/endnotes.xml><?xml version="1.0" encoding="utf-8"?>
-<w:endnotes xmlns:ve="http://schemas.openxmlformats.org/markup-compatibility/2006" xmlns:o="urn:schemas-microsoft-com:office:office" xmlns:r="http://schemas.openxmlformats.org/officeDocument/2006/relationships" xmlns:m="http://schemas.openxmlformats.org/officeDocument/2006/math" xmlns:v="urn:schemas-microsoft-com:vml" xmlns:wp="http://schemas.openxmlformats.org/drawingml/2006/wordprocessingDrawing" xmlns:w10="urn:schemas-microsoft-com:office:word" xmlns:w="http://schemas.openxmlformats.org/wordprocessingml/2006/main" xmlns:wne="http://schemas.microsoft.com/office/word/2006/wordml">
-  <w:endnote w:type="separator" w:id="-1">
+<w:endnotes xmlns:wpc="http://schemas.microsoft.com/office/word/2010/wordprocessingCanvas" xmlns:mc="http://schemas.openxmlformats.org/markup-compatibility/2006" xmlns:o="urn:schemas-microsoft-com:office:office" xmlns:r="http://schemas.openxmlformats.org/officeDocument/2006/relationships" xmlns:m="http://schemas.openxmlformats.org/officeDocument/2006/math" xmlns:v="urn:schemas-microsoft-com:vml" xmlns:wp14="http://schemas.microsoft.com/office/word/2010/wordprocessingDrawing" xmlns:wp="http://schemas.openxmlformats.org/drawingml/2006/wordprocessingDrawing" xmlns:w="http://schemas.openxmlformats.org/wordprocessingml/2006/main" xmlns:w14="http://schemas.microsoft.com/office/word/2010/wordml" xmlns:w15="http://schemas.microsoft.com/office/word/2012/wordml" xmlns:w10="urn:schemas-microsoft-com:office:word" xmlns:wpg="http://schemas.microsoft.com/office/word/2010/wordprocessingGroup" xmlns:wpi="http://schemas.microsoft.com/office/word/2010/wordprocessingInk" xmlns:wne="http://schemas.microsoft.com/office/word/2006/wordml" xmlns:wps="http://schemas.microsoft.com/office/word/2010/wordprocessingShape" xmlns:wpsCustomData="http://www.wps.cn/officeDocument/2013/wpsCustomData" mc:Ignorable="w14 w15 wp14">
+  <w:endnote w:type="separator" w:id="0">
     <w:p>
       <w:pPr>
         <w:spacing w:line="240" w:lineRule="auto"/>
@@ -1952,7 +1816,7 @@
       </w:r>
     </w:p>
   </w:endnote>
-  <w:endnote w:type="continuationSeparator" w:id="0">
+  <w:endnote w:type="continuationSeparator" w:id="1">
     <w:p>
       <w:pPr>
         <w:spacing w:line="240" w:lineRule="auto"/>
@@ -1966,20 +1830,20 @@
 </file>
 
 <file path=word/footer1.xml><?xml version="1.0" encoding="utf-8"?>
-<w:ftr xmlns:ve="http://schemas.openxmlformats.org/markup-compatibility/2006" xmlns:o="urn:schemas-microsoft-com:office:office" xmlns:r="http://schemas.openxmlformats.org/officeDocument/2006/relationships" xmlns:m="http://schemas.openxmlformats.org/officeDocument/2006/math" xmlns:v="urn:schemas-microsoft-com:vml" xmlns:wp="http://schemas.openxmlformats.org/drawingml/2006/wordprocessingDrawing" xmlns:w10="urn:schemas-microsoft-com:office:word" xmlns:w="http://schemas.openxmlformats.org/wordprocessingml/2006/main" xmlns:wne="http://schemas.microsoft.com/office/word/2006/wordml">
+<w:ftr xmlns:wpc="http://schemas.microsoft.com/office/word/2010/wordprocessingCanvas" xmlns:mc="http://schemas.openxmlformats.org/markup-compatibility/2006" xmlns:o="urn:schemas-microsoft-com:office:office" xmlns:r="http://schemas.openxmlformats.org/officeDocument/2006/relationships" xmlns:m="http://schemas.openxmlformats.org/officeDocument/2006/math" xmlns:v="urn:schemas-microsoft-com:vml" xmlns:wp14="http://schemas.microsoft.com/office/word/2010/wordprocessingDrawing" xmlns:wp="http://schemas.openxmlformats.org/drawingml/2006/wordprocessingDrawing" xmlns:w10="urn:schemas-microsoft-com:office:word" xmlns:w="http://schemas.openxmlformats.org/wordprocessingml/2006/main" xmlns:w14="http://schemas.microsoft.com/office/word/2010/wordml" xmlns:w15="http://schemas.microsoft.com/office/word/2012/wordml" xmlns:wpg="http://schemas.microsoft.com/office/word/2010/wordprocessingGroup" xmlns:wpi="http://schemas.microsoft.com/office/word/2010/wordprocessingInk" xmlns:wne="http://schemas.microsoft.com/office/word/2006/wordml" xmlns:wps="http://schemas.microsoft.com/office/word/2010/wordprocessingShape" xmlns:wpsCustomData="http://www.wps.cn/officeDocument/2013/wpsCustomData" mc:Ignorable="w14 w15 wp14">
   <w:p>
     <w:pPr>
       <w:spacing w:line="178" w:lineRule="auto"/>
       <w:ind w:left="4822"/>
       <w:rPr>
-        <w:rFonts w:ascii="Cambria" w:eastAsia="Cambria" w:hAnsi="Cambria" w:cs="Cambria"/>
+        <w:rFonts w:ascii="Cambria" w:hAnsi="Cambria" w:eastAsia="Cambria" w:cs="Cambria"/>
         <w:sz w:val="18"/>
         <w:szCs w:val="18"/>
       </w:rPr>
     </w:pPr>
     <w:r>
       <w:rPr>
-        <w:rFonts w:ascii="Cambria" w:eastAsia="Cambria" w:hAnsi="Cambria" w:cs="Cambria"/>
+        <w:rFonts w:ascii="Cambria" w:hAnsi="Cambria" w:eastAsia="Cambria" w:cs="Cambria"/>
         <w:sz w:val="18"/>
         <w:szCs w:val="18"/>
       </w:rPr>
@@ -1990,20 +1854,20 @@
 </file>
 
 <file path=word/footer2.xml><?xml version="1.0" encoding="utf-8"?>
-<w:ftr xmlns:ve="http://schemas.openxmlformats.org/markup-compatibility/2006" xmlns:o="urn:schemas-microsoft-com:office:office" xmlns:r="http://schemas.openxmlformats.org/officeDocument/2006/relationships" xmlns:m="http://schemas.openxmlformats.org/officeDocument/2006/math" xmlns:v="urn:schemas-microsoft-com:vml" xmlns:wp="http://schemas.openxmlformats.org/drawingml/2006/wordprocessingDrawing" xmlns:w10="urn:schemas-microsoft-com:office:word" xmlns:w="http://schemas.openxmlformats.org/wordprocessingml/2006/main" xmlns:wne="http://schemas.microsoft.com/office/word/2006/wordml">
+<w:ftr xmlns:wpc="http://schemas.microsoft.com/office/word/2010/wordprocessingCanvas" xmlns:mc="http://schemas.openxmlformats.org/markup-compatibility/2006" xmlns:o="urn:schemas-microsoft-com:office:office" xmlns:r="http://schemas.openxmlformats.org/officeDocument/2006/relationships" xmlns:m="http://schemas.openxmlformats.org/officeDocument/2006/math" xmlns:v="urn:schemas-microsoft-com:vml" xmlns:wp14="http://schemas.microsoft.com/office/word/2010/wordprocessingDrawing" xmlns:wp="http://schemas.openxmlformats.org/drawingml/2006/wordprocessingDrawing" xmlns:w10="urn:schemas-microsoft-com:office:word" xmlns:w="http://schemas.openxmlformats.org/wordprocessingml/2006/main" xmlns:w14="http://schemas.microsoft.com/office/word/2010/wordml" xmlns:w15="http://schemas.microsoft.com/office/word/2012/wordml" xmlns:wpg="http://schemas.microsoft.com/office/word/2010/wordprocessingGroup" xmlns:wpi="http://schemas.microsoft.com/office/word/2010/wordprocessingInk" xmlns:wne="http://schemas.microsoft.com/office/word/2006/wordml" xmlns:wps="http://schemas.microsoft.com/office/word/2010/wordprocessingShape" xmlns:wpsCustomData="http://www.wps.cn/officeDocument/2013/wpsCustomData" mc:Ignorable="w14 w15 wp14">
   <w:p>
     <w:pPr>
       <w:spacing w:line="177" w:lineRule="auto"/>
       <w:ind w:left="4827"/>
       <w:rPr>
-        <w:rFonts w:ascii="Cambria" w:eastAsia="Cambria" w:hAnsi="Cambria" w:cs="Cambria"/>
+        <w:rFonts w:ascii="Cambria" w:hAnsi="Cambria" w:eastAsia="Cambria" w:cs="Cambria"/>
         <w:sz w:val="18"/>
         <w:szCs w:val="18"/>
       </w:rPr>
     </w:pPr>
     <w:r>
       <w:rPr>
-        <w:rFonts w:ascii="Cambria" w:eastAsia="Cambria" w:hAnsi="Cambria" w:cs="Cambria"/>
+        <w:rFonts w:ascii="Cambria" w:hAnsi="Cambria" w:eastAsia="Cambria" w:cs="Cambria"/>
         <w:sz w:val="18"/>
         <w:szCs w:val="18"/>
       </w:rPr>
@@ -2014,21 +1878,21 @@
 </file>
 
 <file path=word/footnotes.xml><?xml version="1.0" encoding="utf-8"?>
-<w:footnotes xmlns:ve="http://schemas.openxmlformats.org/markup-compatibility/2006" xmlns:o="urn:schemas-microsoft-com:office:office" xmlns:r="http://schemas.openxmlformats.org/officeDocument/2006/relationships" xmlns:m="http://schemas.openxmlformats.org/officeDocument/2006/math" xmlns:v="urn:schemas-microsoft-com:vml" xmlns:wp="http://schemas.openxmlformats.org/drawingml/2006/wordprocessingDrawing" xmlns:w10="urn:schemas-microsoft-com:office:word" xmlns:w="http://schemas.openxmlformats.org/wordprocessingml/2006/main" xmlns:wne="http://schemas.microsoft.com/office/word/2006/wordml">
-  <w:footnote w:type="separator" w:id="-1">
-    <w:p>
-      <w:pPr>
-        <w:spacing w:line="240" w:lineRule="auto"/>
+<w:footnotes xmlns:wpc="http://schemas.microsoft.com/office/word/2010/wordprocessingCanvas" xmlns:mc="http://schemas.openxmlformats.org/markup-compatibility/2006" xmlns:o="urn:schemas-microsoft-com:office:office" xmlns:r="http://schemas.openxmlformats.org/officeDocument/2006/relationships" xmlns:m="http://schemas.openxmlformats.org/officeDocument/2006/math" xmlns:v="urn:schemas-microsoft-com:vml" xmlns:wp14="http://schemas.microsoft.com/office/word/2010/wordprocessingDrawing" xmlns:wp="http://schemas.openxmlformats.org/drawingml/2006/wordprocessingDrawing" xmlns:w="http://schemas.openxmlformats.org/wordprocessingml/2006/main" xmlns:w14="http://schemas.microsoft.com/office/word/2010/wordml" xmlns:w15="http://schemas.microsoft.com/office/word/2012/wordml" xmlns:w10="urn:schemas-microsoft-com:office:word" xmlns:wpg="http://schemas.microsoft.com/office/word/2010/wordprocessingGroup" xmlns:wpi="http://schemas.microsoft.com/office/word/2010/wordprocessingInk" xmlns:wne="http://schemas.microsoft.com/office/word/2006/wordml" xmlns:wps="http://schemas.microsoft.com/office/word/2010/wordprocessingShape" xmlns:wpsCustomData="http://www.wps.cn/officeDocument/2013/wpsCustomData" mc:Ignorable="w14 w15 wp14">
+  <w:footnote w:type="separator" w:id="0">
+    <w:p>
+      <w:pPr>
+        <w:spacing w:line="360" w:lineRule="auto"/>
       </w:pPr>
       <w:r>
         <w:separator/>
       </w:r>
     </w:p>
   </w:footnote>
-  <w:footnote w:type="continuationSeparator" w:id="0">
-    <w:p>
-      <w:pPr>
-        <w:spacing w:line="240" w:lineRule="auto"/>
+  <w:footnote w:type="continuationSeparator" w:id="1">
+    <w:p>
+      <w:pPr>
+        <w:spacing w:line="360" w:lineRule="auto"/>
       </w:pPr>
       <w:r>
         <w:continuationSeparator/>
@@ -2039,10 +1903,10 @@
 </file>
 
 <file path=word/header1.xml><?xml version="1.0" encoding="utf-8"?>
-<w:hdr xmlns:ve="http://schemas.openxmlformats.org/markup-compatibility/2006" xmlns:o="urn:schemas-microsoft-com:office:office" xmlns:r="http://schemas.openxmlformats.org/officeDocument/2006/relationships" xmlns:m="http://schemas.openxmlformats.org/officeDocument/2006/math" xmlns:v="urn:schemas-microsoft-com:vml" xmlns:wp="http://schemas.openxmlformats.org/drawingml/2006/wordprocessingDrawing" xmlns:w10="urn:schemas-microsoft-com:office:word" xmlns:w="http://schemas.openxmlformats.org/wordprocessingml/2006/main" xmlns:wne="http://schemas.microsoft.com/office/word/2006/wordml">
+<w:hdr xmlns:wpc="http://schemas.microsoft.com/office/word/2010/wordprocessingCanvas" xmlns:mc="http://schemas.openxmlformats.org/markup-compatibility/2006" xmlns:o="urn:schemas-microsoft-com:office:office" xmlns:r="http://schemas.openxmlformats.org/officeDocument/2006/relationships" xmlns:m="http://schemas.openxmlformats.org/officeDocument/2006/math" xmlns:v="urn:schemas-microsoft-com:vml" xmlns:wp14="http://schemas.microsoft.com/office/word/2010/wordprocessingDrawing" xmlns:wp="http://schemas.openxmlformats.org/drawingml/2006/wordprocessingDrawing" xmlns:w10="urn:schemas-microsoft-com:office:word" xmlns:w="http://schemas.openxmlformats.org/wordprocessingml/2006/main" xmlns:w14="http://schemas.microsoft.com/office/word/2010/wordml" xmlns:w15="http://schemas.microsoft.com/office/word/2012/wordml" xmlns:wpg="http://schemas.microsoft.com/office/word/2010/wordprocessingGroup" xmlns:wpi="http://schemas.microsoft.com/office/word/2010/wordprocessingInk" xmlns:wne="http://schemas.microsoft.com/office/word/2006/wordml" xmlns:wps="http://schemas.microsoft.com/office/word/2010/wordprocessingShape" xmlns:wpsCustomData="http://www.wps.cn/officeDocument/2013/wpsCustomData" mc:Ignorable="w14 w15 wp14">
   <w:p>
     <w:pPr>
-      <w:pStyle w:val="a4"/>
+      <w:pStyle w:val="12"/>
       <w:spacing w:line="52" w:lineRule="auto"/>
       <w:rPr>
         <w:sz w:val="2"/>
@@ -2050,10 +1914,12 @@
     </w:pPr>
     <w:r>
       <w:pict>
-        <v:polyline id="_x0000_s4097" style="position:absolute;z-index:251658240;mso-position-horizontal-relative:page;mso-position-vertical-relative:page;mso-width-relative:page;mso-height-relative:page" points="88.4pt,54.45pt,506.85pt,54.45pt" coordsize="8370,15" o:allowincell="f" filled="f">
+        <v:shape id="_x0000_s4097" o:spid="_x0000_s4097" style="position:absolute;left:0pt;margin-left:88.4pt;margin-top:54.45pt;height:0pt;width:418.45pt;mso-position-horizontal-relative:page;mso-position-vertical-relative:page;z-index:251659264;mso-width-relative:page;mso-height-relative:page;" filled="f" coordsize="8369,0" o:allowincell="f" path="m0,0l8369,0e">
+          <v:fill on="f" focussize="0,0"/>
           <v:stroke joinstyle="miter"/>
-          <w10:wrap anchorx="page" anchory="page"/>
-        </v:polyline>
+          <v:imagedata o:title=""/>
+          <o:lock v:ext="edit"/>
+        </v:shape>
       </w:pict>
     </w:r>
   </w:p>
@@ -2061,10 +1927,10 @@
 </file>
 
 <file path=word/header2.xml><?xml version="1.0" encoding="utf-8"?>
-<w:hdr xmlns:ve="http://schemas.openxmlformats.org/markup-compatibility/2006" xmlns:o="urn:schemas-microsoft-com:office:office" xmlns:r="http://schemas.openxmlformats.org/officeDocument/2006/relationships" xmlns:m="http://schemas.openxmlformats.org/officeDocument/2006/math" xmlns:v="urn:schemas-microsoft-com:vml" xmlns:wp="http://schemas.openxmlformats.org/drawingml/2006/wordprocessingDrawing" xmlns:w10="urn:schemas-microsoft-com:office:word" xmlns:w="http://schemas.openxmlformats.org/wordprocessingml/2006/main" xmlns:wne="http://schemas.microsoft.com/office/word/2006/wordml">
+<w:hdr xmlns:wpc="http://schemas.microsoft.com/office/word/2010/wordprocessingCanvas" xmlns:mc="http://schemas.openxmlformats.org/markup-compatibility/2006" xmlns:o="urn:schemas-microsoft-com:office:office" xmlns:r="http://schemas.openxmlformats.org/officeDocument/2006/relationships" xmlns:m="http://schemas.openxmlformats.org/officeDocument/2006/math" xmlns:v="urn:schemas-microsoft-com:vml" xmlns:wp14="http://schemas.microsoft.com/office/word/2010/wordprocessingDrawing" xmlns:wp="http://schemas.openxmlformats.org/drawingml/2006/wordprocessingDrawing" xmlns:w10="urn:schemas-microsoft-com:office:word" xmlns:w="http://schemas.openxmlformats.org/wordprocessingml/2006/main" xmlns:w14="http://schemas.microsoft.com/office/word/2010/wordml" xmlns:w15="http://schemas.microsoft.com/office/word/2012/wordml" xmlns:wpg="http://schemas.microsoft.com/office/word/2010/wordprocessingGroup" xmlns:wpi="http://schemas.microsoft.com/office/word/2010/wordprocessingInk" xmlns:wne="http://schemas.microsoft.com/office/word/2006/wordml" xmlns:wps="http://schemas.microsoft.com/office/word/2010/wordprocessingShape" xmlns:wpsCustomData="http://www.wps.cn/officeDocument/2013/wpsCustomData" mc:Ignorable="w14 w15 wp14">
   <w:p>
     <w:pPr>
-      <w:pStyle w:val="a4"/>
+      <w:pStyle w:val="12"/>
       <w:spacing w:line="52" w:lineRule="auto"/>
       <w:rPr>
         <w:sz w:val="2"/>
@@ -2072,10 +1938,12 @@
     </w:pPr>
     <w:r>
       <w:pict>
-        <v:polyline id="_x0000_s4098" style="position:absolute;z-index:251659264;mso-position-horizontal-relative:page;mso-position-vertical-relative:page;mso-width-relative:page;mso-height-relative:page" points="88.4pt,54.45pt,506.85pt,54.45pt" coordsize="8370,15" o:allowincell="f" filled="f">
+        <v:shape id="_x0000_s4098" o:spid="_x0000_s4098" style="position:absolute;left:0pt;margin-left:88.4pt;margin-top:54.45pt;height:0pt;width:418.45pt;mso-position-horizontal-relative:page;mso-position-vertical-relative:page;z-index:251660288;mso-width-relative:page;mso-height-relative:page;" filled="f" coordsize="8369,0" o:allowincell="f" path="m0,0l8369,0e">
+          <v:fill on="f" focussize="0,0"/>
           <v:stroke joinstyle="miter"/>
-          <w10:wrap anchorx="page" anchory="page"/>
-        </v:polyline>
+          <v:imagedata o:title=""/>
+          <o:lock v:ext="edit"/>
+        </v:shape>
       </w:pict>
     </w:r>
   </w:p>
@@ -2083,10 +1951,10 @@
 </file>
 
 <file path=word/header3.xml><?xml version="1.0" encoding="utf-8"?>
-<w:hdr xmlns:ve="http://schemas.openxmlformats.org/markup-compatibility/2006" xmlns:o="urn:schemas-microsoft-com:office:office" xmlns:r="http://schemas.openxmlformats.org/officeDocument/2006/relationships" xmlns:m="http://schemas.openxmlformats.org/officeDocument/2006/math" xmlns:v="urn:schemas-microsoft-com:vml" xmlns:wp="http://schemas.openxmlformats.org/drawingml/2006/wordprocessingDrawing" xmlns:w10="urn:schemas-microsoft-com:office:word" xmlns:w="http://schemas.openxmlformats.org/wordprocessingml/2006/main" xmlns:wne="http://schemas.microsoft.com/office/word/2006/wordml">
+<w:hdr xmlns:wpc="http://schemas.microsoft.com/office/word/2010/wordprocessingCanvas" xmlns:mc="http://schemas.openxmlformats.org/markup-compatibility/2006" xmlns:o="urn:schemas-microsoft-com:office:office" xmlns:r="http://schemas.openxmlformats.org/officeDocument/2006/relationships" xmlns:m="http://schemas.openxmlformats.org/officeDocument/2006/math" xmlns:v="urn:schemas-microsoft-com:vml" xmlns:wp14="http://schemas.microsoft.com/office/word/2010/wordprocessingDrawing" xmlns:wp="http://schemas.openxmlformats.org/drawingml/2006/wordprocessingDrawing" xmlns:w10="urn:schemas-microsoft-com:office:word" xmlns:w="http://schemas.openxmlformats.org/wordprocessingml/2006/main" xmlns:w14="http://schemas.microsoft.com/office/word/2010/wordml" xmlns:w15="http://schemas.microsoft.com/office/word/2012/wordml" xmlns:wpg="http://schemas.microsoft.com/office/word/2010/wordprocessingGroup" xmlns:wpi="http://schemas.microsoft.com/office/word/2010/wordprocessingInk" xmlns:wne="http://schemas.microsoft.com/office/word/2006/wordml" xmlns:wps="http://schemas.microsoft.com/office/word/2010/wordprocessingShape" xmlns:wpsCustomData="http://www.wps.cn/officeDocument/2013/wpsCustomData" mc:Ignorable="w14 w15 wp14">
   <w:p>
     <w:pPr>
-      <w:pStyle w:val="a4"/>
+      <w:pStyle w:val="12"/>
       <w:spacing w:line="14" w:lineRule="auto"/>
       <w:rPr>
         <w:sz w:val="2"/>
@@ -2097,10 +1965,10 @@
 </file>
 
 <file path=word/header4.xml><?xml version="1.0" encoding="utf-8"?>
-<w:hdr xmlns:ve="http://schemas.openxmlformats.org/markup-compatibility/2006" xmlns:o="urn:schemas-microsoft-com:office:office" xmlns:r="http://schemas.openxmlformats.org/officeDocument/2006/relationships" xmlns:m="http://schemas.openxmlformats.org/officeDocument/2006/math" xmlns:v="urn:schemas-microsoft-com:vml" xmlns:wp="http://schemas.openxmlformats.org/drawingml/2006/wordprocessingDrawing" xmlns:w10="urn:schemas-microsoft-com:office:word" xmlns:w="http://schemas.openxmlformats.org/wordprocessingml/2006/main" xmlns:wne="http://schemas.microsoft.com/office/word/2006/wordml">
+<w:hdr xmlns:wpc="http://schemas.microsoft.com/office/word/2010/wordprocessingCanvas" xmlns:mc="http://schemas.openxmlformats.org/markup-compatibility/2006" xmlns:o="urn:schemas-microsoft-com:office:office" xmlns:r="http://schemas.openxmlformats.org/officeDocument/2006/relationships" xmlns:m="http://schemas.openxmlformats.org/officeDocument/2006/math" xmlns:v="urn:schemas-microsoft-com:vml" xmlns:wp14="http://schemas.microsoft.com/office/word/2010/wordprocessingDrawing" xmlns:wp="http://schemas.openxmlformats.org/drawingml/2006/wordprocessingDrawing" xmlns:w10="urn:schemas-microsoft-com:office:word" xmlns:w="http://schemas.openxmlformats.org/wordprocessingml/2006/main" xmlns:w14="http://schemas.microsoft.com/office/word/2010/wordml" xmlns:w15="http://schemas.microsoft.com/office/word/2012/wordml" xmlns:wpg="http://schemas.microsoft.com/office/word/2010/wordprocessingGroup" xmlns:wpi="http://schemas.microsoft.com/office/word/2010/wordprocessingInk" xmlns:wne="http://schemas.microsoft.com/office/word/2006/wordml" xmlns:wps="http://schemas.microsoft.com/office/word/2010/wordprocessingShape" xmlns:wpsCustomData="http://www.wps.cn/officeDocument/2013/wpsCustomData" mc:Ignorable="w14 w15 wp14">
   <w:p>
     <w:pPr>
-      <w:pStyle w:val="a4"/>
+      <w:pStyle w:val="12"/>
       <w:spacing w:line="14" w:lineRule="auto"/>
       <w:rPr>
         <w:sz w:val="2"/>
@@ -2111,15 +1979,15 @@
 </file>
 
 <file path=word/numbering.xml><?xml version="1.0" encoding="utf-8"?>
-<w:numbering xmlns:ve="http://schemas.openxmlformats.org/markup-compatibility/2006" xmlns:o="urn:schemas-microsoft-com:office:office" xmlns:r="http://schemas.openxmlformats.org/officeDocument/2006/relationships" xmlns:m="http://schemas.openxmlformats.org/officeDocument/2006/math" xmlns:v="urn:schemas-microsoft-com:vml" xmlns:wp="http://schemas.openxmlformats.org/drawingml/2006/wordprocessingDrawing" xmlns:w10="urn:schemas-microsoft-com:office:word" xmlns:w="http://schemas.openxmlformats.org/wordprocessingml/2006/main" xmlns:wne="http://schemas.microsoft.com/office/word/2006/wordml">
+<w:numbering xmlns:wpc="http://schemas.microsoft.com/office/word/2010/wordprocessingCanvas" xmlns:mc="http://schemas.openxmlformats.org/markup-compatibility/2006" xmlns:o="urn:schemas-microsoft-com:office:office" xmlns:r="http://schemas.openxmlformats.org/officeDocument/2006/relationships" xmlns:m="http://schemas.openxmlformats.org/officeDocument/2006/math" xmlns:v="urn:schemas-microsoft-com:vml" xmlns:wp14="http://schemas.microsoft.com/office/word/2010/wordprocessingDrawing" xmlns:wp="http://schemas.openxmlformats.org/drawingml/2006/wordprocessingDrawing" xmlns:w10="urn:schemas-microsoft-com:office:word" xmlns:w="http://schemas.openxmlformats.org/wordprocessingml/2006/main" xmlns:w14="http://schemas.microsoft.com/office/word/2010/wordml" xmlns:wpg="http://schemas.microsoft.com/office/word/2010/wordprocessingGroup" xmlns:wpi="http://schemas.microsoft.com/office/word/2010/wordprocessingInk" xmlns:wne="http://schemas.microsoft.com/office/word/2006/wordml" xmlns:wps="http://schemas.microsoft.com/office/word/2010/wordprocessingShape" xmlns:wpsCustomData="http://www.wps.cn/officeDocument/2013/wpsCustomData" mc:Ignorable="w14 wp14">
   <w:abstractNum w:abstractNumId="0">
     <w:nsid w:val="8E964DCE"/>
     <w:multiLevelType w:val="multilevel"/>
     <w:tmpl w:val="8E964DCE"/>
-    <w:lvl w:ilvl="0">
+    <w:lvl w:ilvl="0" w:tentative="0">
       <w:start w:val="1"/>
       <w:numFmt w:val="decimal"/>
-      <w:pStyle w:val="1"/>
+      <w:pStyle w:val="2"/>
       <w:lvlText w:val="%1."/>
       <w:lvlJc w:val="left"/>
       <w:pPr>
@@ -2129,10 +1997,10 @@
         <w:rFonts w:hint="default"/>
       </w:rPr>
     </w:lvl>
-    <w:lvl w:ilvl="1">
+    <w:lvl w:ilvl="1" w:tentative="0">
       <w:start w:val="1"/>
       <w:numFmt w:val="decimal"/>
-      <w:pStyle w:val="2"/>
+      <w:pStyle w:val="3"/>
       <w:lvlText w:val="%1.%2."/>
       <w:lvlJc w:val="left"/>
       <w:pPr>
@@ -2142,10 +2010,10 @@
         <w:rFonts w:hint="default"/>
       </w:rPr>
     </w:lvl>
-    <w:lvl w:ilvl="2">
+    <w:lvl w:ilvl="2" w:tentative="0">
       <w:start w:val="1"/>
       <w:numFmt w:val="decimal"/>
-      <w:pStyle w:val="3"/>
+      <w:pStyle w:val="4"/>
       <w:lvlText w:val="%1.%2.%3."/>
       <w:lvlJc w:val="left"/>
       <w:pPr>
@@ -2155,10 +2023,10 @@
         <w:rFonts w:hint="default"/>
       </w:rPr>
     </w:lvl>
-    <w:lvl w:ilvl="3">
+    <w:lvl w:ilvl="3" w:tentative="0">
       <w:start w:val="1"/>
       <w:numFmt w:val="decimal"/>
-      <w:pStyle w:val="4"/>
+      <w:pStyle w:val="5"/>
       <w:lvlText w:val="%1.%2.%3.%4."/>
       <w:lvlJc w:val="left"/>
       <w:pPr>
@@ -2168,10 +2036,10 @@
         <w:rFonts w:hint="default"/>
       </w:rPr>
     </w:lvl>
-    <w:lvl w:ilvl="4">
+    <w:lvl w:ilvl="4" w:tentative="0">
       <w:start w:val="1"/>
       <w:numFmt w:val="decimal"/>
-      <w:pStyle w:val="5"/>
+      <w:pStyle w:val="6"/>
       <w:lvlText w:val="%1.%2.%3.%4.%5."/>
       <w:lvlJc w:val="left"/>
       <w:pPr>
@@ -2181,10 +2049,10 @@
         <w:rFonts w:hint="default"/>
       </w:rPr>
     </w:lvl>
-    <w:lvl w:ilvl="5">
+    <w:lvl w:ilvl="5" w:tentative="0">
       <w:start w:val="1"/>
       <w:numFmt w:val="decimal"/>
-      <w:pStyle w:val="6"/>
+      <w:pStyle w:val="7"/>
       <w:lvlText w:val="%1.%2.%3.%4.%5.%6."/>
       <w:lvlJc w:val="left"/>
       <w:pPr>
@@ -2194,10 +2062,10 @@
         <w:rFonts w:hint="default"/>
       </w:rPr>
     </w:lvl>
-    <w:lvl w:ilvl="6">
+    <w:lvl w:ilvl="6" w:tentative="0">
       <w:start w:val="1"/>
       <w:numFmt w:val="decimal"/>
-      <w:pStyle w:val="7"/>
+      <w:pStyle w:val="8"/>
       <w:lvlText w:val="%1.%2.%3.%4.%5.%6.%7."/>
       <w:lvlJc w:val="left"/>
       <w:pPr>
@@ -2207,10 +2075,10 @@
         <w:rFonts w:hint="default"/>
       </w:rPr>
     </w:lvl>
-    <w:lvl w:ilvl="7">
+    <w:lvl w:ilvl="7" w:tentative="0">
       <w:start w:val="1"/>
       <w:numFmt w:val="decimal"/>
-      <w:pStyle w:val="8"/>
+      <w:pStyle w:val="9"/>
       <w:lvlText w:val="%1.%2.%3.%4.%5.%6.%7.%8."/>
       <w:lvlJc w:val="left"/>
       <w:pPr>
@@ -2220,10 +2088,10 @@
         <w:rFonts w:hint="default"/>
       </w:rPr>
     </w:lvl>
-    <w:lvl w:ilvl="8">
+    <w:lvl w:ilvl="8" w:tentative="0">
       <w:start w:val="1"/>
       <w:numFmt w:val="decimal"/>
-      <w:pStyle w:val="9"/>
+      <w:pStyle w:val="10"/>
       <w:lvlText w:val="%1.%2.%3.%4.%5.%6.%7.%8.%9."/>
       <w:lvlJc w:val="left"/>
       <w:pPr>
@@ -2238,7 +2106,7 @@
     <w:nsid w:val="D3A042C7"/>
     <w:multiLevelType w:val="singleLevel"/>
     <w:tmpl w:val="D3A042C7"/>
-    <w:lvl w:ilvl="0">
+    <w:lvl w:ilvl="0" w:tentative="0">
       <w:start w:val="1"/>
       <w:numFmt w:val="decimal"/>
       <w:lvlText w:val="%1."/>
@@ -2261,166 +2129,269 @@
 </file>
 
 <file path=word/styles.xml><?xml version="1.0" encoding="utf-8"?>
-<w:styles xmlns:r="http://schemas.openxmlformats.org/officeDocument/2006/relationships" xmlns:w="http://schemas.openxmlformats.org/wordprocessingml/2006/main">
+<w:styles xmlns:mc="http://schemas.openxmlformats.org/markup-compatibility/2006" xmlns:o="urn:schemas-microsoft-com:office:office" xmlns:r="http://schemas.openxmlformats.org/officeDocument/2006/relationships" xmlns:m="http://schemas.openxmlformats.org/officeDocument/2006/math" xmlns:v="urn:schemas-microsoft-com:vml" xmlns:w="http://schemas.openxmlformats.org/wordprocessingml/2006/main" xmlns:w14="http://schemas.microsoft.com/office/word/2010/wordml" xmlns:w10="urn:schemas-microsoft-com:office:word" xmlns:sl="http://schemas.openxmlformats.org/schemaLibrary/2006/main" xmlns:wpsCustomData="http://www.wps.cn/officeDocument/2013/wpsCustomData" mc:Ignorable="w14">
   <w:docDefaults>
     <w:rPrDefault>
       <w:rPr>
-        <w:rFonts w:ascii="Arial" w:eastAsiaTheme="minorEastAsia" w:hAnsi="Arial" w:cs="Arial"/>
-        <w:lang w:val="en-US" w:eastAsia="zh-CN" w:bidi="ar-SA"/>
+        <w:rFonts w:ascii="Times New Roman" w:hAnsi="Times New Roman" w:eastAsia="宋体" w:cs="Times New Roman"/>
       </w:rPr>
     </w:rPrDefault>
     <w:pPrDefault/>
   </w:docDefaults>
-  <w:latentStyles w:defLockedState="0" w:defUIPriority="0" w:defSemiHidden="0" w:defUnhideWhenUsed="0" w:defQFormat="0" w:count="267">
-    <w:lsdException w:name="Normal" w:qFormat="1"/>
-    <w:lsdException w:name="heading 1" w:qFormat="1"/>
-    <w:lsdException w:name="heading 2" w:unhideWhenUsed="1" w:qFormat="1"/>
-    <w:lsdException w:name="heading 3" w:semiHidden="1" w:unhideWhenUsed="1" w:qFormat="1"/>
-    <w:lsdException w:name="heading 4" w:unhideWhenUsed="1" w:qFormat="1"/>
-    <w:lsdException w:name="heading 5" w:semiHidden="1" w:unhideWhenUsed="1" w:qFormat="1"/>
-    <w:lsdException w:name="heading 6" w:semiHidden="1" w:unhideWhenUsed="1" w:qFormat="1"/>
-    <w:lsdException w:name="heading 7" w:semiHidden="1" w:unhideWhenUsed="1" w:qFormat="1"/>
-    <w:lsdException w:name="heading 8" w:semiHidden="1" w:unhideWhenUsed="1" w:qFormat="1"/>
-    <w:lsdException w:name="heading 9" w:semiHidden="1" w:unhideWhenUsed="1" w:qFormat="1"/>
-    <w:lsdException w:name="toc 1" w:qFormat="1"/>
-    <w:lsdException w:name="toc 2" w:qFormat="1"/>
-    <w:lsdException w:name="toc 3" w:qFormat="1"/>
-    <w:lsdException w:name="annotation text" w:qFormat="1"/>
-    <w:lsdException w:name="header" w:qFormat="1"/>
-    <w:lsdException w:name="footer" w:qFormat="1"/>
-    <w:lsdException w:name="caption" w:semiHidden="1" w:unhideWhenUsed="1" w:qFormat="1"/>
-    <w:lsdException w:name="Title" w:qFormat="1"/>
-    <w:lsdException w:name="Default Paragraph Font" w:semiHidden="1" w:qFormat="1"/>
-    <w:lsdException w:name="Body Text" w:semiHidden="1" w:qFormat="1"/>
-    <w:lsdException w:name="Subtitle" w:qFormat="1"/>
-    <w:lsdException w:name="Note Heading" w:semiHidden="1" w:uiPriority="99" w:unhideWhenUsed="1"/>
-    <w:lsdException w:name="Strong" w:qFormat="1"/>
-    <w:lsdException w:name="Emphasis" w:qFormat="1"/>
-    <w:lsdException w:name="HTML Top of Form" w:semiHidden="1" w:uiPriority="99" w:unhideWhenUsed="1"/>
-    <w:lsdException w:name="HTML Bottom of Form" w:semiHidden="1" w:uiPriority="99" w:unhideWhenUsed="1"/>
-    <w:lsdException w:name="Normal (Web)" w:qFormat="1"/>
-    <w:lsdException w:name="Normal Table" w:semiHidden="1" w:qFormat="1"/>
-    <w:lsdException w:name="No List" w:semiHidden="1" w:uiPriority="99" w:unhideWhenUsed="1"/>
-    <w:lsdException w:name="Outline List 1" w:semiHidden="1" w:uiPriority="99" w:unhideWhenUsed="1"/>
-    <w:lsdException w:name="Outline List 2" w:semiHidden="1" w:uiPriority="99" w:unhideWhenUsed="1"/>
-    <w:lsdException w:name="Outline List 3" w:semiHidden="1" w:uiPriority="99" w:unhideWhenUsed="1"/>
-    <w:lsdException w:name="Table Grid" w:qFormat="1"/>
-    <w:lsdException w:name="Placeholder Text" w:semiHidden="1" w:uiPriority="99" w:unhideWhenUsed="1"/>
-    <w:lsdException w:name="No Spacing" w:semiHidden="1" w:uiPriority="99" w:unhideWhenUsed="1"/>
-    <w:lsdException w:name="Light Shading" w:uiPriority="60"/>
-    <w:lsdException w:name="Light List" w:uiPriority="61"/>
-    <w:lsdException w:name="Light Grid" w:uiPriority="62"/>
-    <w:lsdException w:name="Medium Shading 1" w:uiPriority="63"/>
-    <w:lsdException w:name="Medium Shading 2" w:uiPriority="64"/>
-    <w:lsdException w:name="Medium List 1" w:uiPriority="65"/>
-    <w:lsdException w:name="Medium List 2" w:uiPriority="66"/>
-    <w:lsdException w:name="Medium Grid 1" w:uiPriority="67"/>
-    <w:lsdException w:name="Medium Grid 2" w:uiPriority="68"/>
-    <w:lsdException w:name="Medium Grid 3" w:uiPriority="69"/>
-    <w:lsdException w:name="Dark List" w:uiPriority="70"/>
-    <w:lsdException w:name="Colorful Shading" w:uiPriority="71"/>
-    <w:lsdException w:name="Colorful List" w:uiPriority="72"/>
-    <w:lsdException w:name="Colorful Grid" w:uiPriority="73"/>
-    <w:lsdException w:name="Light Shading Accent 1" w:uiPriority="60"/>
-    <w:lsdException w:name="Light List Accent 1" w:uiPriority="61"/>
-    <w:lsdException w:name="Light Grid Accent 1" w:uiPriority="62"/>
-    <w:lsdException w:name="Medium Shading 1 Accent 1" w:uiPriority="63"/>
-    <w:lsdException w:name="Medium Shading 2 Accent 1" w:uiPriority="64"/>
-    <w:lsdException w:name="Medium List 1 Accent 1" w:uiPriority="65"/>
-    <w:lsdException w:name="Revision" w:semiHidden="1" w:uiPriority="99" w:unhideWhenUsed="1"/>
-    <w:lsdException w:name="List Paragraph" w:semiHidden="1" w:uiPriority="99" w:unhideWhenUsed="1"/>
-    <w:lsdException w:name="Quote" w:semiHidden="1" w:uiPriority="99" w:unhideWhenUsed="1"/>
-    <w:lsdException w:name="Intense Quote" w:semiHidden="1" w:uiPriority="99" w:unhideWhenUsed="1"/>
-    <w:lsdException w:name="Medium List 2 Accent 1" w:uiPriority="66"/>
-    <w:lsdException w:name="Medium Grid 1 Accent 1" w:uiPriority="67"/>
-    <w:lsdException w:name="Medium Grid 2 Accent 1" w:uiPriority="68"/>
-    <w:lsdException w:name="Medium Grid 3 Accent 1" w:uiPriority="69"/>
-    <w:lsdException w:name="Dark List Accent 1" w:uiPriority="70"/>
-    <w:lsdException w:name="Colorful Shading Accent 1" w:uiPriority="71"/>
-    <w:lsdException w:name="Colorful List Accent 1" w:uiPriority="72"/>
-    <w:lsdException w:name="Colorful Grid Accent 1" w:uiPriority="73"/>
-    <w:lsdException w:name="Light Shading Accent 2" w:uiPriority="60"/>
-    <w:lsdException w:name="Light List Accent 2" w:uiPriority="61"/>
-    <w:lsdException w:name="Light Grid Accent 2" w:uiPriority="62"/>
-    <w:lsdException w:name="Medium Shading 1 Accent 2" w:uiPriority="63"/>
-    <w:lsdException w:name="Medium Shading 2 Accent 2" w:uiPriority="64"/>
-    <w:lsdException w:name="Medium List 1 Accent 2" w:uiPriority="65"/>
-    <w:lsdException w:name="Medium List 2 Accent 2" w:uiPriority="66"/>
-    <w:lsdException w:name="Medium Grid 1 Accent 2" w:uiPriority="67"/>
-    <w:lsdException w:name="Medium Grid 2 Accent 2" w:uiPriority="68"/>
-    <w:lsdException w:name="Medium Grid 3 Accent 2" w:uiPriority="69"/>
-    <w:lsdException w:name="Dark List Accent 2" w:uiPriority="70"/>
-    <w:lsdException w:name="Colorful Shading Accent 2" w:uiPriority="71"/>
-    <w:lsdException w:name="Colorful List Accent 2" w:uiPriority="72"/>
-    <w:lsdException w:name="Colorful Grid Accent 2" w:uiPriority="73"/>
-    <w:lsdException w:name="Light Shading Accent 3" w:uiPriority="60"/>
-    <w:lsdException w:name="Light List Accent 3" w:uiPriority="61"/>
-    <w:lsdException w:name="Light Grid Accent 3" w:uiPriority="62"/>
-    <w:lsdException w:name="Medium Shading 1 Accent 3" w:uiPriority="63"/>
-    <w:lsdException w:name="Medium Shading 2 Accent 3" w:uiPriority="64"/>
-    <w:lsdException w:name="Medium List 1 Accent 3" w:uiPriority="65"/>
-    <w:lsdException w:name="Medium List 2 Accent 3" w:uiPriority="66"/>
-    <w:lsdException w:name="Medium Grid 1 Accent 3" w:uiPriority="67"/>
-    <w:lsdException w:name="Medium Grid 2 Accent 3" w:uiPriority="68"/>
-    <w:lsdException w:name="Medium Grid 3 Accent 3" w:uiPriority="69"/>
-    <w:lsdException w:name="Dark List Accent 3" w:uiPriority="70"/>
-    <w:lsdException w:name="Colorful Shading Accent 3" w:uiPriority="71"/>
-    <w:lsdException w:name="Colorful List Accent 3" w:uiPriority="72"/>
-    <w:lsdException w:name="Colorful Grid Accent 3" w:uiPriority="73"/>
-    <w:lsdException w:name="Light Shading Accent 4" w:uiPriority="60"/>
-    <w:lsdException w:name="Light List Accent 4" w:uiPriority="61"/>
-    <w:lsdException w:name="Light Grid Accent 4" w:uiPriority="62"/>
-    <w:lsdException w:name="Medium Shading 1 Accent 4" w:uiPriority="63"/>
-    <w:lsdException w:name="Medium Shading 2 Accent 4" w:uiPriority="64"/>
-    <w:lsdException w:name="Medium List 1 Accent 4" w:uiPriority="65"/>
-    <w:lsdException w:name="Medium List 2 Accent 4" w:uiPriority="66"/>
-    <w:lsdException w:name="Medium Grid 1 Accent 4" w:uiPriority="67"/>
-    <w:lsdException w:name="Medium Grid 2 Accent 4" w:uiPriority="68"/>
-    <w:lsdException w:name="Medium Grid 3 Accent 4" w:uiPriority="69"/>
-    <w:lsdException w:name="Dark List Accent 4" w:uiPriority="70"/>
-    <w:lsdException w:name="Colorful Shading Accent 4" w:uiPriority="71"/>
-    <w:lsdException w:name="Colorful List Accent 4" w:uiPriority="72"/>
-    <w:lsdException w:name="Colorful Grid Accent 4" w:uiPriority="73"/>
-    <w:lsdException w:name="Light Shading Accent 5" w:uiPriority="60"/>
-    <w:lsdException w:name="Light List Accent 5" w:uiPriority="61"/>
-    <w:lsdException w:name="Light Grid Accent 5" w:uiPriority="62"/>
-    <w:lsdException w:name="Medium Shading 1 Accent 5" w:uiPriority="63"/>
-    <w:lsdException w:name="Medium Shading 2 Accent 5" w:uiPriority="64"/>
-    <w:lsdException w:name="Medium List 1 Accent 5" w:uiPriority="65"/>
-    <w:lsdException w:name="Medium List 2 Accent 5" w:uiPriority="66"/>
-    <w:lsdException w:name="Medium Grid 1 Accent 5" w:uiPriority="67"/>
-    <w:lsdException w:name="Medium Grid 2 Accent 5" w:uiPriority="68"/>
-    <w:lsdException w:name="Medium Grid 3 Accent 5" w:uiPriority="69"/>
-    <w:lsdException w:name="Dark List Accent 5" w:uiPriority="70"/>
-    <w:lsdException w:name="Colorful Shading Accent 5" w:uiPriority="71"/>
-    <w:lsdException w:name="Colorful List Accent 5" w:uiPriority="72"/>
-    <w:lsdException w:name="Colorful Grid Accent 5" w:uiPriority="73"/>
-    <w:lsdException w:name="Light Shading Accent 6" w:uiPriority="60"/>
-    <w:lsdException w:name="Light List Accent 6" w:uiPriority="61"/>
-    <w:lsdException w:name="Light Grid Accent 6" w:uiPriority="62"/>
-    <w:lsdException w:name="Medium Shading 1 Accent 6" w:uiPriority="63"/>
-    <w:lsdException w:name="Medium Shading 2 Accent 6" w:uiPriority="64"/>
-    <w:lsdException w:name="Medium List 1 Accent 6" w:uiPriority="65"/>
-    <w:lsdException w:name="Medium List 2 Accent 6" w:uiPriority="66"/>
-    <w:lsdException w:name="Medium Grid 1 Accent 6" w:uiPriority="67"/>
-    <w:lsdException w:name="Medium Grid 2 Accent 6" w:uiPriority="68"/>
-    <w:lsdException w:name="Medium Grid 3 Accent 6" w:uiPriority="69"/>
-    <w:lsdException w:name="Dark List Accent 6" w:uiPriority="70"/>
-    <w:lsdException w:name="Colorful Shading Accent 6" w:uiPriority="71"/>
-    <w:lsdException w:name="Colorful List Accent 6" w:uiPriority="72"/>
-    <w:lsdException w:name="Colorful Grid Accent 6" w:uiPriority="73"/>
-    <w:lsdException w:name="Subtle Emphasis" w:uiPriority="19" w:qFormat="1"/>
-    <w:lsdException w:name="Intense Emphasis" w:uiPriority="21" w:qFormat="1"/>
-    <w:lsdException w:name="Subtle Reference" w:uiPriority="31" w:qFormat="1"/>
-    <w:lsdException w:name="Intense Reference" w:uiPriority="32" w:qFormat="1"/>
-    <w:lsdException w:name="Book Title" w:uiPriority="33" w:qFormat="1"/>
-    <w:lsdException w:name="Bibliography" w:semiHidden="1" w:uiPriority="37" w:unhideWhenUsed="1"/>
-    <w:lsdException w:name="TOC Heading" w:semiHidden="1" w:uiPriority="39" w:unhideWhenUsed="1" w:qFormat="1"/>
+  <w:latentStyles w:count="260" w:defQFormat="0" w:defUnhideWhenUsed="1" w:defSemiHidden="1" w:defUIPriority="99" w:defLockedState="0">
+    <w:lsdException w:qFormat="1" w:unhideWhenUsed="0" w:uiPriority="0" w:semiHidden="0" w:name="Normal"/>
+    <w:lsdException w:qFormat="1" w:unhideWhenUsed="0" w:uiPriority="0" w:semiHidden="0" w:name="heading 1"/>
+    <w:lsdException w:qFormat="1" w:uiPriority="0" w:semiHidden="0" w:name="heading 2"/>
+    <w:lsdException w:qFormat="1" w:uiPriority="0" w:name="heading 3"/>
+    <w:lsdException w:qFormat="1" w:uiPriority="0" w:semiHidden="0" w:name="heading 4"/>
+    <w:lsdException w:qFormat="1" w:uiPriority="0" w:name="heading 5"/>
+    <w:lsdException w:qFormat="1" w:uiPriority="0" w:name="heading 6"/>
+    <w:lsdException w:qFormat="1" w:uiPriority="0" w:name="heading 7"/>
+    <w:lsdException w:qFormat="1" w:uiPriority="0" w:name="heading 8"/>
+    <w:lsdException w:qFormat="1" w:uiPriority="0" w:name="heading 9"/>
+    <w:lsdException w:unhideWhenUsed="0" w:uiPriority="0" w:semiHidden="0" w:name="index 1"/>
+    <w:lsdException w:unhideWhenUsed="0" w:uiPriority="0" w:semiHidden="0" w:name="index 2"/>
+    <w:lsdException w:unhideWhenUsed="0" w:uiPriority="0" w:semiHidden="0" w:name="index 3"/>
+    <w:lsdException w:unhideWhenUsed="0" w:uiPriority="0" w:semiHidden="0" w:name="index 4"/>
+    <w:lsdException w:unhideWhenUsed="0" w:uiPriority="0" w:semiHidden="0" w:name="index 5"/>
+    <w:lsdException w:unhideWhenUsed="0" w:uiPriority="0" w:semiHidden="0" w:name="index 6"/>
+    <w:lsdException w:unhideWhenUsed="0" w:uiPriority="0" w:semiHidden="0" w:name="index 7"/>
+    <w:lsdException w:unhideWhenUsed="0" w:uiPriority="0" w:semiHidden="0" w:name="index 8"/>
+    <w:lsdException w:unhideWhenUsed="0" w:uiPriority="0" w:semiHidden="0" w:name="index 9"/>
+    <w:lsdException w:qFormat="1" w:unhideWhenUsed="0" w:uiPriority="0" w:semiHidden="0" w:name="toc 1"/>
+    <w:lsdException w:qFormat="1" w:unhideWhenUsed="0" w:uiPriority="0" w:semiHidden="0" w:name="toc 2"/>
+    <w:lsdException w:qFormat="1" w:unhideWhenUsed="0" w:uiPriority="0" w:semiHidden="0" w:name="toc 3"/>
+    <w:lsdException w:unhideWhenUsed="0" w:uiPriority="0" w:semiHidden="0" w:name="toc 4"/>
+    <w:lsdException w:unhideWhenUsed="0" w:uiPriority="0" w:semiHidden="0" w:name="toc 5"/>
+    <w:lsdException w:unhideWhenUsed="0" w:uiPriority="0" w:semiHidden="0" w:name="toc 6"/>
+    <w:lsdException w:unhideWhenUsed="0" w:uiPriority="0" w:semiHidden="0" w:name="toc 7"/>
+    <w:lsdException w:unhideWhenUsed="0" w:uiPriority="0" w:semiHidden="0" w:name="toc 8"/>
+    <w:lsdException w:unhideWhenUsed="0" w:uiPriority="0" w:semiHidden="0" w:name="toc 9"/>
+    <w:lsdException w:unhideWhenUsed="0" w:uiPriority="0" w:semiHidden="0" w:name="Normal Indent"/>
+    <w:lsdException w:unhideWhenUsed="0" w:uiPriority="0" w:semiHidden="0" w:name="footnote text"/>
+    <w:lsdException w:qFormat="1" w:unhideWhenUsed="0" w:uiPriority="0" w:semiHidden="0" w:name="annotation text"/>
+    <w:lsdException w:qFormat="1" w:unhideWhenUsed="0" w:uiPriority="0" w:semiHidden="0" w:name="header"/>
+    <w:lsdException w:qFormat="1" w:unhideWhenUsed="0" w:uiPriority="0" w:semiHidden="0" w:name="footer"/>
+    <w:lsdException w:unhideWhenUsed="0" w:uiPriority="0" w:semiHidden="0" w:name="index heading"/>
+    <w:lsdException w:qFormat="1" w:uiPriority="0" w:name="caption"/>
+    <w:lsdException w:unhideWhenUsed="0" w:uiPriority="0" w:semiHidden="0" w:name="table of figures"/>
+    <w:lsdException w:unhideWhenUsed="0" w:uiPriority="0" w:semiHidden="0" w:name="envelope address"/>
+    <w:lsdException w:unhideWhenUsed="0" w:uiPriority="0" w:semiHidden="0" w:name="envelope return"/>
+    <w:lsdException w:unhideWhenUsed="0" w:uiPriority="0" w:semiHidden="0" w:name="footnote reference"/>
+    <w:lsdException w:unhideWhenUsed="0" w:uiPriority="0" w:semiHidden="0" w:name="annotation reference"/>
+    <w:lsdException w:unhideWhenUsed="0" w:uiPriority="0" w:semiHidden="0" w:name="line number"/>
+    <w:lsdException w:unhideWhenUsed="0" w:uiPriority="0" w:semiHidden="0" w:name="page number"/>
+    <w:lsdException w:unhideWhenUsed="0" w:uiPriority="0" w:semiHidden="0" w:name="endnote reference"/>
+    <w:lsdException w:unhideWhenUsed="0" w:uiPriority="0" w:semiHidden="0" w:name="endnote text"/>
+    <w:lsdException w:unhideWhenUsed="0" w:uiPriority="0" w:semiHidden="0" w:name="table of authorities"/>
+    <w:lsdException w:unhideWhenUsed="0" w:uiPriority="0" w:semiHidden="0" w:name="macro"/>
+    <w:lsdException w:unhideWhenUsed="0" w:uiPriority="0" w:semiHidden="0" w:name="toa heading"/>
+    <w:lsdException w:unhideWhenUsed="0" w:uiPriority="0" w:semiHidden="0" w:name="List"/>
+    <w:lsdException w:unhideWhenUsed="0" w:uiPriority="0" w:semiHidden="0" w:name="List Bullet"/>
+    <w:lsdException w:unhideWhenUsed="0" w:uiPriority="0" w:semiHidden="0" w:name="List Number"/>
+    <w:lsdException w:unhideWhenUsed="0" w:uiPriority="0" w:semiHidden="0" w:name="List 2"/>
+    <w:lsdException w:unhideWhenUsed="0" w:uiPriority="0" w:semiHidden="0" w:name="List 3"/>
+    <w:lsdException w:unhideWhenUsed="0" w:uiPriority="0" w:semiHidden="0" w:name="List 4"/>
+    <w:lsdException w:unhideWhenUsed="0" w:uiPriority="0" w:semiHidden="0" w:name="List 5"/>
+    <w:lsdException w:unhideWhenUsed="0" w:uiPriority="0" w:semiHidden="0" w:name="List Bullet 2"/>
+    <w:lsdException w:unhideWhenUsed="0" w:uiPriority="0" w:semiHidden="0" w:name="List Bullet 3"/>
+    <w:lsdException w:unhideWhenUsed="0" w:uiPriority="0" w:semiHidden="0" w:name="List Bullet 4"/>
+    <w:lsdException w:unhideWhenUsed="0" w:uiPriority="0" w:semiHidden="0" w:name="List Bullet 5"/>
+    <w:lsdException w:unhideWhenUsed="0" w:uiPriority="0" w:semiHidden="0" w:name="List Number 2"/>
+    <w:lsdException w:unhideWhenUsed="0" w:uiPriority="0" w:semiHidden="0" w:name="List Number 3"/>
+    <w:lsdException w:unhideWhenUsed="0" w:uiPriority="0" w:semiHidden="0" w:name="List Number 4"/>
+    <w:lsdException w:unhideWhenUsed="0" w:uiPriority="0" w:semiHidden="0" w:name="List Number 5"/>
+    <w:lsdException w:qFormat="1" w:unhideWhenUsed="0" w:uiPriority="0" w:semiHidden="0" w:name="Title"/>
+    <w:lsdException w:unhideWhenUsed="0" w:uiPriority="0" w:semiHidden="0" w:name="Closing"/>
+    <w:lsdException w:unhideWhenUsed="0" w:uiPriority="0" w:semiHidden="0" w:name="Signature"/>
+    <w:lsdException w:qFormat="1" w:uiPriority="1" w:name="Default Paragraph Font"/>
+    <w:lsdException w:qFormat="1" w:unhideWhenUsed="0" w:uiPriority="0" w:name="Body Text"/>
+    <w:lsdException w:unhideWhenUsed="0" w:uiPriority="0" w:semiHidden="0" w:name="Body Text Indent"/>
+    <w:lsdException w:unhideWhenUsed="0" w:uiPriority="0" w:semiHidden="0" w:name="List Continue"/>
+    <w:lsdException w:unhideWhenUsed="0" w:uiPriority="0" w:semiHidden="0" w:name="List Continue 2"/>
+    <w:lsdException w:unhideWhenUsed="0" w:uiPriority="0" w:semiHidden="0" w:name="List Continue 3"/>
+    <w:lsdException w:unhideWhenUsed="0" w:uiPriority="0" w:semiHidden="0" w:name="List Continue 4"/>
+    <w:lsdException w:unhideWhenUsed="0" w:uiPriority="0" w:semiHidden="0" w:name="List Continue 5"/>
+    <w:lsdException w:unhideWhenUsed="0" w:uiPriority="0" w:semiHidden="0" w:name="Message Header"/>
+    <w:lsdException w:qFormat="1" w:unhideWhenUsed="0" w:uiPriority="0" w:semiHidden="0" w:name="Subtitle"/>
+    <w:lsdException w:unhideWhenUsed="0" w:uiPriority="0" w:semiHidden="0" w:name="Salutation"/>
+    <w:lsdException w:unhideWhenUsed="0" w:uiPriority="0" w:semiHidden="0" w:name="Date"/>
+    <w:lsdException w:unhideWhenUsed="0" w:uiPriority="0" w:semiHidden="0" w:name="Body Text First Indent"/>
+    <w:lsdException w:unhideWhenUsed="0" w:uiPriority="0" w:semiHidden="0" w:name="Body Text First Indent 2"/>
+    <w:lsdException w:uiPriority="99" w:name="Note Heading"/>
+    <w:lsdException w:unhideWhenUsed="0" w:uiPriority="0" w:semiHidden="0" w:name="Body Text 2"/>
+    <w:lsdException w:unhideWhenUsed="0" w:uiPriority="0" w:semiHidden="0" w:name="Body Text 3"/>
+    <w:lsdException w:unhideWhenUsed="0" w:uiPriority="0" w:semiHidden="0" w:name="Body Text Indent 2"/>
+    <w:lsdException w:unhideWhenUsed="0" w:uiPriority="0" w:semiHidden="0" w:name="Body Text Indent 3"/>
+    <w:lsdException w:unhideWhenUsed="0" w:uiPriority="0" w:semiHidden="0" w:name="Block Text"/>
+    <w:lsdException w:unhideWhenUsed="0" w:uiPriority="0" w:semiHidden="0" w:name="Hyperlink"/>
+    <w:lsdException w:unhideWhenUsed="0" w:uiPriority="0" w:semiHidden="0" w:name="FollowedHyperlink"/>
+    <w:lsdException w:qFormat="1" w:unhideWhenUsed="0" w:uiPriority="0" w:semiHidden="0" w:name="Strong"/>
+    <w:lsdException w:qFormat="1" w:unhideWhenUsed="0" w:uiPriority="0" w:semiHidden="0" w:name="Emphasis"/>
+    <w:lsdException w:unhideWhenUsed="0" w:uiPriority="0" w:semiHidden="0" w:name="Document Map"/>
+    <w:lsdException w:unhideWhenUsed="0" w:uiPriority="0" w:semiHidden="0" w:name="Plain Text"/>
+    <w:lsdException w:unhideWhenUsed="0" w:uiPriority="0" w:semiHidden="0" w:name="E-mail Signature"/>
+    <w:lsdException w:qFormat="1" w:unhideWhenUsed="0" w:uiPriority="0" w:semiHidden="0" w:name="Normal (Web)"/>
+    <w:lsdException w:unhideWhenUsed="0" w:uiPriority="0" w:semiHidden="0" w:name="HTML Acronym"/>
+    <w:lsdException w:unhideWhenUsed="0" w:uiPriority="0" w:semiHidden="0" w:name="HTML Address"/>
+    <w:lsdException w:unhideWhenUsed="0" w:uiPriority="0" w:semiHidden="0" w:name="HTML Cite"/>
+    <w:lsdException w:unhideWhenUsed="0" w:uiPriority="0" w:semiHidden="0" w:name="HTML Code"/>
+    <w:lsdException w:unhideWhenUsed="0" w:uiPriority="0" w:semiHidden="0" w:name="HTML Definition"/>
+    <w:lsdException w:unhideWhenUsed="0" w:uiPriority="0" w:semiHidden="0" w:name="HTML Keyboard"/>
+    <w:lsdException w:unhideWhenUsed="0" w:uiPriority="0" w:semiHidden="0" w:name="HTML Preformatted"/>
+    <w:lsdException w:unhideWhenUsed="0" w:uiPriority="0" w:semiHidden="0" w:name="HTML Sample"/>
+    <w:lsdException w:unhideWhenUsed="0" w:uiPriority="0" w:semiHidden="0" w:name="HTML Typewriter"/>
+    <w:lsdException w:unhideWhenUsed="0" w:uiPriority="0" w:semiHidden="0" w:name="HTML Variable"/>
+    <w:lsdException w:qFormat="1" w:uiPriority="99" w:name="Normal Table"/>
+    <w:lsdException w:unhideWhenUsed="0" w:uiPriority="0" w:semiHidden="0" w:name="annotation subject"/>
+    <w:lsdException w:unhideWhenUsed="0" w:uiPriority="0" w:semiHidden="0" w:name="Table Simple 1"/>
+    <w:lsdException w:unhideWhenUsed="0" w:uiPriority="0" w:semiHidden="0" w:name="Table Simple 2"/>
+    <w:lsdException w:unhideWhenUsed="0" w:uiPriority="0" w:semiHidden="0" w:name="Table Simple 3"/>
+    <w:lsdException w:unhideWhenUsed="0" w:uiPriority="0" w:semiHidden="0" w:name="Table Classic 1"/>
+    <w:lsdException w:unhideWhenUsed="0" w:uiPriority="0" w:semiHidden="0" w:name="Table Classic 2"/>
+    <w:lsdException w:unhideWhenUsed="0" w:uiPriority="0" w:semiHidden="0" w:name="Table Classic 3"/>
+    <w:lsdException w:unhideWhenUsed="0" w:uiPriority="0" w:semiHidden="0" w:name="Table Classic 4"/>
+    <w:lsdException w:unhideWhenUsed="0" w:uiPriority="0" w:semiHidden="0" w:name="Table Colorful 1"/>
+    <w:lsdException w:unhideWhenUsed="0" w:uiPriority="0" w:semiHidden="0" w:name="Table Colorful 2"/>
+    <w:lsdException w:unhideWhenUsed="0" w:uiPriority="0" w:semiHidden="0" w:name="Table Colorful 3"/>
+    <w:lsdException w:unhideWhenUsed="0" w:uiPriority="0" w:semiHidden="0" w:name="Table Columns 1"/>
+    <w:lsdException w:unhideWhenUsed="0" w:uiPriority="0" w:semiHidden="0" w:name="Table Columns 2"/>
+    <w:lsdException w:unhideWhenUsed="0" w:uiPriority="0" w:semiHidden="0" w:name="Table Columns 3"/>
+    <w:lsdException w:unhideWhenUsed="0" w:uiPriority="0" w:semiHidden="0" w:name="Table Columns 4"/>
+    <w:lsdException w:unhideWhenUsed="0" w:uiPriority="0" w:semiHidden="0" w:name="Table Columns 5"/>
+    <w:lsdException w:unhideWhenUsed="0" w:uiPriority="0" w:semiHidden="0" w:name="Table Grid 1"/>
+    <w:lsdException w:unhideWhenUsed="0" w:uiPriority="0" w:semiHidden="0" w:name="Table Grid 2"/>
+    <w:lsdException w:unhideWhenUsed="0" w:uiPriority="0" w:semiHidden="0" w:name="Table Grid 3"/>
+    <w:lsdException w:unhideWhenUsed="0" w:uiPriority="0" w:semiHidden="0" w:name="Table Grid 4"/>
+    <w:lsdException w:unhideWhenUsed="0" w:uiPriority="0" w:semiHidden="0" w:name="Table Grid 5"/>
+    <w:lsdException w:unhideWhenUsed="0" w:uiPriority="0" w:semiHidden="0" w:name="Table Grid 6"/>
+    <w:lsdException w:unhideWhenUsed="0" w:uiPriority="0" w:semiHidden="0" w:name="Table Grid 7"/>
+    <w:lsdException w:unhideWhenUsed="0" w:uiPriority="0" w:semiHidden="0" w:name="Table Grid 8"/>
+    <w:lsdException w:unhideWhenUsed="0" w:uiPriority="0" w:semiHidden="0" w:name="Table List 1"/>
+    <w:lsdException w:unhideWhenUsed="0" w:uiPriority="0" w:semiHidden="0" w:name="Table List 2"/>
+    <w:lsdException w:unhideWhenUsed="0" w:uiPriority="0" w:semiHidden="0" w:name="Table List 3"/>
+    <w:lsdException w:unhideWhenUsed="0" w:uiPriority="0" w:semiHidden="0" w:name="Table List 4"/>
+    <w:lsdException w:unhideWhenUsed="0" w:uiPriority="0" w:semiHidden="0" w:name="Table List 5"/>
+    <w:lsdException w:unhideWhenUsed="0" w:uiPriority="0" w:semiHidden="0" w:name="Table List 6"/>
+    <w:lsdException w:unhideWhenUsed="0" w:uiPriority="0" w:semiHidden="0" w:name="Table List 7"/>
+    <w:lsdException w:unhideWhenUsed="0" w:uiPriority="0" w:semiHidden="0" w:name="Table List 8"/>
+    <w:lsdException w:unhideWhenUsed="0" w:uiPriority="0" w:semiHidden="0" w:name="Table 3D effects 1"/>
+    <w:lsdException w:unhideWhenUsed="0" w:uiPriority="0" w:semiHidden="0" w:name="Table 3D effects 2"/>
+    <w:lsdException w:unhideWhenUsed="0" w:uiPriority="0" w:semiHidden="0" w:name="Table 3D effects 3"/>
+    <w:lsdException w:unhideWhenUsed="0" w:uiPriority="0" w:semiHidden="0" w:name="Table Contemporary"/>
+    <w:lsdException w:unhideWhenUsed="0" w:uiPriority="0" w:semiHidden="0" w:name="Table Elegant"/>
+    <w:lsdException w:unhideWhenUsed="0" w:uiPriority="0" w:semiHidden="0" w:name="Table Professional"/>
+    <w:lsdException w:unhideWhenUsed="0" w:uiPriority="0" w:semiHidden="0" w:name="Table Subtle 1"/>
+    <w:lsdException w:unhideWhenUsed="0" w:uiPriority="0" w:semiHidden="0" w:name="Table Subtle 2"/>
+    <w:lsdException w:unhideWhenUsed="0" w:uiPriority="0" w:semiHidden="0" w:name="Table Web 1"/>
+    <w:lsdException w:unhideWhenUsed="0" w:uiPriority="0" w:semiHidden="0" w:name="Table Web 2"/>
+    <w:lsdException w:unhideWhenUsed="0" w:uiPriority="0" w:semiHidden="0" w:name="Table Web 3"/>
+    <w:lsdException w:qFormat="1" w:unhideWhenUsed="0" w:uiPriority="0" w:semiHidden="0" w:name="Balloon Text"/>
+    <w:lsdException w:qFormat="1" w:unhideWhenUsed="0" w:uiPriority="0" w:semiHidden="0" w:name="Table Grid"/>
+    <w:lsdException w:unhideWhenUsed="0" w:uiPriority="0" w:semiHidden="0" w:name="Table Theme"/>
+    <w:lsdException w:unhideWhenUsed="0" w:uiPriority="60" w:semiHidden="0" w:name="Light Shading"/>
+    <w:lsdException w:unhideWhenUsed="0" w:uiPriority="61" w:semiHidden="0" w:name="Light List"/>
+    <w:lsdException w:unhideWhenUsed="0" w:uiPriority="62" w:semiHidden="0" w:name="Light Grid"/>
+    <w:lsdException w:unhideWhenUsed="0" w:uiPriority="63" w:semiHidden="0" w:name="Medium Shading 1"/>
+    <w:lsdException w:unhideWhenUsed="0" w:uiPriority="64" w:semiHidden="0" w:name="Medium Shading 2"/>
+    <w:lsdException w:unhideWhenUsed="0" w:uiPriority="65" w:semiHidden="0" w:name="Medium List 1"/>
+    <w:lsdException w:unhideWhenUsed="0" w:uiPriority="66" w:semiHidden="0" w:name="Medium List 2"/>
+    <w:lsdException w:unhideWhenUsed="0" w:uiPriority="67" w:semiHidden="0" w:name="Medium Grid 1"/>
+    <w:lsdException w:unhideWhenUsed="0" w:uiPriority="68" w:semiHidden="0" w:name="Medium Grid 2"/>
+    <w:lsdException w:unhideWhenUsed="0" w:uiPriority="69" w:semiHidden="0" w:name="Medium Grid 3"/>
+    <w:lsdException w:unhideWhenUsed="0" w:uiPriority="70" w:semiHidden="0" w:name="Dark List"/>
+    <w:lsdException w:unhideWhenUsed="0" w:uiPriority="71" w:semiHidden="0" w:name="Colorful Shading"/>
+    <w:lsdException w:unhideWhenUsed="0" w:uiPriority="72" w:semiHidden="0" w:name="Colorful List"/>
+    <w:lsdException w:unhideWhenUsed="0" w:uiPriority="73" w:semiHidden="0" w:name="Colorful Grid"/>
+    <w:lsdException w:unhideWhenUsed="0" w:uiPriority="60" w:semiHidden="0" w:name="Light Shading Accent 1"/>
+    <w:lsdException w:unhideWhenUsed="0" w:uiPriority="61" w:semiHidden="0" w:name="Light List Accent 1"/>
+    <w:lsdException w:unhideWhenUsed="0" w:uiPriority="62" w:semiHidden="0" w:name="Light Grid Accent 1"/>
+    <w:lsdException w:unhideWhenUsed="0" w:uiPriority="63" w:semiHidden="0" w:name="Medium Shading 1 Accent 1"/>
+    <w:lsdException w:unhideWhenUsed="0" w:uiPriority="64" w:semiHidden="0" w:name="Medium Shading 2 Accent 1"/>
+    <w:lsdException w:unhideWhenUsed="0" w:uiPriority="65" w:semiHidden="0" w:name="Medium List 1 Accent 1"/>
+    <w:lsdException w:unhideWhenUsed="0" w:uiPriority="66" w:semiHidden="0" w:name="Medium List 2 Accent 1"/>
+    <w:lsdException w:unhideWhenUsed="0" w:uiPriority="67" w:semiHidden="0" w:name="Medium Grid 1 Accent 1"/>
+    <w:lsdException w:unhideWhenUsed="0" w:uiPriority="68" w:semiHidden="0" w:name="Medium Grid 2 Accent 1"/>
+    <w:lsdException w:unhideWhenUsed="0" w:uiPriority="69" w:semiHidden="0" w:name="Medium Grid 3 Accent 1"/>
+    <w:lsdException w:unhideWhenUsed="0" w:uiPriority="70" w:semiHidden="0" w:name="Dark List Accent 1"/>
+    <w:lsdException w:unhideWhenUsed="0" w:uiPriority="71" w:semiHidden="0" w:name="Colorful Shading Accent 1"/>
+    <w:lsdException w:unhideWhenUsed="0" w:uiPriority="72" w:semiHidden="0" w:name="Colorful List Accent 1"/>
+    <w:lsdException w:unhideWhenUsed="0" w:uiPriority="73" w:semiHidden="0" w:name="Colorful Grid Accent 1"/>
+    <w:lsdException w:unhideWhenUsed="0" w:uiPriority="60" w:semiHidden="0" w:name="Light Shading Accent 2"/>
+    <w:lsdException w:unhideWhenUsed="0" w:uiPriority="61" w:semiHidden="0" w:name="Light List Accent 2"/>
+    <w:lsdException w:unhideWhenUsed="0" w:uiPriority="62" w:semiHidden="0" w:name="Light Grid Accent 2"/>
+    <w:lsdException w:unhideWhenUsed="0" w:uiPriority="63" w:semiHidden="0" w:name="Medium Shading 1 Accent 2"/>
+    <w:lsdException w:unhideWhenUsed="0" w:uiPriority="64" w:semiHidden="0" w:name="Medium Shading 2 Accent 2"/>
+    <w:lsdException w:unhideWhenUsed="0" w:uiPriority="65" w:semiHidden="0" w:name="Medium List 1 Accent 2"/>
+    <w:lsdException w:unhideWhenUsed="0" w:uiPriority="66" w:semiHidden="0" w:name="Medium List 2 Accent 2"/>
+    <w:lsdException w:unhideWhenUsed="0" w:uiPriority="67" w:semiHidden="0" w:name="Medium Grid 1 Accent 2"/>
+    <w:lsdException w:unhideWhenUsed="0" w:uiPriority="68" w:semiHidden="0" w:name="Medium Grid 2 Accent 2"/>
+    <w:lsdException w:unhideWhenUsed="0" w:uiPriority="69" w:semiHidden="0" w:name="Medium Grid 3 Accent 2"/>
+    <w:lsdException w:unhideWhenUsed="0" w:uiPriority="70" w:semiHidden="0" w:name="Dark List Accent 2"/>
+    <w:lsdException w:unhideWhenUsed="0" w:uiPriority="71" w:semiHidden="0" w:name="Colorful Shading Accent 2"/>
+    <w:lsdException w:unhideWhenUsed="0" w:uiPriority="72" w:semiHidden="0" w:name="Colorful List Accent 2"/>
+    <w:lsdException w:unhideWhenUsed="0" w:uiPriority="73" w:semiHidden="0" w:name="Colorful Grid Accent 2"/>
+    <w:lsdException w:unhideWhenUsed="0" w:uiPriority="60" w:semiHidden="0" w:name="Light Shading Accent 3"/>
+    <w:lsdException w:unhideWhenUsed="0" w:uiPriority="61" w:semiHidden="0" w:name="Light List Accent 3"/>
+    <w:lsdException w:unhideWhenUsed="0" w:uiPriority="62" w:semiHidden="0" w:name="Light Grid Accent 3"/>
+    <w:lsdException w:unhideWhenUsed="0" w:uiPriority="63" w:semiHidden="0" w:name="Medium Shading 1 Accent 3"/>
+    <w:lsdException w:unhideWhenUsed="0" w:uiPriority="64" w:semiHidden="0" w:name="Medium Shading 2 Accent 3"/>
+    <w:lsdException w:unhideWhenUsed="0" w:uiPriority="65" w:semiHidden="0" w:name="Medium List 1 Accent 3"/>
+    <w:lsdException w:unhideWhenUsed="0" w:uiPriority="66" w:semiHidden="0" w:name="Medium List 2 Accent 3"/>
+    <w:lsdException w:unhideWhenUsed="0" w:uiPriority="67" w:semiHidden="0" w:name="Medium Grid 1 Accent 3"/>
+    <w:lsdException w:unhideWhenUsed="0" w:uiPriority="68" w:semiHidden="0" w:name="Medium Grid 2 Accent 3"/>
+    <w:lsdException w:unhideWhenUsed="0" w:uiPriority="69" w:semiHidden="0" w:name="Medium Grid 3 Accent 3"/>
+    <w:lsdException w:unhideWhenUsed="0" w:uiPriority="70" w:semiHidden="0" w:name="Dark List Accent 3"/>
+    <w:lsdException w:unhideWhenUsed="0" w:uiPriority="71" w:semiHidden="0" w:name="Colorful Shading Accent 3"/>
+    <w:lsdException w:unhideWhenUsed="0" w:uiPriority="72" w:semiHidden="0" w:name="Colorful List Accent 3"/>
+    <w:lsdException w:unhideWhenUsed="0" w:uiPriority="73" w:semiHidden="0" w:name="Colorful Grid Accent 3"/>
+    <w:lsdException w:unhideWhenUsed="0" w:uiPriority="60" w:semiHidden="0" w:name="Light Shading Accent 4"/>
+    <w:lsdException w:unhideWhenUsed="0" w:uiPriority="61" w:semiHidden="0" w:name="Light List Accent 4"/>
+    <w:lsdException w:unhideWhenUsed="0" w:uiPriority="62" w:semiHidden="0" w:name="Light Grid Accent 4"/>
+    <w:lsdException w:unhideWhenUsed="0" w:uiPriority="63" w:semiHidden="0" w:name="Medium Shading 1 Accent 4"/>
+    <w:lsdException w:unhideWhenUsed="0" w:uiPriority="64" w:semiHidden="0" w:name="Medium Shading 2 Accent 4"/>
+    <w:lsdException w:unhideWhenUsed="0" w:uiPriority="65" w:semiHidden="0" w:name="Medium List 1 Accent 4"/>
+    <w:lsdException w:unhideWhenUsed="0" w:uiPriority="66" w:semiHidden="0" w:name="Medium List 2 Accent 4"/>
+    <w:lsdException w:unhideWhenUsed="0" w:uiPriority="67" w:semiHidden="0" w:name="Medium Grid 1 Accent 4"/>
+    <w:lsdException w:unhideWhenUsed="0" w:uiPriority="68" w:semiHidden="0" w:name="Medium Grid 2 Accent 4"/>
+    <w:lsdException w:unhideWhenUsed="0" w:uiPriority="69" w:semiHidden="0" w:name="Medium Grid 3 Accent 4"/>
+    <w:lsdException w:unhideWhenUsed="0" w:uiPriority="70" w:semiHidden="0" w:name="Dark List Accent 4"/>
+    <w:lsdException w:unhideWhenUsed="0" w:uiPriority="71" w:semiHidden="0" w:name="Colorful Shading Accent 4"/>
+    <w:lsdException w:unhideWhenUsed="0" w:uiPriority="72" w:semiHidden="0" w:name="Colorful List Accent 4"/>
+    <w:lsdException w:unhideWhenUsed="0" w:uiPriority="73" w:semiHidden="0" w:name="Colorful Grid Accent 4"/>
+    <w:lsdException w:unhideWhenUsed="0" w:uiPriority="60" w:semiHidden="0" w:name="Light Shading Accent 5"/>
+    <w:lsdException w:unhideWhenUsed="0" w:uiPriority="61" w:semiHidden="0" w:name="Light List Accent 5"/>
+    <w:lsdException w:unhideWhenUsed="0" w:uiPriority="62" w:semiHidden="0" w:name="Light Grid Accent 5"/>
+    <w:lsdException w:unhideWhenUsed="0" w:uiPriority="63" w:semiHidden="0" w:name="Medium Shading 1 Accent 5"/>
+    <w:lsdException w:unhideWhenUsed="0" w:uiPriority="64" w:semiHidden="0" w:name="Medium Shading 2 Accent 5"/>
+    <w:lsdException w:unhideWhenUsed="0" w:uiPriority="65" w:semiHidden="0" w:name="Medium List 1 Accent 5"/>
+    <w:lsdException w:unhideWhenUsed="0" w:uiPriority="66" w:semiHidden="0" w:name="Medium List 2 Accent 5"/>
+    <w:lsdException w:unhideWhenUsed="0" w:uiPriority="67" w:semiHidden="0" w:name="Medium Grid 1 Accent 5"/>
+    <w:lsdException w:unhideWhenUsed="0" w:uiPriority="68" w:semiHidden="0" w:name="Medium Grid 2 Accent 5"/>
+    <w:lsdException w:unhideWhenUsed="0" w:uiPriority="69" w:semiHidden="0" w:name="Medium Grid 3 Accent 5"/>
+    <w:lsdException w:unhideWhenUsed="0" w:uiPriority="70" w:semiHidden="0" w:name="Dark List Accent 5"/>
+    <w:lsdException w:unhideWhenUsed="0" w:uiPriority="71" w:semiHidden="0" w:name="Colorful Shading Accent 5"/>
+    <w:lsdException w:unhideWhenUsed="0" w:uiPriority="72" w:semiHidden="0" w:name="Colorful List Accent 5"/>
+    <w:lsdException w:unhideWhenUsed="0" w:uiPriority="73" w:semiHidden="0" w:name="Colorful Grid Accent 5"/>
+    <w:lsdException w:unhideWhenUsed="0" w:uiPriority="60" w:semiHidden="0" w:name="Light Shading Accent 6"/>
+    <w:lsdException w:unhideWhenUsed="0" w:uiPriority="61" w:semiHidden="0" w:name="Light List Accent 6"/>
+    <w:lsdException w:unhideWhenUsed="0" w:uiPriority="62" w:semiHidden="0" w:name="Light Grid Accent 6"/>
+    <w:lsdException w:unhideWhenUsed="0" w:uiPriority="63" w:semiHidden="0" w:name="Medium Shading 1 Accent 6"/>
+    <w:lsdException w:unhideWhenUsed="0" w:uiPriority="64" w:semiHidden="0" w:name="Medium Shading 2 Accent 6"/>
+    <w:lsdException w:unhideWhenUsed="0" w:uiPriority="65" w:semiHidden="0" w:name="Medium List 1 Accent 6"/>
+    <w:lsdException w:unhideWhenUsed="0" w:uiPriority="66" w:semiHidden="0" w:name="Medium List 2 Accent 6"/>
+    <w:lsdException w:unhideWhenUsed="0" w:uiPriority="67" w:semiHidden="0" w:name="Medium Grid 1 Accent 6"/>
+    <w:lsdException w:unhideWhenUsed="0" w:uiPriority="68" w:semiHidden="0" w:name="Medium Grid 2 Accent 6"/>
+    <w:lsdException w:unhideWhenUsed="0" w:uiPriority="69" w:semiHidden="0" w:name="Medium Grid 3 Accent 6"/>
+    <w:lsdException w:unhideWhenUsed="0" w:uiPriority="70" w:semiHidden="0" w:name="Dark List Accent 6"/>
+    <w:lsdException w:unhideWhenUsed="0" w:uiPriority="71" w:semiHidden="0" w:name="Colorful Shading Accent 6"/>
+    <w:lsdException w:unhideWhenUsed="0" w:uiPriority="72" w:semiHidden="0" w:name="Colorful List Accent 6"/>
+    <w:lsdException w:unhideWhenUsed="0" w:uiPriority="73" w:semiHidden="0" w:name="Colorful Grid Accent 6"/>
   </w:latentStyles>
-  <w:style w:type="paragraph" w:default="1" w:styleId="a">
+  <w:style w:type="paragraph" w:default="1" w:styleId="1">
     <w:name w:val="Normal"/>
     <w:qFormat/>
-    <w:rsid w:val="00E17882"/>
+    <w:uiPriority w:val="0"/>
     <w:pPr>
       <w:kinsoku w:val="0"/>
       <w:autoSpaceDE w:val="0"/>
@@ -2431,24 +2402,25 @@
       <w:textAlignment w:val="baseline"/>
     </w:pPr>
     <w:rPr>
-      <w:rFonts w:eastAsia="宋体"/>
+      <w:rFonts w:ascii="Arial" w:hAnsi="Arial" w:eastAsia="宋体" w:cs="Arial"/>
       <w:snapToGrid w:val="0"/>
       <w:color w:val="000000"/>
       <w:sz w:val="21"/>
       <w:szCs w:val="21"/>
-      <w:lang w:eastAsia="en-US"/>
+      <w:lang w:val="en-US" w:eastAsia="en-US" w:bidi="ar-SA"/>
     </w:rPr>
   </w:style>
-  <w:style w:type="paragraph" w:styleId="1">
+  <w:style w:type="paragraph" w:styleId="2">
     <w:name w:val="heading 1"/>
-    <w:basedOn w:val="a"/>
-    <w:next w:val="a"/>
-    <w:qFormat/>
-    <w:rsid w:val="00E17882"/>
+    <w:basedOn w:val="1"/>
+    <w:next w:val="1"/>
+    <w:qFormat/>
+    <w:uiPriority w:val="0"/>
     <w:pPr>
       <w:keepNext/>
       <w:keepLines/>
       <w:numPr>
+        <w:ilvl w:val="0"/>
         <w:numId w:val="1"/>
       </w:numPr>
       <w:spacing w:line="576" w:lineRule="auto"/>
@@ -2460,13 +2432,13 @@
       <w:sz w:val="44"/>
     </w:rPr>
   </w:style>
-  <w:style w:type="paragraph" w:styleId="2">
+  <w:style w:type="paragraph" w:styleId="3">
     <w:name w:val="heading 2"/>
-    <w:basedOn w:val="a"/>
-    <w:next w:val="a"/>
+    <w:basedOn w:val="1"/>
+    <w:next w:val="1"/>
     <w:unhideWhenUsed/>
     <w:qFormat/>
-    <w:rsid w:val="00E17882"/>
+    <w:uiPriority w:val="0"/>
     <w:pPr>
       <w:keepNext/>
       <w:keepLines/>
@@ -2483,14 +2455,14 @@
       <w:sz w:val="32"/>
     </w:rPr>
   </w:style>
-  <w:style w:type="paragraph" w:styleId="3">
+  <w:style w:type="paragraph" w:styleId="4">
     <w:name w:val="heading 3"/>
-    <w:basedOn w:val="a"/>
-    <w:next w:val="a"/>
+    <w:basedOn w:val="1"/>
+    <w:next w:val="1"/>
     <w:semiHidden/>
     <w:unhideWhenUsed/>
     <w:qFormat/>
-    <w:rsid w:val="00E17882"/>
+    <w:uiPriority w:val="0"/>
     <w:pPr>
       <w:keepNext/>
       <w:keepLines/>
@@ -2506,13 +2478,13 @@
       <w:sz w:val="32"/>
     </w:rPr>
   </w:style>
-  <w:style w:type="paragraph" w:styleId="4">
+  <w:style w:type="paragraph" w:styleId="5">
     <w:name w:val="heading 4"/>
-    <w:basedOn w:val="a"/>
-    <w:next w:val="a"/>
+    <w:basedOn w:val="1"/>
+    <w:next w:val="1"/>
     <w:unhideWhenUsed/>
     <w:qFormat/>
-    <w:rsid w:val="00E17882"/>
+    <w:uiPriority w:val="0"/>
     <w:pPr>
       <w:keepNext/>
       <w:keepLines/>
@@ -2529,14 +2501,14 @@
       <w:sz w:val="28"/>
     </w:rPr>
   </w:style>
-  <w:style w:type="paragraph" w:styleId="5">
+  <w:style w:type="paragraph" w:styleId="6">
     <w:name w:val="heading 5"/>
-    <w:basedOn w:val="a"/>
-    <w:next w:val="a"/>
+    <w:basedOn w:val="1"/>
+    <w:next w:val="1"/>
     <w:semiHidden/>
     <w:unhideWhenUsed/>
     <w:qFormat/>
-    <w:rsid w:val="00E17882"/>
+    <w:uiPriority w:val="0"/>
     <w:pPr>
       <w:keepNext/>
       <w:keepLines/>
@@ -2552,14 +2524,14 @@
       <w:sz w:val="28"/>
     </w:rPr>
   </w:style>
-  <w:style w:type="paragraph" w:styleId="6">
+  <w:style w:type="paragraph" w:styleId="7">
     <w:name w:val="heading 6"/>
-    <w:basedOn w:val="a"/>
-    <w:next w:val="a"/>
+    <w:basedOn w:val="1"/>
+    <w:next w:val="1"/>
     <w:semiHidden/>
     <w:unhideWhenUsed/>
     <w:qFormat/>
-    <w:rsid w:val="00E17882"/>
+    <w:uiPriority w:val="0"/>
     <w:pPr>
       <w:keepNext/>
       <w:keepLines/>
@@ -2576,14 +2548,14 @@
       <w:sz w:val="24"/>
     </w:rPr>
   </w:style>
-  <w:style w:type="paragraph" w:styleId="7">
+  <w:style w:type="paragraph" w:styleId="8">
     <w:name w:val="heading 7"/>
-    <w:basedOn w:val="a"/>
-    <w:next w:val="a"/>
+    <w:basedOn w:val="1"/>
+    <w:next w:val="1"/>
     <w:semiHidden/>
     <w:unhideWhenUsed/>
     <w:qFormat/>
-    <w:rsid w:val="00E17882"/>
+    <w:uiPriority w:val="0"/>
     <w:pPr>
       <w:keepNext/>
       <w:keepLines/>
@@ -2599,14 +2571,14 @@
       <w:sz w:val="24"/>
     </w:rPr>
   </w:style>
-  <w:style w:type="paragraph" w:styleId="8">
+  <w:style w:type="paragraph" w:styleId="9">
     <w:name w:val="heading 8"/>
-    <w:basedOn w:val="a"/>
-    <w:next w:val="a"/>
+    <w:basedOn w:val="1"/>
+    <w:next w:val="1"/>
     <w:semiHidden/>
     <w:unhideWhenUsed/>
     <w:qFormat/>
-    <w:rsid w:val="00E17882"/>
+    <w:uiPriority w:val="0"/>
     <w:pPr>
       <w:keepNext/>
       <w:keepLines/>
@@ -2622,14 +2594,14 @@
       <w:sz w:val="24"/>
     </w:rPr>
   </w:style>
-  <w:style w:type="paragraph" w:styleId="9">
+  <w:style w:type="paragraph" w:styleId="10">
     <w:name w:val="heading 9"/>
-    <w:basedOn w:val="a"/>
-    <w:next w:val="a"/>
+    <w:basedOn w:val="1"/>
+    <w:next w:val="1"/>
     <w:semiHidden/>
     <w:unhideWhenUsed/>
     <w:qFormat/>
-    <w:rsid w:val="00E17882"/>
+    <w:uiPriority w:val="0"/>
     <w:pPr>
       <w:keepNext/>
       <w:keepLines/>
@@ -2644,20 +2616,20 @@
       <w:rFonts w:eastAsia="黑体"/>
     </w:rPr>
   </w:style>
-  <w:style w:type="character" w:default="1" w:styleId="a0">
+  <w:style w:type="character" w:default="1" w:styleId="23">
     <w:name w:val="Default Paragraph Font"/>
-    <w:uiPriority w:val="1"/>
     <w:semiHidden/>
     <w:unhideWhenUsed/>
-  </w:style>
-  <w:style w:type="table" w:default="1" w:styleId="a1">
+    <w:qFormat/>
+    <w:uiPriority w:val="1"/>
+  </w:style>
+  <w:style w:type="table" w:default="1" w:styleId="21">
     <w:name w:val="Normal Table"/>
-    <w:uiPriority w:val="99"/>
     <w:semiHidden/>
     <w:unhideWhenUsed/>
     <w:qFormat/>
+    <w:uiPriority w:val="99"/>
     <w:tblPr>
-      <w:tblInd w:w="0" w:type="dxa"/>
       <w:tblCellMar>
         <w:top w:w="0" w:type="dxa"/>
         <w:left w:w="108" w:type="dxa"/>
@@ -2666,43 +2638,51 @@
       </w:tblCellMar>
     </w:tblPr>
   </w:style>
-  <w:style w:type="numbering" w:default="1" w:styleId="a2">
-    <w:name w:val="No List"/>
-    <w:uiPriority w:val="99"/>
+  <w:style w:type="paragraph" w:styleId="11">
+    <w:name w:val="annotation text"/>
+    <w:basedOn w:val="1"/>
+    <w:qFormat/>
+    <w:uiPriority w:val="0"/>
+  </w:style>
+  <w:style w:type="paragraph" w:styleId="12">
+    <w:name w:val="Body Text"/>
+    <w:basedOn w:val="1"/>
     <w:semiHidden/>
-    <w:unhideWhenUsed/>
-  </w:style>
-  <w:style w:type="paragraph" w:styleId="a3">
-    <w:name w:val="annotation text"/>
-    <w:basedOn w:val="a"/>
-    <w:qFormat/>
-    <w:rsid w:val="00E17882"/>
-  </w:style>
-  <w:style w:type="paragraph" w:styleId="a4">
-    <w:name w:val="Body Text"/>
-    <w:basedOn w:val="a"/>
-    <w:semiHidden/>
-    <w:qFormat/>
-    <w:rsid w:val="00E17882"/>
+    <w:qFormat/>
+    <w:uiPriority w:val="0"/>
     <w:rPr>
       <w:rFonts w:eastAsia="Arial"/>
     </w:rPr>
   </w:style>
-  <w:style w:type="paragraph" w:styleId="30">
+  <w:style w:type="paragraph" w:styleId="13">
     <w:name w:val="toc 3"/>
-    <w:basedOn w:val="a"/>
-    <w:next w:val="a"/>
-    <w:qFormat/>
-    <w:rsid w:val="00E17882"/>
+    <w:basedOn w:val="1"/>
+    <w:next w:val="1"/>
+    <w:qFormat/>
+    <w:uiPriority w:val="0"/>
     <w:pPr>
-      <w:ind w:leftChars="400" w:left="840"/>
+      <w:ind w:left="840" w:leftChars="400"/>
     </w:pPr>
   </w:style>
-  <w:style w:type="paragraph" w:styleId="a5">
+  <w:style w:type="paragraph" w:styleId="14">
+    <w:name w:val="Balloon Text"/>
+    <w:basedOn w:val="1"/>
+    <w:link w:val="44"/>
+    <w:qFormat/>
+    <w:uiPriority w:val="0"/>
+    <w:pPr>
+      <w:spacing w:line="240" w:lineRule="auto"/>
+    </w:pPr>
+    <w:rPr>
+      <w:sz w:val="18"/>
+      <w:szCs w:val="18"/>
+    </w:rPr>
+  </w:style>
+  <w:style w:type="paragraph" w:styleId="15">
     <w:name w:val="footer"/>
-    <w:basedOn w:val="a"/>
-    <w:qFormat/>
-    <w:rsid w:val="00E17882"/>
+    <w:basedOn w:val="1"/>
+    <w:qFormat/>
+    <w:uiPriority w:val="0"/>
     <w:pPr>
       <w:tabs>
         <w:tab w:val="center" w:pos="4153"/>
@@ -2713,17 +2693,17 @@
       <w:sz w:val="18"/>
     </w:rPr>
   </w:style>
-  <w:style w:type="paragraph" w:styleId="a6">
+  <w:style w:type="paragraph" w:styleId="16">
     <w:name w:val="header"/>
-    <w:basedOn w:val="a"/>
-    <w:qFormat/>
-    <w:rsid w:val="00E17882"/>
+    <w:basedOn w:val="1"/>
+    <w:qFormat/>
+    <w:uiPriority w:val="0"/>
     <w:pPr>
       <w:pBdr>
-        <w:top w:val="nil"/>
-        <w:left w:val="nil"/>
-        <w:bottom w:val="nil"/>
-        <w:right w:val="nil"/>
+        <w:top w:val="none" w:color="auto" w:sz="0" w:space="0"/>
+        <w:left w:val="none" w:color="auto" w:sz="0" w:space="0"/>
+        <w:bottom w:val="none" w:color="auto" w:sz="0" w:space="0"/>
+        <w:right w:val="none" w:color="auto" w:sz="0" w:space="0"/>
       </w:pBdr>
       <w:tabs>
         <w:tab w:val="center" w:pos="4153"/>
@@ -2736,41 +2716,41 @@
       <w:sz w:val="18"/>
     </w:rPr>
   </w:style>
-  <w:style w:type="paragraph" w:styleId="10">
+  <w:style w:type="paragraph" w:styleId="17">
     <w:name w:val="toc 1"/>
-    <w:basedOn w:val="a"/>
-    <w:next w:val="a"/>
-    <w:qFormat/>
-    <w:rsid w:val="00E17882"/>
+    <w:basedOn w:val="1"/>
+    <w:next w:val="1"/>
+    <w:qFormat/>
+    <w:uiPriority w:val="0"/>
     <w:rPr>
       <w:rFonts w:eastAsia="Microsoft JhengHei"/>
       <w:sz w:val="24"/>
     </w:rPr>
   </w:style>
-  <w:style w:type="paragraph" w:styleId="20">
+  <w:style w:type="paragraph" w:styleId="18">
     <w:name w:val="toc 2"/>
-    <w:basedOn w:val="a"/>
-    <w:next w:val="a"/>
-    <w:qFormat/>
-    <w:rsid w:val="00E17882"/>
+    <w:basedOn w:val="1"/>
+    <w:next w:val="1"/>
+    <w:qFormat/>
+    <w:uiPriority w:val="0"/>
     <w:pPr>
-      <w:ind w:leftChars="200" w:left="420"/>
+      <w:ind w:left="420" w:leftChars="200"/>
     </w:pPr>
   </w:style>
-  <w:style w:type="paragraph" w:styleId="a7">
+  <w:style w:type="paragraph" w:styleId="19">
     <w:name w:val="Normal (Web)"/>
-    <w:basedOn w:val="a"/>
-    <w:qFormat/>
-    <w:rsid w:val="00E17882"/>
+    <w:basedOn w:val="1"/>
+    <w:qFormat/>
+    <w:uiPriority w:val="0"/>
     <w:rPr>
       <w:sz w:val="24"/>
     </w:rPr>
   </w:style>
-  <w:style w:type="paragraph" w:styleId="a8">
+  <w:style w:type="paragraph" w:styleId="20">
     <w:name w:val="Title"/>
-    <w:basedOn w:val="a"/>
-    <w:qFormat/>
-    <w:rsid w:val="00E17882"/>
+    <w:basedOn w:val="1"/>
+    <w:qFormat/>
+    <w:uiPriority w:val="0"/>
     <w:pPr>
       <w:jc w:val="center"/>
       <w:outlineLvl w:val="0"/>
@@ -2780,24 +2760,23 @@
       <w:sz w:val="32"/>
     </w:rPr>
   </w:style>
-  <w:style w:type="table" w:styleId="a9">
+  <w:style w:type="table" w:styleId="22">
     <w:name w:val="Table Grid"/>
-    <w:basedOn w:val="a1"/>
-    <w:qFormat/>
-    <w:rsid w:val="00E17882"/>
+    <w:basedOn w:val="21"/>
+    <w:qFormat/>
+    <w:uiPriority w:val="0"/>
     <w:pPr>
       <w:widowControl w:val="0"/>
       <w:jc w:val="both"/>
     </w:pPr>
     <w:tblPr>
-      <w:tblInd w:w="0" w:type="dxa"/>
       <w:tblBorders>
-        <w:top w:val="single" w:sz="4" w:space="0" w:color="auto"/>
-        <w:left w:val="single" w:sz="4" w:space="0" w:color="auto"/>
-        <w:bottom w:val="single" w:sz="4" w:space="0" w:color="auto"/>
-        <w:right w:val="single" w:sz="4" w:space="0" w:color="auto"/>
-        <w:insideH w:val="single" w:sz="4" w:space="0" w:color="auto"/>
-        <w:insideV w:val="single" w:sz="4" w:space="0" w:color="auto"/>
+        <w:top w:val="single" w:color="auto" w:sz="4" w:space="0"/>
+        <w:left w:val="single" w:color="auto" w:sz="4" w:space="0"/>
+        <w:bottom w:val="single" w:color="auto" w:sz="4" w:space="0"/>
+        <w:right w:val="single" w:color="auto" w:sz="4" w:space="0"/>
+        <w:insideH w:val="single" w:color="auto" w:sz="4" w:space="0"/>
+        <w:insideV w:val="single" w:color="auto" w:sz="4" w:space="0"/>
       </w:tblBorders>
       <w:tblCellMar>
         <w:top w:w="0" w:type="dxa"/>
@@ -2807,21 +2786,21 @@
       </w:tblCellMar>
     </w:tblPr>
   </w:style>
-  <w:style w:type="character" w:styleId="aa">
+  <w:style w:type="character" w:styleId="24">
     <w:name w:val="Strong"/>
-    <w:basedOn w:val="a0"/>
-    <w:qFormat/>
-    <w:rsid w:val="00E17882"/>
+    <w:basedOn w:val="23"/>
+    <w:qFormat/>
+    <w:uiPriority w:val="0"/>
     <w:rPr>
       <w:b/>
     </w:rPr>
   </w:style>
-  <w:style w:type="table" w:customStyle="1" w:styleId="TableNormal0">
+  <w:style w:type="table" w:customStyle="1" w:styleId="25">
     <w:name w:val="Table Normal_0"/>
     <w:semiHidden/>
     <w:unhideWhenUsed/>
     <w:qFormat/>
-    <w:rsid w:val="00E17882"/>
+    <w:uiPriority w:val="0"/>
     <w:tblPr>
       <w:tblCellMar>
         <w:top w:w="0" w:type="dxa"/>
@@ -2831,23 +2810,23 @@
       </w:tblCellMar>
     </w:tblPr>
   </w:style>
-  <w:style w:type="paragraph" w:customStyle="1" w:styleId="TableText">
+  <w:style w:type="paragraph" w:customStyle="1" w:styleId="26">
     <w:name w:val="Table Text"/>
-    <w:basedOn w:val="a"/>
+    <w:basedOn w:val="1"/>
     <w:semiHidden/>
     <w:qFormat/>
-    <w:rsid w:val="00E17882"/>
+    <w:uiPriority w:val="0"/>
     <w:rPr>
       <w:rFonts w:ascii="宋体" w:hAnsi="宋体" w:cs="宋体"/>
     </w:rPr>
   </w:style>
-  <w:style w:type="paragraph" w:customStyle="1" w:styleId="11">
+  <w:style w:type="paragraph" w:customStyle="1" w:styleId="27">
     <w:name w:val="柴_标题1"/>
-    <w:basedOn w:val="1"/>
-    <w:next w:val="ab"/>
-    <w:link w:val="1Char"/>
-    <w:qFormat/>
-    <w:rsid w:val="00E17882"/>
+    <w:basedOn w:val="2"/>
+    <w:next w:val="28"/>
+    <w:link w:val="39"/>
+    <w:qFormat/>
+    <w:uiPriority w:val="0"/>
     <w:pPr>
       <w:spacing w:before="100" w:after="90" w:line="360" w:lineRule="auto"/>
     </w:pPr>
@@ -2855,14 +2834,14 @@
       <w:sz w:val="32"/>
     </w:rPr>
   </w:style>
-  <w:style w:type="paragraph" w:customStyle="1" w:styleId="ab">
+  <w:style w:type="paragraph" w:customStyle="1" w:styleId="28">
     <w:name w:val="柴_正文"/>
-    <w:basedOn w:val="a4"/>
-    <w:link w:val="Char"/>
-    <w:qFormat/>
-    <w:rsid w:val="00E17882"/>
+    <w:basedOn w:val="12"/>
+    <w:link w:val="43"/>
+    <w:qFormat/>
+    <w:uiPriority w:val="0"/>
     <w:pPr>
-      <w:ind w:firstLineChars="200" w:firstLine="470"/>
+      <w:ind w:firstLine="470" w:firstLineChars="200"/>
     </w:pPr>
     <w:rPr>
       <w:rFonts w:eastAsia="宋体"/>
@@ -2870,12 +2849,12 @@
       <w:lang w:eastAsia="zh-CN"/>
     </w:rPr>
   </w:style>
-  <w:style w:type="paragraph" w:customStyle="1" w:styleId="21">
+  <w:style w:type="paragraph" w:customStyle="1" w:styleId="29">
     <w:name w:val="柴_标题2"/>
-    <w:basedOn w:val="2"/>
-    <w:next w:val="ab"/>
-    <w:qFormat/>
-    <w:rsid w:val="00E17882"/>
+    <w:basedOn w:val="3"/>
+    <w:next w:val="28"/>
+    <w:qFormat/>
+    <w:uiPriority w:val="0"/>
     <w:pPr>
       <w:spacing w:line="360" w:lineRule="auto"/>
     </w:pPr>
@@ -2884,15 +2863,15 @@
       <w:sz w:val="28"/>
     </w:rPr>
   </w:style>
-  <w:style w:type="paragraph" w:customStyle="1" w:styleId="31">
+  <w:style w:type="paragraph" w:customStyle="1" w:styleId="30">
     <w:name w:val="柴_标题3"/>
-    <w:basedOn w:val="3"/>
-    <w:next w:val="ab"/>
-    <w:qFormat/>
-    <w:rsid w:val="00E17882"/>
+    <w:basedOn w:val="4"/>
+    <w:next w:val="28"/>
+    <w:qFormat/>
+    <w:uiPriority w:val="0"/>
     <w:pPr>
       <w:spacing w:line="360" w:lineRule="auto"/>
-      <w:ind w:left="0" w:firstLineChars="200" w:firstLine="472"/>
+      <w:ind w:left="0" w:firstLine="472" w:firstLineChars="200"/>
     </w:pPr>
     <w:rPr>
       <w:rFonts w:ascii="宋体" w:hAnsi="宋体" w:cs="宋体"/>
@@ -2901,12 +2880,12 @@
       <w:szCs w:val="24"/>
     </w:rPr>
   </w:style>
-  <w:style w:type="paragraph" w:customStyle="1" w:styleId="ac">
+  <w:style w:type="paragraph" w:customStyle="1" w:styleId="31">
     <w:name w:val="柴_目录"/>
-    <w:basedOn w:val="a"/>
-    <w:next w:val="a4"/>
-    <w:qFormat/>
-    <w:rsid w:val="00E17882"/>
+    <w:basedOn w:val="1"/>
+    <w:next w:val="12"/>
+    <w:qFormat/>
+    <w:uiPriority w:val="0"/>
     <w:pPr>
       <w:tabs>
         <w:tab w:val="right" w:leader="dot" w:pos="8442"/>
@@ -2917,83 +2896,86 @@
       <w:sz w:val="24"/>
     </w:rPr>
   </w:style>
-  <w:style w:type="paragraph" w:customStyle="1" w:styleId="ad">
+  <w:style w:type="paragraph" w:customStyle="1" w:styleId="32">
     <w:name w:val="柴_公司名"/>
-    <w:basedOn w:val="a8"/>
-    <w:qFormat/>
-    <w:rsid w:val="00E17882"/>
+    <w:basedOn w:val="20"/>
+    <w:qFormat/>
+    <w:uiPriority w:val="0"/>
     <w:pPr>
       <w:spacing w:afterLines="600"/>
     </w:pPr>
     <w:rPr>
-      <w:rFonts w:ascii="宋体" w:hAnsi="宋体" w:cs="宋体" w:hint="eastAsia"/>
+      <w:rFonts w:hint="eastAsia" w:ascii="宋体" w:hAnsi="宋体" w:cs="宋体"/>
       <w:bCs/>
       <w:spacing w:val="-6"/>
       <w:sz w:val="52"/>
       <w:szCs w:val="52"/>
     </w:rPr>
   </w:style>
-  <w:style w:type="paragraph" w:customStyle="1" w:styleId="ae">
+  <w:style w:type="paragraph" w:customStyle="1" w:styleId="33">
     <w:name w:val="柴_文档名"/>
-    <w:basedOn w:val="a8"/>
-    <w:qFormat/>
-    <w:rsid w:val="00E17882"/>
+    <w:basedOn w:val="20"/>
+    <w:qFormat/>
+    <w:uiPriority w:val="0"/>
     <w:pPr>
       <w:spacing w:afterLines="900"/>
     </w:pPr>
     <w:rPr>
-      <w:rFonts w:ascii="黑体" w:eastAsia="黑体" w:hAnsi="黑体" w:cs="黑体"/>
+      <w:rFonts w:ascii="黑体" w:hAnsi="黑体" w:eastAsia="黑体" w:cs="黑体"/>
       <w:bCs/>
       <w:spacing w:val="-7"/>
       <w:sz w:val="52"/>
       <w:szCs w:val="52"/>
     </w:rPr>
   </w:style>
-  <w:style w:type="paragraph" w:customStyle="1" w:styleId="WPSOffice1">
+  <w:style w:type="paragraph" w:customStyle="1" w:styleId="34">
     <w:name w:val="WPSOffice手动目录 1"/>
     <w:qFormat/>
-    <w:rsid w:val="00E17882"/>
+    <w:uiPriority w:val="0"/>
     <w:rPr>
-      <w:rFonts w:ascii="Times New Roman" w:eastAsia="宋体" w:hAnsi="Times New Roman" w:cs="Times New Roman"/>
+      <w:rFonts w:ascii="Times New Roman" w:hAnsi="Times New Roman" w:eastAsia="宋体" w:cs="Times New Roman"/>
+      <w:lang w:val="en-US" w:eastAsia="zh-CN" w:bidi="ar-SA"/>
     </w:rPr>
   </w:style>
-  <w:style w:type="paragraph" w:customStyle="1" w:styleId="WPSOffice2">
+  <w:style w:type="paragraph" w:customStyle="1" w:styleId="35">
     <w:name w:val="WPSOffice手动目录 2"/>
     <w:qFormat/>
-    <w:rsid w:val="00E17882"/>
+    <w:uiPriority w:val="0"/>
     <w:pPr>
-      <w:ind w:leftChars="200" w:left="200"/>
+      <w:ind w:left="200" w:leftChars="200"/>
     </w:pPr>
     <w:rPr>
-      <w:rFonts w:ascii="Times New Roman" w:eastAsia="宋体" w:hAnsi="Times New Roman" w:cs="Times New Roman"/>
+      <w:rFonts w:ascii="Times New Roman" w:hAnsi="Times New Roman" w:eastAsia="宋体" w:cs="Times New Roman"/>
+      <w:lang w:val="en-US" w:eastAsia="zh-CN" w:bidi="ar-SA"/>
     </w:rPr>
   </w:style>
-  <w:style w:type="paragraph" w:customStyle="1" w:styleId="WPSOffice3">
+  <w:style w:type="paragraph" w:customStyle="1" w:styleId="36">
     <w:name w:val="WPSOffice手动目录 3"/>
     <w:qFormat/>
-    <w:rsid w:val="00E17882"/>
+    <w:uiPriority w:val="0"/>
     <w:pPr>
-      <w:ind w:leftChars="400" w:left="400"/>
+      <w:ind w:left="400" w:leftChars="400"/>
     </w:pPr>
     <w:rPr>
-      <w:rFonts w:ascii="Times New Roman" w:eastAsia="宋体" w:hAnsi="Times New Roman" w:cs="Times New Roman"/>
+      <w:rFonts w:ascii="Times New Roman" w:hAnsi="Times New Roman" w:eastAsia="宋体" w:cs="Times New Roman"/>
+      <w:lang w:val="en-US" w:eastAsia="zh-CN" w:bidi="ar-SA"/>
     </w:rPr>
   </w:style>
-  <w:style w:type="paragraph" w:customStyle="1" w:styleId="Compact">
+  <w:style w:type="paragraph" w:customStyle="1" w:styleId="37">
     <w:name w:val="Compact"/>
-    <w:basedOn w:val="a4"/>
-    <w:qFormat/>
-    <w:rsid w:val="00E17882"/>
+    <w:basedOn w:val="12"/>
+    <w:qFormat/>
+    <w:uiPriority w:val="0"/>
     <w:pPr>
       <w:spacing w:before="36" w:after="36"/>
     </w:pPr>
   </w:style>
-  <w:style w:type="table" w:customStyle="1" w:styleId="Table">
+  <w:style w:type="table" w:customStyle="1" w:styleId="38">
     <w:name w:val="Table"/>
     <w:semiHidden/>
     <w:unhideWhenUsed/>
     <w:qFormat/>
-    <w:rsid w:val="00E17882"/>
+    <w:uiPriority w:val="0"/>
     <w:tblPr>
       <w:tblCellMar>
         <w:top w:w="0" w:type="dxa"/>
@@ -3003,31 +2985,30 @@
       </w:tblCellMar>
     </w:tblPr>
     <w:tblStylePr w:type="firstRow">
-      <w:tblPr/>
       <w:tcPr>
         <w:tcBorders>
-          <w:bottom w:val="single" w:sz="0" w:space="0" w:color="auto"/>
+          <w:bottom w:val="single" w:color="auto" w:sz="0" w:space="0"/>
         </w:tcBorders>
         <w:vAlign w:val="bottom"/>
       </w:tcPr>
     </w:tblStylePr>
   </w:style>
-  <w:style w:type="character" w:customStyle="1" w:styleId="1Char">
+  <w:style w:type="character" w:customStyle="1" w:styleId="39">
     <w:name w:val="柴_标题1 Char"/>
-    <w:link w:val="11"/>
-    <w:qFormat/>
-    <w:rsid w:val="00E17882"/>
+    <w:link w:val="27"/>
+    <w:qFormat/>
+    <w:uiPriority w:val="0"/>
     <w:rPr>
-      <w:rFonts w:ascii="Arial" w:eastAsia="宋体" w:hAnsi="Arial"/>
+      <w:rFonts w:ascii="Arial" w:hAnsi="Arial" w:eastAsia="宋体"/>
       <w:sz w:val="32"/>
     </w:rPr>
   </w:style>
-  <w:style w:type="table" w:customStyle="1" w:styleId="TableNormal1">
+  <w:style w:type="table" w:customStyle="1" w:styleId="40">
     <w:name w:val="Table Normal_1"/>
     <w:semiHidden/>
     <w:unhideWhenUsed/>
     <w:qFormat/>
-    <w:rsid w:val="00E17882"/>
+    <w:uiPriority w:val="0"/>
     <w:tblPr>
       <w:tblCellMar>
         <w:top w:w="0" w:type="dxa"/>
@@ -3037,63 +3018,51 @@
       </w:tblCellMar>
     </w:tblPr>
   </w:style>
-  <w:style w:type="paragraph" w:customStyle="1" w:styleId="af">
+  <w:style w:type="paragraph" w:customStyle="1" w:styleId="41">
     <w:name w:val="柴_正文_无缩进"/>
-    <w:basedOn w:val="a"/>
-    <w:qFormat/>
-    <w:rsid w:val="00E17882"/>
+    <w:basedOn w:val="1"/>
+    <w:qFormat/>
+    <w:uiPriority w:val="0"/>
     <w:rPr>
       <w:sz w:val="24"/>
       <w:lang w:eastAsia="zh-CN"/>
     </w:rPr>
   </w:style>
-  <w:style w:type="paragraph" w:customStyle="1" w:styleId="40">
+  <w:style w:type="paragraph" w:customStyle="1" w:styleId="42">
     <w:name w:val="柴_标题4"/>
-    <w:basedOn w:val="4"/>
-    <w:next w:val="a"/>
-    <w:qFormat/>
-    <w:rsid w:val="00E17882"/>
+    <w:basedOn w:val="5"/>
+    <w:next w:val="1"/>
+    <w:qFormat/>
+    <w:uiPriority w:val="0"/>
     <w:pPr>
       <w:widowControl w:val="0"/>
       <w:spacing w:before="160" w:line="360" w:lineRule="auto"/>
-      <w:ind w:leftChars="300" w:left="981" w:hanging="862"/>
+      <w:ind w:left="981" w:leftChars="300" w:hanging="862"/>
     </w:pPr>
     <w:rPr>
-      <w:rFonts w:ascii="Calibri" w:eastAsia="宋体" w:hAnsi="Calibri" w:cs="宋体" w:hint="eastAsia"/>
+      <w:rFonts w:hint="eastAsia" w:ascii="Calibri" w:hAnsi="Calibri" w:eastAsia="宋体" w:cs="宋体"/>
       <w:sz w:val="24"/>
       <w:szCs w:val="24"/>
       <w:lang w:eastAsia="zh-CN" w:bidi="zh-CN"/>
     </w:rPr>
   </w:style>
-  <w:style w:type="character" w:customStyle="1" w:styleId="Char">
+  <w:style w:type="character" w:customStyle="1" w:styleId="43">
     <w:name w:val="柴_正文 Char"/>
-    <w:link w:val="ab"/>
-    <w:qFormat/>
-    <w:rsid w:val="00E17882"/>
+    <w:link w:val="28"/>
+    <w:qFormat/>
+    <w:uiPriority w:val="0"/>
     <w:rPr>
-      <w:rFonts w:ascii="Arial" w:eastAsia="宋体" w:hAnsi="Arial"/>
+      <w:rFonts w:ascii="Arial" w:hAnsi="Arial" w:eastAsia="宋体"/>
       <w:sz w:val="24"/>
       <w:lang w:eastAsia="zh-CN"/>
     </w:rPr>
   </w:style>
-  <w:style w:type="paragraph" w:styleId="af0">
-    <w:name w:val="Balloon Text"/>
-    <w:basedOn w:val="a"/>
-    <w:link w:val="Char0"/>
-    <w:rsid w:val="0068797C"/>
-    <w:pPr>
-      <w:spacing w:line="240" w:lineRule="auto"/>
-    </w:pPr>
-    <w:rPr>
-      <w:sz w:val="18"/>
-      <w:szCs w:val="18"/>
-    </w:rPr>
-  </w:style>
-  <w:style w:type="character" w:customStyle="1" w:styleId="Char0">
+  <w:style w:type="character" w:customStyle="1" w:styleId="44">
     <w:name w:val="批注框文本 Char"/>
-    <w:basedOn w:val="a0"/>
-    <w:link w:val="af0"/>
-    <w:rsid w:val="0068797C"/>
+    <w:basedOn w:val="23"/>
+    <w:link w:val="14"/>
+    <w:qFormat/>
+    <w:uiPriority w:val="0"/>
     <w:rPr>
       <w:rFonts w:eastAsia="宋体"/>
       <w:snapToGrid w:val="0"/>
@@ -3387,7 +3356,6 @@
     </a:fmtScheme>
   </a:themeElements>
   <a:objectDefaults/>
-  <a:extraClrSchemeLst/>
 </a:theme>
 </file>
 
